--- a/AWS/26-8-3 Python and node deployment with RDS/4 Perform CRUD opertaion on database on RDS instance with API calls method using Python Backend.docx
+++ b/AWS/26-8-3 Python and node deployment with RDS/4 Perform CRUD opertaion on database on RDS instance with API calls method using Python Backend.docx
@@ -864,8 +864,19 @@
           <w:szCs w:val="18"/>
           <w:shd w:val="clear" w:color="auto" w:fill="FFFFFF"/>
         </w:rPr>
-        <w:t>pip install pymysql</w:t>
-      </w:r>
+        <w:t xml:space="preserve">pip install </w:t>
+      </w:r>
+      <w:proofErr w:type="spellStart"/>
+      <w:r>
+        <w:rPr>
+          <w:rFonts w:ascii="Courier New" w:hAnsi="Courier New" w:cs="Courier New"/>
+          <w:b/>
+          <w:szCs w:val="18"/>
+          <w:shd w:val="clear" w:color="auto" w:fill="FFFFFF"/>
+        </w:rPr>
+        <w:t>pymysql</w:t>
+      </w:r>
+      <w:proofErr w:type="spellEnd"/>
     </w:p>
     <w:p>
       <w:pPr>
@@ -980,6 +991,7 @@
         </w:rPr>
         <w:t xml:space="preserve"> and </w:t>
       </w:r>
+      <w:proofErr w:type="spellStart"/>
       <w:r>
         <w:rPr>
           <w:rFonts w:ascii="Courier New" w:hAnsi="Courier New" w:cs="Courier New"/>
@@ -987,8 +999,9 @@
           <w:szCs w:val="18"/>
           <w:shd w:val="clear" w:color="auto" w:fill="FFFFFF"/>
         </w:rPr>
-        <w:t>mysql-connector-python</w:t>
-      </w:r>
+        <w:t>mysql</w:t>
+      </w:r>
+      <w:proofErr w:type="spellEnd"/>
       <w:r>
         <w:rPr>
           <w:rFonts w:ascii="Courier New" w:hAnsi="Courier New" w:cs="Courier New"/>
@@ -996,7 +1009,7 @@
           <w:szCs w:val="18"/>
           <w:shd w:val="clear" w:color="auto" w:fill="FFFFFF"/>
         </w:rPr>
-        <w:t xml:space="preserve">(no required if we have </w:t>
+        <w:t>-connector-python</w:t>
       </w:r>
       <w:r>
         <w:rPr>
@@ -1005,7 +1018,7 @@
           <w:szCs w:val="18"/>
           <w:shd w:val="clear" w:color="auto" w:fill="FFFFFF"/>
         </w:rPr>
-        <w:t xml:space="preserve">installed </w:t>
+        <w:t xml:space="preserve">(no required if we have </w:t>
       </w:r>
       <w:r>
         <w:rPr>
@@ -1014,7 +1027,27 @@
           <w:szCs w:val="18"/>
           <w:shd w:val="clear" w:color="auto" w:fill="FFFFFF"/>
         </w:rPr>
-        <w:t>pymysql)</w:t>
+        <w:t xml:space="preserve">installed </w:t>
+      </w:r>
+      <w:proofErr w:type="spellStart"/>
+      <w:r>
+        <w:rPr>
+          <w:rFonts w:ascii="Courier New" w:hAnsi="Courier New" w:cs="Courier New"/>
+          <w:b/>
+          <w:szCs w:val="18"/>
+          <w:shd w:val="clear" w:color="auto" w:fill="FFFFFF"/>
+        </w:rPr>
+        <w:t>pymysql</w:t>
+      </w:r>
+      <w:proofErr w:type="spellEnd"/>
+      <w:r>
+        <w:rPr>
+          <w:rFonts w:ascii="Courier New" w:hAnsi="Courier New" w:cs="Courier New"/>
+          <w:b/>
+          <w:szCs w:val="18"/>
+          <w:shd w:val="clear" w:color="auto" w:fill="FFFFFF"/>
+        </w:rPr>
+        <w:t>)</w:t>
       </w:r>
     </w:p>
     <w:p>
@@ -1409,7 +1442,21 @@
         <w:rPr>
           <w:sz w:val="28"/>
         </w:rPr>
-        <w:t xml:space="preserve"> MySql Workbench.</w:t>
+        <w:t xml:space="preserve"> </w:t>
+      </w:r>
+      <w:proofErr w:type="spellStart"/>
+      <w:r>
+        <w:rPr>
+          <w:sz w:val="28"/>
+        </w:rPr>
+        <w:t>MySql</w:t>
+      </w:r>
+      <w:proofErr w:type="spellEnd"/>
+      <w:r>
+        <w:rPr>
+          <w:sz w:val="28"/>
+        </w:rPr>
+        <w:t xml:space="preserve"> Workbench.</w:t>
       </w:r>
     </w:p>
     <w:p>
@@ -1676,6 +1723,7 @@
           <w:szCs w:val="16"/>
         </w:rPr>
       </w:pPr>
+      <w:proofErr w:type="gramStart"/>
       <w:r>
         <w:rPr>
           <w:rFonts w:ascii="Consolas" w:eastAsia="Times New Roman" w:hAnsi="Consolas" w:cs="Times New Roman"/>
@@ -1685,6 +1733,7 @@
         </w:rPr>
         <w:t>from</w:t>
       </w:r>
+      <w:proofErr w:type="gramEnd"/>
       <w:r>
         <w:rPr>
           <w:rFonts w:ascii="Consolas" w:eastAsia="Times New Roman" w:hAnsi="Consolas" w:cs="Times New Roman"/>
@@ -1710,20 +1759,32 @@
           <w:sz w:val="16"/>
           <w:szCs w:val="16"/>
         </w:rPr>
-        <w:t xml:space="preserve"> Flask, request, jsonify</w:t>
-      </w:r>
-    </w:p>
-    <w:p>
-      <w:pPr>
-        <w:shd w:val="clear" w:color="auto" w:fill="121314"/>
-        <w:spacing w:after="0" w:line="219" w:lineRule="atLeast"/>
-        <w:rPr>
-          <w:rFonts w:ascii="Consolas" w:eastAsia="Times New Roman" w:hAnsi="Consolas" w:cs="Times New Roman"/>
-          <w:color w:val="BBBEBF"/>
-          <w:sz w:val="16"/>
-          <w:szCs w:val="16"/>
-        </w:rPr>
-      </w:pPr>
+        <w:t xml:space="preserve"> Flask, request, </w:t>
+      </w:r>
+      <w:proofErr w:type="spellStart"/>
+      <w:r>
+        <w:rPr>
+          <w:rFonts w:ascii="Consolas" w:eastAsia="Times New Roman" w:hAnsi="Consolas" w:cs="Times New Roman"/>
+          <w:color w:val="BBBEBF"/>
+          <w:sz w:val="16"/>
+          <w:szCs w:val="16"/>
+        </w:rPr>
+        <w:t>jsonify</w:t>
+      </w:r>
+      <w:proofErr w:type="spellEnd"/>
+    </w:p>
+    <w:p>
+      <w:pPr>
+        <w:shd w:val="clear" w:color="auto" w:fill="121314"/>
+        <w:spacing w:after="0" w:line="219" w:lineRule="atLeast"/>
+        <w:rPr>
+          <w:rFonts w:ascii="Consolas" w:eastAsia="Times New Roman" w:hAnsi="Consolas" w:cs="Times New Roman"/>
+          <w:color w:val="BBBEBF"/>
+          <w:sz w:val="16"/>
+          <w:szCs w:val="16"/>
+        </w:rPr>
+      </w:pPr>
+      <w:proofErr w:type="gramStart"/>
       <w:r>
         <w:rPr>
           <w:rFonts w:ascii="Consolas" w:eastAsia="Times New Roman" w:hAnsi="Consolas" w:cs="Times New Roman"/>
@@ -1733,14 +1794,35 @@
         </w:rPr>
         <w:t>from</w:t>
       </w:r>
-      <w:r>
-        <w:rPr>
-          <w:rFonts w:ascii="Consolas" w:eastAsia="Times New Roman" w:hAnsi="Consolas" w:cs="Times New Roman"/>
-          <w:color w:val="BBBEBF"/>
-          <w:sz w:val="16"/>
-          <w:szCs w:val="16"/>
-        </w:rPr>
-        <w:t xml:space="preserve"> flask_cors </w:t>
+      <w:proofErr w:type="gramEnd"/>
+      <w:r>
+        <w:rPr>
+          <w:rFonts w:ascii="Consolas" w:eastAsia="Times New Roman" w:hAnsi="Consolas" w:cs="Times New Roman"/>
+          <w:color w:val="BBBEBF"/>
+          <w:sz w:val="16"/>
+          <w:szCs w:val="16"/>
+        </w:rPr>
+        <w:t xml:space="preserve"> </w:t>
+      </w:r>
+      <w:proofErr w:type="spellStart"/>
+      <w:r>
+        <w:rPr>
+          <w:rFonts w:ascii="Consolas" w:eastAsia="Times New Roman" w:hAnsi="Consolas" w:cs="Times New Roman"/>
+          <w:color w:val="BBBEBF"/>
+          <w:sz w:val="16"/>
+          <w:szCs w:val="16"/>
+        </w:rPr>
+        <w:t>flask_cors</w:t>
+      </w:r>
+      <w:proofErr w:type="spellEnd"/>
+      <w:r>
+        <w:rPr>
+          <w:rFonts w:ascii="Consolas" w:eastAsia="Times New Roman" w:hAnsi="Consolas" w:cs="Times New Roman"/>
+          <w:color w:val="BBBEBF"/>
+          <w:sz w:val="16"/>
+          <w:szCs w:val="16"/>
+        </w:rPr>
+        <w:t xml:space="preserve"> </w:t>
       </w:r>
       <w:r>
         <w:rPr>
@@ -1781,6 +1863,7 @@
           <w:szCs w:val="16"/>
         </w:rPr>
       </w:pPr>
+      <w:proofErr w:type="gramStart"/>
       <w:r>
         <w:rPr>
           <w:rFonts w:ascii="Consolas" w:eastAsia="Times New Roman" w:hAnsi="Consolas" w:cs="Times New Roman"/>
@@ -1790,27 +1873,40 @@
         </w:rPr>
         <w:t>import</w:t>
       </w:r>
-      <w:r>
-        <w:rPr>
-          <w:rFonts w:ascii="Consolas" w:eastAsia="Times New Roman" w:hAnsi="Consolas" w:cs="Times New Roman"/>
-          <w:color w:val="BBBEBF"/>
-          <w:sz w:val="16"/>
-          <w:szCs w:val="16"/>
-        </w:rPr>
-        <w:t xml:space="preserve"> mysql.connector</w:t>
-      </w:r>
-    </w:p>
-    <w:p>
-      <w:pPr>
-        <w:shd w:val="clear" w:color="auto" w:fill="121314"/>
-        <w:spacing w:after="0" w:line="219" w:lineRule="atLeast"/>
-        <w:rPr>
-          <w:rFonts w:ascii="Consolas" w:eastAsia="Times New Roman" w:hAnsi="Consolas" w:cs="Times New Roman"/>
-          <w:color w:val="BBBEBF"/>
-          <w:sz w:val="16"/>
-          <w:szCs w:val="16"/>
-        </w:rPr>
-      </w:pPr>
+      <w:proofErr w:type="gramEnd"/>
+      <w:r>
+        <w:rPr>
+          <w:rFonts w:ascii="Consolas" w:eastAsia="Times New Roman" w:hAnsi="Consolas" w:cs="Times New Roman"/>
+          <w:color w:val="BBBEBF"/>
+          <w:sz w:val="16"/>
+          <w:szCs w:val="16"/>
+        </w:rPr>
+        <w:t xml:space="preserve"> </w:t>
+      </w:r>
+      <w:proofErr w:type="spellStart"/>
+      <w:r>
+        <w:rPr>
+          <w:rFonts w:ascii="Consolas" w:eastAsia="Times New Roman" w:hAnsi="Consolas" w:cs="Times New Roman"/>
+          <w:color w:val="BBBEBF"/>
+          <w:sz w:val="16"/>
+          <w:szCs w:val="16"/>
+        </w:rPr>
+        <w:t>mysql.connector</w:t>
+      </w:r>
+      <w:proofErr w:type="spellEnd"/>
+    </w:p>
+    <w:p>
+      <w:pPr>
+        <w:shd w:val="clear" w:color="auto" w:fill="121314"/>
+        <w:spacing w:after="0" w:line="219" w:lineRule="atLeast"/>
+        <w:rPr>
+          <w:rFonts w:ascii="Consolas" w:eastAsia="Times New Roman" w:hAnsi="Consolas" w:cs="Times New Roman"/>
+          <w:color w:val="BBBEBF"/>
+          <w:sz w:val="16"/>
+          <w:szCs w:val="16"/>
+        </w:rPr>
+      </w:pPr>
+      <w:proofErr w:type="gramStart"/>
       <w:r>
         <w:rPr>
           <w:rFonts w:ascii="Consolas" w:eastAsia="Times New Roman" w:hAnsi="Consolas" w:cs="Times New Roman"/>
@@ -1820,14 +1916,35 @@
         </w:rPr>
         <w:t>from</w:t>
       </w:r>
-      <w:r>
-        <w:rPr>
-          <w:rFonts w:ascii="Consolas" w:eastAsia="Times New Roman" w:hAnsi="Consolas" w:cs="Times New Roman"/>
-          <w:color w:val="BBBEBF"/>
-          <w:sz w:val="16"/>
-          <w:szCs w:val="16"/>
-        </w:rPr>
-        <w:t xml:space="preserve"> mysql.connector </w:t>
+      <w:proofErr w:type="gramEnd"/>
+      <w:r>
+        <w:rPr>
+          <w:rFonts w:ascii="Consolas" w:eastAsia="Times New Roman" w:hAnsi="Consolas" w:cs="Times New Roman"/>
+          <w:color w:val="BBBEBF"/>
+          <w:sz w:val="16"/>
+          <w:szCs w:val="16"/>
+        </w:rPr>
+        <w:t xml:space="preserve"> </w:t>
+      </w:r>
+      <w:proofErr w:type="spellStart"/>
+      <w:r>
+        <w:rPr>
+          <w:rFonts w:ascii="Consolas" w:eastAsia="Times New Roman" w:hAnsi="Consolas" w:cs="Times New Roman"/>
+          <w:color w:val="BBBEBF"/>
+          <w:sz w:val="16"/>
+          <w:szCs w:val="16"/>
+        </w:rPr>
+        <w:t>mysql.connector</w:t>
+      </w:r>
+      <w:proofErr w:type="spellEnd"/>
+      <w:r>
+        <w:rPr>
+          <w:rFonts w:ascii="Consolas" w:eastAsia="Times New Roman" w:hAnsi="Consolas" w:cs="Times New Roman"/>
+          <w:color w:val="BBBEBF"/>
+          <w:sz w:val="16"/>
+          <w:szCs w:val="16"/>
+        </w:rPr>
+        <w:t xml:space="preserve"> </w:t>
       </w:r>
       <w:r>
         <w:rPr>
@@ -1871,14 +1988,25 @@
           <w:szCs w:val="16"/>
         </w:rPr>
       </w:pPr>
-      <w:r>
-        <w:rPr>
-          <w:rFonts w:ascii="Consolas" w:eastAsia="Times New Roman" w:hAnsi="Consolas" w:cs="Times New Roman"/>
-          <w:color w:val="BBBEBF"/>
-          <w:sz w:val="16"/>
-          <w:szCs w:val="16"/>
-        </w:rPr>
-        <w:t xml:space="preserve">app </w:t>
+      <w:proofErr w:type="gramStart"/>
+      <w:r>
+        <w:rPr>
+          <w:rFonts w:ascii="Consolas" w:eastAsia="Times New Roman" w:hAnsi="Consolas" w:cs="Times New Roman"/>
+          <w:color w:val="BBBEBF"/>
+          <w:sz w:val="16"/>
+          <w:szCs w:val="16"/>
+        </w:rPr>
+        <w:t>app</w:t>
+      </w:r>
+      <w:proofErr w:type="gramEnd"/>
+      <w:r>
+        <w:rPr>
+          <w:rFonts w:ascii="Consolas" w:eastAsia="Times New Roman" w:hAnsi="Consolas" w:cs="Times New Roman"/>
+          <w:color w:val="BBBEBF"/>
+          <w:sz w:val="16"/>
+          <w:szCs w:val="16"/>
+        </w:rPr>
+        <w:t xml:space="preserve"> </w:t>
       </w:r>
       <w:r>
         <w:rPr>
@@ -1928,14 +2056,25 @@
           <w:szCs w:val="16"/>
         </w:rPr>
       </w:pPr>
-      <w:r>
-        <w:rPr>
-          <w:rFonts w:ascii="Consolas" w:eastAsia="Times New Roman" w:hAnsi="Consolas" w:cs="Times New Roman"/>
-          <w:color w:val="BBBEBF"/>
-          <w:sz w:val="16"/>
-          <w:szCs w:val="16"/>
-        </w:rPr>
-        <w:t xml:space="preserve">CORS(app) </w:t>
+      <w:proofErr w:type="gramStart"/>
+      <w:r>
+        <w:rPr>
+          <w:rFonts w:ascii="Consolas" w:eastAsia="Times New Roman" w:hAnsi="Consolas" w:cs="Times New Roman"/>
+          <w:color w:val="BBBEBF"/>
+          <w:sz w:val="16"/>
+          <w:szCs w:val="16"/>
+        </w:rPr>
+        <w:t>CORS(</w:t>
+      </w:r>
+      <w:proofErr w:type="gramEnd"/>
+      <w:r>
+        <w:rPr>
+          <w:rFonts w:ascii="Consolas" w:eastAsia="Times New Roman" w:hAnsi="Consolas" w:cs="Times New Roman"/>
+          <w:color w:val="BBBEBF"/>
+          <w:sz w:val="16"/>
+          <w:szCs w:val="16"/>
+        </w:rPr>
+        <w:t xml:space="preserve">app) </w:t>
       </w:r>
       <w:r>
         <w:rPr>
@@ -2084,14 +2223,25 @@
           <w:szCs w:val="16"/>
         </w:rPr>
       </w:pPr>
-      <w:r>
-        <w:rPr>
-          <w:rFonts w:ascii="Consolas" w:eastAsia="Times New Roman" w:hAnsi="Consolas" w:cs="Times New Roman"/>
-          <w:color w:val="BBBEBF"/>
-          <w:sz w:val="16"/>
-          <w:szCs w:val="16"/>
-        </w:rPr>
-        <w:t xml:space="preserve">db_write_config </w:t>
+      <w:proofErr w:type="spellStart"/>
+      <w:r>
+        <w:rPr>
+          <w:rFonts w:ascii="Consolas" w:eastAsia="Times New Roman" w:hAnsi="Consolas" w:cs="Times New Roman"/>
+          <w:color w:val="BBBEBF"/>
+          <w:sz w:val="16"/>
+          <w:szCs w:val="16"/>
+        </w:rPr>
+        <w:t>db_write_config</w:t>
+      </w:r>
+      <w:proofErr w:type="spellEnd"/>
+      <w:r>
+        <w:rPr>
+          <w:rFonts w:ascii="Consolas" w:eastAsia="Times New Roman" w:hAnsi="Consolas" w:cs="Times New Roman"/>
+          <w:color w:val="BBBEBF"/>
+          <w:sz w:val="16"/>
+          <w:szCs w:val="16"/>
+        </w:rPr>
+        <w:t xml:space="preserve"> </w:t>
       </w:r>
       <w:r>
         <w:rPr>
@@ -2139,7 +2289,27 @@
           <w:sz w:val="16"/>
           <w:szCs w:val="16"/>
         </w:rPr>
-        <w:t>'host'</w:t>
+        <w:t>'</w:t>
+      </w:r>
+      <w:proofErr w:type="gramStart"/>
+      <w:r>
+        <w:rPr>
+          <w:rFonts w:ascii="Consolas" w:eastAsia="Times New Roman" w:hAnsi="Consolas" w:cs="Times New Roman"/>
+          <w:color w:val="A5D6FF"/>
+          <w:sz w:val="16"/>
+          <w:szCs w:val="16"/>
+        </w:rPr>
+        <w:t>host</w:t>
+      </w:r>
+      <w:proofErr w:type="gramEnd"/>
+      <w:r>
+        <w:rPr>
+          <w:rFonts w:ascii="Consolas" w:eastAsia="Times New Roman" w:hAnsi="Consolas" w:cs="Times New Roman"/>
+          <w:color w:val="A5D6FF"/>
+          <w:sz w:val="16"/>
+          <w:szCs w:val="16"/>
+        </w:rPr>
+        <w:t>'</w:t>
       </w:r>
       <w:r>
         <w:rPr>
@@ -2196,7 +2366,27 @@
           <w:sz w:val="16"/>
           <w:szCs w:val="16"/>
         </w:rPr>
-        <w:t>'user'</w:t>
+        <w:t>'</w:t>
+      </w:r>
+      <w:proofErr w:type="gramStart"/>
+      <w:r>
+        <w:rPr>
+          <w:rFonts w:ascii="Consolas" w:eastAsia="Times New Roman" w:hAnsi="Consolas" w:cs="Times New Roman"/>
+          <w:color w:val="A5D6FF"/>
+          <w:sz w:val="16"/>
+          <w:szCs w:val="16"/>
+        </w:rPr>
+        <w:t>user</w:t>
+      </w:r>
+      <w:proofErr w:type="gramEnd"/>
+      <w:r>
+        <w:rPr>
+          <w:rFonts w:ascii="Consolas" w:eastAsia="Times New Roman" w:hAnsi="Consolas" w:cs="Times New Roman"/>
+          <w:color w:val="A5D6FF"/>
+          <w:sz w:val="16"/>
+          <w:szCs w:val="16"/>
+        </w:rPr>
+        <w:t>'</w:t>
       </w:r>
       <w:r>
         <w:rPr>
@@ -2253,7 +2443,27 @@
           <w:sz w:val="16"/>
           <w:szCs w:val="16"/>
         </w:rPr>
-        <w:t>'password'</w:t>
+        <w:t>'</w:t>
+      </w:r>
+      <w:proofErr w:type="gramStart"/>
+      <w:r>
+        <w:rPr>
+          <w:rFonts w:ascii="Consolas" w:eastAsia="Times New Roman" w:hAnsi="Consolas" w:cs="Times New Roman"/>
+          <w:color w:val="A5D6FF"/>
+          <w:sz w:val="16"/>
+          <w:szCs w:val="16"/>
+        </w:rPr>
+        <w:t>password</w:t>
+      </w:r>
+      <w:proofErr w:type="gramEnd"/>
+      <w:r>
+        <w:rPr>
+          <w:rFonts w:ascii="Consolas" w:eastAsia="Times New Roman" w:hAnsi="Consolas" w:cs="Times New Roman"/>
+          <w:color w:val="A5D6FF"/>
+          <w:sz w:val="16"/>
+          <w:szCs w:val="16"/>
+        </w:rPr>
+        <w:t>'</w:t>
       </w:r>
       <w:r>
         <w:rPr>
@@ -2271,7 +2481,27 @@
           <w:sz w:val="16"/>
           <w:szCs w:val="16"/>
         </w:rPr>
-        <w:t>'AdminMukesh'</w:t>
+        <w:t>'</w:t>
+      </w:r>
+      <w:proofErr w:type="spellStart"/>
+      <w:r>
+        <w:rPr>
+          <w:rFonts w:ascii="Consolas" w:eastAsia="Times New Roman" w:hAnsi="Consolas" w:cs="Times New Roman"/>
+          <w:color w:val="A5D6FF"/>
+          <w:sz w:val="16"/>
+          <w:szCs w:val="16"/>
+        </w:rPr>
+        <w:t>AdminMukesh</w:t>
+      </w:r>
+      <w:proofErr w:type="spellEnd"/>
+      <w:r>
+        <w:rPr>
+          <w:rFonts w:ascii="Consolas" w:eastAsia="Times New Roman" w:hAnsi="Consolas" w:cs="Times New Roman"/>
+          <w:color w:val="A5D6FF"/>
+          <w:sz w:val="16"/>
+          <w:szCs w:val="16"/>
+        </w:rPr>
+        <w:t>'</w:t>
       </w:r>
       <w:r>
         <w:rPr>
@@ -2310,7 +2540,27 @@
           <w:sz w:val="16"/>
           <w:szCs w:val="16"/>
         </w:rPr>
-        <w:t>'database'</w:t>
+        <w:t>'</w:t>
+      </w:r>
+      <w:proofErr w:type="gramStart"/>
+      <w:r>
+        <w:rPr>
+          <w:rFonts w:ascii="Consolas" w:eastAsia="Times New Roman" w:hAnsi="Consolas" w:cs="Times New Roman"/>
+          <w:color w:val="A5D6FF"/>
+          <w:sz w:val="16"/>
+          <w:szCs w:val="16"/>
+        </w:rPr>
+        <w:t>database</w:t>
+      </w:r>
+      <w:proofErr w:type="gramEnd"/>
+      <w:r>
+        <w:rPr>
+          <w:rFonts w:ascii="Consolas" w:eastAsia="Times New Roman" w:hAnsi="Consolas" w:cs="Times New Roman"/>
+          <w:color w:val="A5D6FF"/>
+          <w:sz w:val="16"/>
+          <w:szCs w:val="16"/>
+        </w:rPr>
+        <w:t>'</w:t>
       </w:r>
       <w:r>
         <w:rPr>
@@ -2414,14 +2664,25 @@
           <w:szCs w:val="16"/>
         </w:rPr>
       </w:pPr>
-      <w:r>
-        <w:rPr>
-          <w:rFonts w:ascii="Consolas" w:eastAsia="Times New Roman" w:hAnsi="Consolas" w:cs="Times New Roman"/>
-          <w:color w:val="BBBEBF"/>
-          <w:sz w:val="16"/>
-          <w:szCs w:val="16"/>
-        </w:rPr>
-        <w:t xml:space="preserve">db_read_config </w:t>
+      <w:proofErr w:type="spellStart"/>
+      <w:r>
+        <w:rPr>
+          <w:rFonts w:ascii="Consolas" w:eastAsia="Times New Roman" w:hAnsi="Consolas" w:cs="Times New Roman"/>
+          <w:color w:val="BBBEBF"/>
+          <w:sz w:val="16"/>
+          <w:szCs w:val="16"/>
+        </w:rPr>
+        <w:t>db_read_config</w:t>
+      </w:r>
+      <w:proofErr w:type="spellEnd"/>
+      <w:r>
+        <w:rPr>
+          <w:rFonts w:ascii="Consolas" w:eastAsia="Times New Roman" w:hAnsi="Consolas" w:cs="Times New Roman"/>
+          <w:color w:val="BBBEBF"/>
+          <w:sz w:val="16"/>
+          <w:szCs w:val="16"/>
+        </w:rPr>
+        <w:t xml:space="preserve"> </w:t>
       </w:r>
       <w:r>
         <w:rPr>
@@ -2469,7 +2730,27 @@
           <w:sz w:val="16"/>
           <w:szCs w:val="16"/>
         </w:rPr>
-        <w:t>'host'</w:t>
+        <w:t>'</w:t>
+      </w:r>
+      <w:proofErr w:type="gramStart"/>
+      <w:r>
+        <w:rPr>
+          <w:rFonts w:ascii="Consolas" w:eastAsia="Times New Roman" w:hAnsi="Consolas" w:cs="Times New Roman"/>
+          <w:color w:val="A5D6FF"/>
+          <w:sz w:val="16"/>
+          <w:szCs w:val="16"/>
+        </w:rPr>
+        <w:t>host</w:t>
+      </w:r>
+      <w:proofErr w:type="gramEnd"/>
+      <w:r>
+        <w:rPr>
+          <w:rFonts w:ascii="Consolas" w:eastAsia="Times New Roman" w:hAnsi="Consolas" w:cs="Times New Roman"/>
+          <w:color w:val="A5D6FF"/>
+          <w:sz w:val="16"/>
+          <w:szCs w:val="16"/>
+        </w:rPr>
+        <w:t>'</w:t>
       </w:r>
       <w:r>
         <w:rPr>
@@ -2526,7 +2807,27 @@
           <w:sz w:val="16"/>
           <w:szCs w:val="16"/>
         </w:rPr>
-        <w:t>'user'</w:t>
+        <w:t>'</w:t>
+      </w:r>
+      <w:proofErr w:type="gramStart"/>
+      <w:r>
+        <w:rPr>
+          <w:rFonts w:ascii="Consolas" w:eastAsia="Times New Roman" w:hAnsi="Consolas" w:cs="Times New Roman"/>
+          <w:color w:val="A5D6FF"/>
+          <w:sz w:val="16"/>
+          <w:szCs w:val="16"/>
+        </w:rPr>
+        <w:t>user</w:t>
+      </w:r>
+      <w:proofErr w:type="gramEnd"/>
+      <w:r>
+        <w:rPr>
+          <w:rFonts w:ascii="Consolas" w:eastAsia="Times New Roman" w:hAnsi="Consolas" w:cs="Times New Roman"/>
+          <w:color w:val="A5D6FF"/>
+          <w:sz w:val="16"/>
+          <w:szCs w:val="16"/>
+        </w:rPr>
+        <w:t>'</w:t>
       </w:r>
       <w:r>
         <w:rPr>
@@ -2583,7 +2884,27 @@
           <w:sz w:val="16"/>
           <w:szCs w:val="16"/>
         </w:rPr>
-        <w:t>'password'</w:t>
+        <w:t>'</w:t>
+      </w:r>
+      <w:proofErr w:type="gramStart"/>
+      <w:r>
+        <w:rPr>
+          <w:rFonts w:ascii="Consolas" w:eastAsia="Times New Roman" w:hAnsi="Consolas" w:cs="Times New Roman"/>
+          <w:color w:val="A5D6FF"/>
+          <w:sz w:val="16"/>
+          <w:szCs w:val="16"/>
+        </w:rPr>
+        <w:t>password</w:t>
+      </w:r>
+      <w:proofErr w:type="gramEnd"/>
+      <w:r>
+        <w:rPr>
+          <w:rFonts w:ascii="Consolas" w:eastAsia="Times New Roman" w:hAnsi="Consolas" w:cs="Times New Roman"/>
+          <w:color w:val="A5D6FF"/>
+          <w:sz w:val="16"/>
+          <w:szCs w:val="16"/>
+        </w:rPr>
+        <w:t>'</w:t>
       </w:r>
       <w:r>
         <w:rPr>
@@ -2601,7 +2922,27 @@
           <w:sz w:val="16"/>
           <w:szCs w:val="16"/>
         </w:rPr>
-        <w:t>'AdminMukesh'</w:t>
+        <w:t>'</w:t>
+      </w:r>
+      <w:proofErr w:type="spellStart"/>
+      <w:r>
+        <w:rPr>
+          <w:rFonts w:ascii="Consolas" w:eastAsia="Times New Roman" w:hAnsi="Consolas" w:cs="Times New Roman"/>
+          <w:color w:val="A5D6FF"/>
+          <w:sz w:val="16"/>
+          <w:szCs w:val="16"/>
+        </w:rPr>
+        <w:t>AdminMukesh</w:t>
+      </w:r>
+      <w:proofErr w:type="spellEnd"/>
+      <w:r>
+        <w:rPr>
+          <w:rFonts w:ascii="Consolas" w:eastAsia="Times New Roman" w:hAnsi="Consolas" w:cs="Times New Roman"/>
+          <w:color w:val="A5D6FF"/>
+          <w:sz w:val="16"/>
+          <w:szCs w:val="16"/>
+        </w:rPr>
+        <w:t>'</w:t>
       </w:r>
       <w:r>
         <w:rPr>
@@ -2640,7 +2981,27 @@
           <w:sz w:val="16"/>
           <w:szCs w:val="16"/>
         </w:rPr>
-        <w:t>'database'</w:t>
+        <w:t>'</w:t>
+      </w:r>
+      <w:proofErr w:type="gramStart"/>
+      <w:r>
+        <w:rPr>
+          <w:rFonts w:ascii="Consolas" w:eastAsia="Times New Roman" w:hAnsi="Consolas" w:cs="Times New Roman"/>
+          <w:color w:val="A5D6FF"/>
+          <w:sz w:val="16"/>
+          <w:szCs w:val="16"/>
+        </w:rPr>
+        <w:t>database</w:t>
+      </w:r>
+      <w:proofErr w:type="gramEnd"/>
+      <w:r>
+        <w:rPr>
+          <w:rFonts w:ascii="Consolas" w:eastAsia="Times New Roman" w:hAnsi="Consolas" w:cs="Times New Roman"/>
+          <w:color w:val="A5D6FF"/>
+          <w:sz w:val="16"/>
+          <w:szCs w:val="16"/>
+        </w:rPr>
+        <w:t>'</w:t>
       </w:r>
       <w:r>
         <w:rPr>
@@ -2780,6 +3141,7 @@
           <w:szCs w:val="16"/>
         </w:rPr>
       </w:pPr>
+      <w:proofErr w:type="gramStart"/>
       <w:r>
         <w:rPr>
           <w:rFonts w:ascii="Consolas" w:eastAsia="Times New Roman" w:hAnsi="Consolas" w:cs="Times New Roman"/>
@@ -2789,6 +3151,7 @@
         </w:rPr>
         <w:t>def</w:t>
       </w:r>
+      <w:proofErr w:type="gramEnd"/>
       <w:r>
         <w:rPr>
           <w:rFonts w:ascii="Consolas" w:eastAsia="Times New Roman" w:hAnsi="Consolas" w:cs="Times New Roman"/>
@@ -2798,6 +3161,7 @@
         </w:rPr>
         <w:t xml:space="preserve"> </w:t>
       </w:r>
+      <w:proofErr w:type="spellStart"/>
       <w:r>
         <w:rPr>
           <w:rFonts w:ascii="Consolas" w:eastAsia="Times New Roman" w:hAnsi="Consolas" w:cs="Times New Roman"/>
@@ -2807,6 +3171,7 @@
         </w:rPr>
         <w:t>get_write_connection</w:t>
       </w:r>
+      <w:proofErr w:type="spellEnd"/>
       <w:r>
         <w:rPr>
           <w:rFonts w:ascii="Consolas" w:eastAsia="Times New Roman" w:hAnsi="Consolas" w:cs="Times New Roman"/>
@@ -2837,6 +3202,7 @@
         </w:rPr>
         <w:t xml:space="preserve">    </w:t>
       </w:r>
+      <w:proofErr w:type="gramStart"/>
       <w:r>
         <w:rPr>
           <w:rFonts w:ascii="Consolas" w:eastAsia="Times New Roman" w:hAnsi="Consolas" w:cs="Times New Roman"/>
@@ -2846,14 +3212,35 @@
         </w:rPr>
         <w:t>return</w:t>
       </w:r>
-      <w:r>
-        <w:rPr>
-          <w:rFonts w:ascii="Consolas" w:eastAsia="Times New Roman" w:hAnsi="Consolas" w:cs="Times New Roman"/>
-          <w:color w:val="BBBEBF"/>
-          <w:sz w:val="16"/>
-          <w:szCs w:val="16"/>
-        </w:rPr>
-        <w:t xml:space="preserve"> mysql.connector.connect(</w:t>
+      <w:proofErr w:type="gramEnd"/>
+      <w:r>
+        <w:rPr>
+          <w:rFonts w:ascii="Consolas" w:eastAsia="Times New Roman" w:hAnsi="Consolas" w:cs="Times New Roman"/>
+          <w:color w:val="BBBEBF"/>
+          <w:sz w:val="16"/>
+          <w:szCs w:val="16"/>
+        </w:rPr>
+        <w:t xml:space="preserve"> </w:t>
+      </w:r>
+      <w:proofErr w:type="spellStart"/>
+      <w:r>
+        <w:rPr>
+          <w:rFonts w:ascii="Consolas" w:eastAsia="Times New Roman" w:hAnsi="Consolas" w:cs="Times New Roman"/>
+          <w:color w:val="BBBEBF"/>
+          <w:sz w:val="16"/>
+          <w:szCs w:val="16"/>
+        </w:rPr>
+        <w:t>mysql.connector.connect</w:t>
+      </w:r>
+      <w:proofErr w:type="spellEnd"/>
+      <w:r>
+        <w:rPr>
+          <w:rFonts w:ascii="Consolas" w:eastAsia="Times New Roman" w:hAnsi="Consolas" w:cs="Times New Roman"/>
+          <w:color w:val="BBBEBF"/>
+          <w:sz w:val="16"/>
+          <w:szCs w:val="16"/>
+        </w:rPr>
+        <w:t>(</w:t>
       </w:r>
       <w:r>
         <w:rPr>
@@ -2864,39 +3251,51 @@
         </w:rPr>
         <w:t>**</w:t>
       </w:r>
-      <w:r>
-        <w:rPr>
-          <w:rFonts w:ascii="Consolas" w:eastAsia="Times New Roman" w:hAnsi="Consolas" w:cs="Times New Roman"/>
-          <w:color w:val="BBBEBF"/>
-          <w:sz w:val="16"/>
-          <w:szCs w:val="16"/>
-        </w:rPr>
-        <w:t>db_write_config)</w:t>
-      </w:r>
-    </w:p>
-    <w:p>
-      <w:pPr>
-        <w:shd w:val="clear" w:color="auto" w:fill="121314"/>
-        <w:spacing w:after="0" w:line="219" w:lineRule="atLeast"/>
-        <w:rPr>
-          <w:rFonts w:ascii="Consolas" w:eastAsia="Times New Roman" w:hAnsi="Consolas" w:cs="Times New Roman"/>
-          <w:color w:val="BBBEBF"/>
-          <w:sz w:val="16"/>
-          <w:szCs w:val="16"/>
-        </w:rPr>
-      </w:pPr>
-    </w:p>
-    <w:p>
-      <w:pPr>
-        <w:shd w:val="clear" w:color="auto" w:fill="121314"/>
-        <w:spacing w:after="0" w:line="219" w:lineRule="atLeast"/>
-        <w:rPr>
-          <w:rFonts w:ascii="Consolas" w:eastAsia="Times New Roman" w:hAnsi="Consolas" w:cs="Times New Roman"/>
-          <w:color w:val="BBBEBF"/>
-          <w:sz w:val="16"/>
-          <w:szCs w:val="16"/>
-        </w:rPr>
-      </w:pPr>
+      <w:proofErr w:type="spellStart"/>
+      <w:r>
+        <w:rPr>
+          <w:rFonts w:ascii="Consolas" w:eastAsia="Times New Roman" w:hAnsi="Consolas" w:cs="Times New Roman"/>
+          <w:color w:val="BBBEBF"/>
+          <w:sz w:val="16"/>
+          <w:szCs w:val="16"/>
+        </w:rPr>
+        <w:t>db_write_config</w:t>
+      </w:r>
+      <w:proofErr w:type="spellEnd"/>
+      <w:r>
+        <w:rPr>
+          <w:rFonts w:ascii="Consolas" w:eastAsia="Times New Roman" w:hAnsi="Consolas" w:cs="Times New Roman"/>
+          <w:color w:val="BBBEBF"/>
+          <w:sz w:val="16"/>
+          <w:szCs w:val="16"/>
+        </w:rPr>
+        <w:t>)</w:t>
+      </w:r>
+    </w:p>
+    <w:p>
+      <w:pPr>
+        <w:shd w:val="clear" w:color="auto" w:fill="121314"/>
+        <w:spacing w:after="0" w:line="219" w:lineRule="atLeast"/>
+        <w:rPr>
+          <w:rFonts w:ascii="Consolas" w:eastAsia="Times New Roman" w:hAnsi="Consolas" w:cs="Times New Roman"/>
+          <w:color w:val="BBBEBF"/>
+          <w:sz w:val="16"/>
+          <w:szCs w:val="16"/>
+        </w:rPr>
+      </w:pPr>
+    </w:p>
+    <w:p>
+      <w:pPr>
+        <w:shd w:val="clear" w:color="auto" w:fill="121314"/>
+        <w:spacing w:after="0" w:line="219" w:lineRule="atLeast"/>
+        <w:rPr>
+          <w:rFonts w:ascii="Consolas" w:eastAsia="Times New Roman" w:hAnsi="Consolas" w:cs="Times New Roman"/>
+          <w:color w:val="BBBEBF"/>
+          <w:sz w:val="16"/>
+          <w:szCs w:val="16"/>
+        </w:rPr>
+      </w:pPr>
+      <w:proofErr w:type="gramStart"/>
       <w:r>
         <w:rPr>
           <w:rFonts w:ascii="Consolas" w:eastAsia="Times New Roman" w:hAnsi="Consolas" w:cs="Times New Roman"/>
@@ -2906,6 +3305,7 @@
         </w:rPr>
         <w:t>def</w:t>
       </w:r>
+      <w:proofErr w:type="gramEnd"/>
       <w:r>
         <w:rPr>
           <w:rFonts w:ascii="Consolas" w:eastAsia="Times New Roman" w:hAnsi="Consolas" w:cs="Times New Roman"/>
@@ -2915,6 +3315,7 @@
         </w:rPr>
         <w:t xml:space="preserve"> </w:t>
       </w:r>
+      <w:proofErr w:type="spellStart"/>
       <w:r>
         <w:rPr>
           <w:rFonts w:ascii="Consolas" w:eastAsia="Times New Roman" w:hAnsi="Consolas" w:cs="Times New Roman"/>
@@ -2924,6 +3325,7 @@
         </w:rPr>
         <w:t>get_read_connection</w:t>
       </w:r>
+      <w:proofErr w:type="spellEnd"/>
       <w:r>
         <w:rPr>
           <w:rFonts w:ascii="Consolas" w:eastAsia="Times New Roman" w:hAnsi="Consolas" w:cs="Times New Roman"/>
@@ -2954,6 +3356,7 @@
         </w:rPr>
         <w:t xml:space="preserve">    </w:t>
       </w:r>
+      <w:proofErr w:type="gramStart"/>
       <w:r>
         <w:rPr>
           <w:rFonts w:ascii="Consolas" w:eastAsia="Times New Roman" w:hAnsi="Consolas" w:cs="Times New Roman"/>
@@ -2963,14 +3366,35 @@
         </w:rPr>
         <w:t>return</w:t>
       </w:r>
-      <w:r>
-        <w:rPr>
-          <w:rFonts w:ascii="Consolas" w:eastAsia="Times New Roman" w:hAnsi="Consolas" w:cs="Times New Roman"/>
-          <w:color w:val="BBBEBF"/>
-          <w:sz w:val="16"/>
-          <w:szCs w:val="16"/>
-        </w:rPr>
-        <w:t xml:space="preserve"> mysql.connector.connect(</w:t>
+      <w:proofErr w:type="gramEnd"/>
+      <w:r>
+        <w:rPr>
+          <w:rFonts w:ascii="Consolas" w:eastAsia="Times New Roman" w:hAnsi="Consolas" w:cs="Times New Roman"/>
+          <w:color w:val="BBBEBF"/>
+          <w:sz w:val="16"/>
+          <w:szCs w:val="16"/>
+        </w:rPr>
+        <w:t xml:space="preserve"> </w:t>
+      </w:r>
+      <w:proofErr w:type="spellStart"/>
+      <w:r>
+        <w:rPr>
+          <w:rFonts w:ascii="Consolas" w:eastAsia="Times New Roman" w:hAnsi="Consolas" w:cs="Times New Roman"/>
+          <w:color w:val="BBBEBF"/>
+          <w:sz w:val="16"/>
+          <w:szCs w:val="16"/>
+        </w:rPr>
+        <w:t>mysql.connector.connect</w:t>
+      </w:r>
+      <w:proofErr w:type="spellEnd"/>
+      <w:r>
+        <w:rPr>
+          <w:rFonts w:ascii="Consolas" w:eastAsia="Times New Roman" w:hAnsi="Consolas" w:cs="Times New Roman"/>
+          <w:color w:val="BBBEBF"/>
+          <w:sz w:val="16"/>
+          <w:szCs w:val="16"/>
+        </w:rPr>
+        <w:t>(</w:t>
       </w:r>
       <w:r>
         <w:rPr>
@@ -2981,39 +3405,51 @@
         </w:rPr>
         <w:t>**</w:t>
       </w:r>
-      <w:r>
-        <w:rPr>
-          <w:rFonts w:ascii="Consolas" w:eastAsia="Times New Roman" w:hAnsi="Consolas" w:cs="Times New Roman"/>
-          <w:color w:val="BBBEBF"/>
-          <w:sz w:val="16"/>
-          <w:szCs w:val="16"/>
-        </w:rPr>
-        <w:t>db_read_config)</w:t>
-      </w:r>
-    </w:p>
-    <w:p>
-      <w:pPr>
-        <w:shd w:val="clear" w:color="auto" w:fill="121314"/>
-        <w:spacing w:after="0" w:line="219" w:lineRule="atLeast"/>
-        <w:rPr>
-          <w:rFonts w:ascii="Consolas" w:eastAsia="Times New Roman" w:hAnsi="Consolas" w:cs="Times New Roman"/>
-          <w:color w:val="BBBEBF"/>
-          <w:sz w:val="16"/>
-          <w:szCs w:val="16"/>
-        </w:rPr>
-      </w:pPr>
-    </w:p>
-    <w:p>
-      <w:pPr>
-        <w:shd w:val="clear" w:color="auto" w:fill="121314"/>
-        <w:spacing w:after="0" w:line="219" w:lineRule="atLeast"/>
-        <w:rPr>
-          <w:rFonts w:ascii="Consolas" w:eastAsia="Times New Roman" w:hAnsi="Consolas" w:cs="Times New Roman"/>
-          <w:color w:val="BBBEBF"/>
-          <w:sz w:val="16"/>
-          <w:szCs w:val="16"/>
-        </w:rPr>
-      </w:pPr>
+      <w:proofErr w:type="spellStart"/>
+      <w:r>
+        <w:rPr>
+          <w:rFonts w:ascii="Consolas" w:eastAsia="Times New Roman" w:hAnsi="Consolas" w:cs="Times New Roman"/>
+          <w:color w:val="BBBEBF"/>
+          <w:sz w:val="16"/>
+          <w:szCs w:val="16"/>
+        </w:rPr>
+        <w:t>db_read_config</w:t>
+      </w:r>
+      <w:proofErr w:type="spellEnd"/>
+      <w:r>
+        <w:rPr>
+          <w:rFonts w:ascii="Consolas" w:eastAsia="Times New Roman" w:hAnsi="Consolas" w:cs="Times New Roman"/>
+          <w:color w:val="BBBEBF"/>
+          <w:sz w:val="16"/>
+          <w:szCs w:val="16"/>
+        </w:rPr>
+        <w:t>)</w:t>
+      </w:r>
+    </w:p>
+    <w:p>
+      <w:pPr>
+        <w:shd w:val="clear" w:color="auto" w:fill="121314"/>
+        <w:spacing w:after="0" w:line="219" w:lineRule="atLeast"/>
+        <w:rPr>
+          <w:rFonts w:ascii="Consolas" w:eastAsia="Times New Roman" w:hAnsi="Consolas" w:cs="Times New Roman"/>
+          <w:color w:val="BBBEBF"/>
+          <w:sz w:val="16"/>
+          <w:szCs w:val="16"/>
+        </w:rPr>
+      </w:pPr>
+    </w:p>
+    <w:p>
+      <w:pPr>
+        <w:shd w:val="clear" w:color="auto" w:fill="121314"/>
+        <w:spacing w:after="0" w:line="219" w:lineRule="atLeast"/>
+        <w:rPr>
+          <w:rFonts w:ascii="Consolas" w:eastAsia="Times New Roman" w:hAnsi="Consolas" w:cs="Times New Roman"/>
+          <w:color w:val="BBBEBF"/>
+          <w:sz w:val="16"/>
+          <w:szCs w:val="16"/>
+        </w:rPr>
+      </w:pPr>
+      <w:proofErr w:type="gramStart"/>
       <w:r>
         <w:rPr>
           <w:rFonts w:ascii="Consolas" w:eastAsia="Times New Roman" w:hAnsi="Consolas" w:cs="Times New Roman"/>
@@ -3023,6 +3459,7 @@
         </w:rPr>
         <w:t>def</w:t>
       </w:r>
+      <w:proofErr w:type="gramEnd"/>
       <w:r>
         <w:rPr>
           <w:rFonts w:ascii="Consolas" w:eastAsia="Times New Roman" w:hAnsi="Consolas" w:cs="Times New Roman"/>
@@ -3032,6 +3469,7 @@
         </w:rPr>
         <w:t xml:space="preserve"> </w:t>
       </w:r>
+      <w:proofErr w:type="spellStart"/>
       <w:r>
         <w:rPr>
           <w:rFonts w:ascii="Consolas" w:eastAsia="Times New Roman" w:hAnsi="Consolas" w:cs="Times New Roman"/>
@@ -3041,6 +3479,7 @@
         </w:rPr>
         <w:t>get_db_info</w:t>
       </w:r>
+      <w:proofErr w:type="spellEnd"/>
       <w:r>
         <w:rPr>
           <w:rFonts w:ascii="Consolas" w:eastAsia="Times New Roman" w:hAnsi="Consolas" w:cs="Times New Roman"/>
@@ -3087,16 +3526,78 @@
           <w:sz w:val="16"/>
           <w:szCs w:val="16"/>
         </w:rPr>
-        <w:t>    cursor.execute(</w:t>
-      </w:r>
-      <w:r>
-        <w:rPr>
-          <w:rFonts w:ascii="Consolas" w:eastAsia="Times New Roman" w:hAnsi="Consolas" w:cs="Times New Roman"/>
-          <w:color w:val="A5D6FF"/>
-          <w:sz w:val="16"/>
-          <w:szCs w:val="16"/>
-        </w:rPr>
-        <w:t>"SELECT @@hostname AS host, @@read_only AS read_only"</w:t>
+        <w:t xml:space="preserve">    </w:t>
+      </w:r>
+      <w:proofErr w:type="spellStart"/>
+      <w:proofErr w:type="gramStart"/>
+      <w:r>
+        <w:rPr>
+          <w:rFonts w:ascii="Consolas" w:eastAsia="Times New Roman" w:hAnsi="Consolas" w:cs="Times New Roman"/>
+          <w:color w:val="BBBEBF"/>
+          <w:sz w:val="16"/>
+          <w:szCs w:val="16"/>
+        </w:rPr>
+        <w:t>cursor.execute</w:t>
+      </w:r>
+      <w:proofErr w:type="spellEnd"/>
+      <w:r>
+        <w:rPr>
+          <w:rFonts w:ascii="Consolas" w:eastAsia="Times New Roman" w:hAnsi="Consolas" w:cs="Times New Roman"/>
+          <w:color w:val="BBBEBF"/>
+          <w:sz w:val="16"/>
+          <w:szCs w:val="16"/>
+        </w:rPr>
+        <w:t>(</w:t>
+      </w:r>
+      <w:proofErr w:type="gramEnd"/>
+      <w:r>
+        <w:rPr>
+          <w:rFonts w:ascii="Consolas" w:eastAsia="Times New Roman" w:hAnsi="Consolas" w:cs="Times New Roman"/>
+          <w:color w:val="A5D6FF"/>
+          <w:sz w:val="16"/>
+          <w:szCs w:val="16"/>
+        </w:rPr>
+        <w:t>"SELECT @@hostname AS host, @@</w:t>
+      </w:r>
+      <w:proofErr w:type="spellStart"/>
+      <w:r>
+        <w:rPr>
+          <w:rFonts w:ascii="Consolas" w:eastAsia="Times New Roman" w:hAnsi="Consolas" w:cs="Times New Roman"/>
+          <w:color w:val="A5D6FF"/>
+          <w:sz w:val="16"/>
+          <w:szCs w:val="16"/>
+        </w:rPr>
+        <w:t>read_only</w:t>
+      </w:r>
+      <w:proofErr w:type="spellEnd"/>
+      <w:r>
+        <w:rPr>
+          <w:rFonts w:ascii="Consolas" w:eastAsia="Times New Roman" w:hAnsi="Consolas" w:cs="Times New Roman"/>
+          <w:color w:val="A5D6FF"/>
+          <w:sz w:val="16"/>
+          <w:szCs w:val="16"/>
+        </w:rPr>
+        <w:t xml:space="preserve"> AS </w:t>
+      </w:r>
+      <w:proofErr w:type="spellStart"/>
+      <w:r>
+        <w:rPr>
+          <w:rFonts w:ascii="Consolas" w:eastAsia="Times New Roman" w:hAnsi="Consolas" w:cs="Times New Roman"/>
+          <w:color w:val="A5D6FF"/>
+          <w:sz w:val="16"/>
+          <w:szCs w:val="16"/>
+        </w:rPr>
+        <w:t>read_only</w:t>
+      </w:r>
+      <w:proofErr w:type="spellEnd"/>
+      <w:r>
+        <w:rPr>
+          <w:rFonts w:ascii="Consolas" w:eastAsia="Times New Roman" w:hAnsi="Consolas" w:cs="Times New Roman"/>
+          <w:color w:val="A5D6FF"/>
+          <w:sz w:val="16"/>
+          <w:szCs w:val="16"/>
+        </w:rPr>
+        <w:t>"</w:t>
       </w:r>
       <w:r>
         <w:rPr>
@@ -3128,6 +3629,7 @@
         </w:rPr>
         <w:t xml:space="preserve">    </w:t>
       </w:r>
+      <w:proofErr w:type="gramStart"/>
       <w:r>
         <w:rPr>
           <w:rFonts w:ascii="Consolas" w:eastAsia="Times New Roman" w:hAnsi="Consolas" w:cs="Times New Roman"/>
@@ -3137,14 +3639,35 @@
         </w:rPr>
         <w:t>return</w:t>
       </w:r>
-      <w:r>
-        <w:rPr>
-          <w:rFonts w:ascii="Consolas" w:eastAsia="Times New Roman" w:hAnsi="Consolas" w:cs="Times New Roman"/>
-          <w:color w:val="BBBEBF"/>
-          <w:sz w:val="16"/>
-          <w:szCs w:val="16"/>
-        </w:rPr>
-        <w:t xml:space="preserve"> cursor.fetchone()</w:t>
+      <w:proofErr w:type="gramEnd"/>
+      <w:r>
+        <w:rPr>
+          <w:rFonts w:ascii="Consolas" w:eastAsia="Times New Roman" w:hAnsi="Consolas" w:cs="Times New Roman"/>
+          <w:color w:val="BBBEBF"/>
+          <w:sz w:val="16"/>
+          <w:szCs w:val="16"/>
+        </w:rPr>
+        <w:t xml:space="preserve"> </w:t>
+      </w:r>
+      <w:proofErr w:type="spellStart"/>
+      <w:r>
+        <w:rPr>
+          <w:rFonts w:ascii="Consolas" w:eastAsia="Times New Roman" w:hAnsi="Consolas" w:cs="Times New Roman"/>
+          <w:color w:val="BBBEBF"/>
+          <w:sz w:val="16"/>
+          <w:szCs w:val="16"/>
+        </w:rPr>
+        <w:t>cursor.fetchone</w:t>
+      </w:r>
+      <w:proofErr w:type="spellEnd"/>
+      <w:r>
+        <w:rPr>
+          <w:rFonts w:ascii="Consolas" w:eastAsia="Times New Roman" w:hAnsi="Consolas" w:cs="Times New Roman"/>
+          <w:color w:val="BBBEBF"/>
+          <w:sz w:val="16"/>
+          <w:szCs w:val="16"/>
+        </w:rPr>
+        <w:t>()</w:t>
       </w:r>
     </w:p>
     <w:p>
@@ -3245,6 +3768,7 @@
           <w:szCs w:val="16"/>
         </w:rPr>
       </w:pPr>
+      <w:proofErr w:type="gramStart"/>
       <w:r>
         <w:rPr>
           <w:rFonts w:ascii="Consolas" w:eastAsia="Times New Roman" w:hAnsi="Consolas" w:cs="Times New Roman"/>
@@ -3252,8 +3776,19 @@
           <w:sz w:val="16"/>
           <w:szCs w:val="16"/>
         </w:rPr>
-        <w:t>@app.route</w:t>
-      </w:r>
+        <w:t>@</w:t>
+      </w:r>
+      <w:proofErr w:type="spellStart"/>
+      <w:r>
+        <w:rPr>
+          <w:rFonts w:ascii="Consolas" w:eastAsia="Times New Roman" w:hAnsi="Consolas" w:cs="Times New Roman"/>
+          <w:color w:val="D2A8FF"/>
+          <w:sz w:val="16"/>
+          <w:szCs w:val="16"/>
+        </w:rPr>
+        <w:t>app.route</w:t>
+      </w:r>
+      <w:proofErr w:type="spellEnd"/>
       <w:r>
         <w:rPr>
           <w:rFonts w:ascii="Consolas" w:eastAsia="Times New Roman" w:hAnsi="Consolas" w:cs="Times New Roman"/>
@@ -3263,6 +3798,7 @@
         </w:rPr>
         <w:t>(</w:t>
       </w:r>
+      <w:proofErr w:type="gramEnd"/>
       <w:r>
         <w:rPr>
           <w:rFonts w:ascii="Consolas" w:eastAsia="Times New Roman" w:hAnsi="Consolas" w:cs="Times New Roman"/>
@@ -3293,6 +3829,7 @@
           <w:szCs w:val="16"/>
         </w:rPr>
       </w:pPr>
+      <w:proofErr w:type="gramStart"/>
       <w:r>
         <w:rPr>
           <w:rFonts w:ascii="Consolas" w:eastAsia="Times New Roman" w:hAnsi="Consolas" w:cs="Times New Roman"/>
@@ -3302,6 +3839,7 @@
         </w:rPr>
         <w:t>def</w:t>
       </w:r>
+      <w:proofErr w:type="gramEnd"/>
       <w:r>
         <w:rPr>
           <w:rFonts w:ascii="Consolas" w:eastAsia="Times New Roman" w:hAnsi="Consolas" w:cs="Times New Roman"/>
@@ -3350,6 +3888,7 @@
         </w:rPr>
         <w:t xml:space="preserve">    </w:t>
       </w:r>
+      <w:proofErr w:type="gramStart"/>
       <w:r>
         <w:rPr>
           <w:rFonts w:ascii="Consolas" w:eastAsia="Times New Roman" w:hAnsi="Consolas" w:cs="Times New Roman"/>
@@ -3359,6 +3898,7 @@
         </w:rPr>
         <w:t>return</w:t>
       </w:r>
+      <w:proofErr w:type="gramEnd"/>
       <w:r>
         <w:rPr>
           <w:rFonts w:ascii="Consolas" w:eastAsia="Times New Roman" w:hAnsi="Consolas" w:cs="Times New Roman"/>
@@ -3477,6 +4017,7 @@
           <w:szCs w:val="16"/>
         </w:rPr>
       </w:pPr>
+      <w:proofErr w:type="gramStart"/>
       <w:r>
         <w:rPr>
           <w:rFonts w:ascii="Consolas" w:eastAsia="Times New Roman" w:hAnsi="Consolas" w:cs="Times New Roman"/>
@@ -3484,8 +4025,19 @@
           <w:sz w:val="16"/>
           <w:szCs w:val="16"/>
         </w:rPr>
-        <w:t>@app.route</w:t>
-      </w:r>
+        <w:t>@</w:t>
+      </w:r>
+      <w:proofErr w:type="spellStart"/>
+      <w:r>
+        <w:rPr>
+          <w:rFonts w:ascii="Consolas" w:eastAsia="Times New Roman" w:hAnsi="Consolas" w:cs="Times New Roman"/>
+          <w:color w:val="D2A8FF"/>
+          <w:sz w:val="16"/>
+          <w:szCs w:val="16"/>
+        </w:rPr>
+        <w:t>app.route</w:t>
+      </w:r>
+      <w:proofErr w:type="spellEnd"/>
       <w:r>
         <w:rPr>
           <w:rFonts w:ascii="Consolas" w:eastAsia="Times New Roman" w:hAnsi="Consolas" w:cs="Times New Roman"/>
@@ -3495,6 +4047,7 @@
         </w:rPr>
         <w:t>(</w:t>
       </w:r>
+      <w:proofErr w:type="gramEnd"/>
       <w:r>
         <w:rPr>
           <w:rFonts w:ascii="Consolas" w:eastAsia="Times New Roman" w:hAnsi="Consolas" w:cs="Times New Roman"/>
@@ -3570,6 +4123,7 @@
           <w:szCs w:val="16"/>
         </w:rPr>
       </w:pPr>
+      <w:proofErr w:type="gramStart"/>
       <w:r>
         <w:rPr>
           <w:rFonts w:ascii="Consolas" w:eastAsia="Times New Roman" w:hAnsi="Consolas" w:cs="Times New Roman"/>
@@ -3579,6 +4133,7 @@
         </w:rPr>
         <w:t>def</w:t>
       </w:r>
+      <w:proofErr w:type="gramEnd"/>
       <w:r>
         <w:rPr>
           <w:rFonts w:ascii="Consolas" w:eastAsia="Times New Roman" w:hAnsi="Consolas" w:cs="Times New Roman"/>
@@ -3588,6 +4143,7 @@
         </w:rPr>
         <w:t xml:space="preserve"> </w:t>
       </w:r>
+      <w:proofErr w:type="spellStart"/>
       <w:r>
         <w:rPr>
           <w:rFonts w:ascii="Consolas" w:eastAsia="Times New Roman" w:hAnsi="Consolas" w:cs="Times New Roman"/>
@@ -3597,6 +4153,7 @@
         </w:rPr>
         <w:t>get_users</w:t>
       </w:r>
+      <w:proofErr w:type="spellEnd"/>
       <w:r>
         <w:rPr>
           <w:rFonts w:ascii="Consolas" w:eastAsia="Times New Roman" w:hAnsi="Consolas" w:cs="Times New Roman"/>
@@ -3627,6 +4184,7 @@
         </w:rPr>
         <w:t xml:space="preserve">    </w:t>
       </w:r>
+      <w:proofErr w:type="gramStart"/>
       <w:r>
         <w:rPr>
           <w:rFonts w:ascii="Consolas" w:eastAsia="Times New Roman" w:hAnsi="Consolas" w:cs="Times New Roman"/>
@@ -3636,6 +4194,7 @@
         </w:rPr>
         <w:t>try</w:t>
       </w:r>
+      <w:proofErr w:type="gramEnd"/>
       <w:r>
         <w:rPr>
           <w:rFonts w:ascii="Consolas" w:eastAsia="Times New Roman" w:hAnsi="Consolas" w:cs="Times New Roman"/>
@@ -3664,7 +4223,29 @@
           <w:sz w:val="16"/>
           <w:szCs w:val="16"/>
         </w:rPr>
-        <w:t xml:space="preserve">        conn </w:t>
+        <w:t xml:space="preserve">        </w:t>
+      </w:r>
+      <w:proofErr w:type="spellStart"/>
+      <w:proofErr w:type="gramStart"/>
+      <w:r>
+        <w:rPr>
+          <w:rFonts w:ascii="Consolas" w:eastAsia="Times New Roman" w:hAnsi="Consolas" w:cs="Times New Roman"/>
+          <w:color w:val="BBBEBF"/>
+          <w:sz w:val="16"/>
+          <w:szCs w:val="16"/>
+        </w:rPr>
+        <w:t>conn</w:t>
+      </w:r>
+      <w:proofErr w:type="spellEnd"/>
+      <w:proofErr w:type="gramEnd"/>
+      <w:r>
+        <w:rPr>
+          <w:rFonts w:ascii="Consolas" w:eastAsia="Times New Roman" w:hAnsi="Consolas" w:cs="Times New Roman"/>
+          <w:color w:val="BBBEBF"/>
+          <w:sz w:val="16"/>
+          <w:szCs w:val="16"/>
+        </w:rPr>
+        <w:t xml:space="preserve"> </w:t>
       </w:r>
       <w:r>
         <w:rPr>
@@ -3682,28 +4263,68 @@
           <w:sz w:val="16"/>
           <w:szCs w:val="16"/>
         </w:rPr>
-        <w:t xml:space="preserve"> get_read_connection()</w:t>
-      </w:r>
-    </w:p>
-    <w:p>
-      <w:pPr>
-        <w:shd w:val="clear" w:color="auto" w:fill="121314"/>
-        <w:spacing w:after="0" w:line="219" w:lineRule="atLeast"/>
-        <w:rPr>
-          <w:rFonts w:ascii="Consolas" w:eastAsia="Times New Roman" w:hAnsi="Consolas" w:cs="Times New Roman"/>
-          <w:color w:val="BBBEBF"/>
-          <w:sz w:val="16"/>
-          <w:szCs w:val="16"/>
-        </w:rPr>
-      </w:pPr>
-      <w:r>
-        <w:rPr>
-          <w:rFonts w:ascii="Consolas" w:eastAsia="Times New Roman" w:hAnsi="Consolas" w:cs="Times New Roman"/>
-          <w:color w:val="BBBEBF"/>
-          <w:sz w:val="16"/>
-          <w:szCs w:val="16"/>
-        </w:rPr>
-        <w:t xml:space="preserve">        cursor </w:t>
+        <w:t xml:space="preserve"> </w:t>
+      </w:r>
+      <w:proofErr w:type="spellStart"/>
+      <w:r>
+        <w:rPr>
+          <w:rFonts w:ascii="Consolas" w:eastAsia="Times New Roman" w:hAnsi="Consolas" w:cs="Times New Roman"/>
+          <w:color w:val="BBBEBF"/>
+          <w:sz w:val="16"/>
+          <w:szCs w:val="16"/>
+        </w:rPr>
+        <w:t>get_read_connection</w:t>
+      </w:r>
+      <w:proofErr w:type="spellEnd"/>
+      <w:r>
+        <w:rPr>
+          <w:rFonts w:ascii="Consolas" w:eastAsia="Times New Roman" w:hAnsi="Consolas" w:cs="Times New Roman"/>
+          <w:color w:val="BBBEBF"/>
+          <w:sz w:val="16"/>
+          <w:szCs w:val="16"/>
+        </w:rPr>
+        <w:t>()</w:t>
+      </w:r>
+    </w:p>
+    <w:p>
+      <w:pPr>
+        <w:shd w:val="clear" w:color="auto" w:fill="121314"/>
+        <w:spacing w:after="0" w:line="219" w:lineRule="atLeast"/>
+        <w:rPr>
+          <w:rFonts w:ascii="Consolas" w:eastAsia="Times New Roman" w:hAnsi="Consolas" w:cs="Times New Roman"/>
+          <w:color w:val="BBBEBF"/>
+          <w:sz w:val="16"/>
+          <w:szCs w:val="16"/>
+        </w:rPr>
+      </w:pPr>
+      <w:r>
+        <w:rPr>
+          <w:rFonts w:ascii="Consolas" w:eastAsia="Times New Roman" w:hAnsi="Consolas" w:cs="Times New Roman"/>
+          <w:color w:val="BBBEBF"/>
+          <w:sz w:val="16"/>
+          <w:szCs w:val="16"/>
+        </w:rPr>
+        <w:t xml:space="preserve">        </w:t>
+      </w:r>
+      <w:proofErr w:type="gramStart"/>
+      <w:r>
+        <w:rPr>
+          <w:rFonts w:ascii="Consolas" w:eastAsia="Times New Roman" w:hAnsi="Consolas" w:cs="Times New Roman"/>
+          <w:color w:val="BBBEBF"/>
+          <w:sz w:val="16"/>
+          <w:szCs w:val="16"/>
+        </w:rPr>
+        <w:t>cursor</w:t>
+      </w:r>
+      <w:proofErr w:type="gramEnd"/>
+      <w:r>
+        <w:rPr>
+          <w:rFonts w:ascii="Consolas" w:eastAsia="Times New Roman" w:hAnsi="Consolas" w:cs="Times New Roman"/>
+          <w:color w:val="BBBEBF"/>
+          <w:sz w:val="16"/>
+          <w:szCs w:val="16"/>
+        </w:rPr>
+        <w:t xml:space="preserve"> </w:t>
       </w:r>
       <w:r>
         <w:rPr>
@@ -3721,7 +4342,27 @@
           <w:sz w:val="16"/>
           <w:szCs w:val="16"/>
         </w:rPr>
-        <w:t xml:space="preserve"> conn.cursor(</w:t>
+        <w:t xml:space="preserve"> </w:t>
+      </w:r>
+      <w:proofErr w:type="spellStart"/>
+      <w:r>
+        <w:rPr>
+          <w:rFonts w:ascii="Consolas" w:eastAsia="Times New Roman" w:hAnsi="Consolas" w:cs="Times New Roman"/>
+          <w:color w:val="BBBEBF"/>
+          <w:sz w:val="16"/>
+          <w:szCs w:val="16"/>
+        </w:rPr>
+        <w:t>conn.cursor</w:t>
+      </w:r>
+      <w:proofErr w:type="spellEnd"/>
+      <w:r>
+        <w:rPr>
+          <w:rFonts w:ascii="Consolas" w:eastAsia="Times New Roman" w:hAnsi="Consolas" w:cs="Times New Roman"/>
+          <w:color w:val="BBBEBF"/>
+          <w:sz w:val="16"/>
+          <w:szCs w:val="16"/>
+        </w:rPr>
+        <w:t>(</w:t>
       </w:r>
       <w:r>
         <w:rPr>
@@ -3790,8 +4431,30 @@
           <w:sz w:val="16"/>
           <w:szCs w:val="16"/>
         </w:rPr>
-        <w:t>        cursor.execute(</w:t>
-      </w:r>
+        <w:t xml:space="preserve">        </w:t>
+      </w:r>
+      <w:proofErr w:type="spellStart"/>
+      <w:proofErr w:type="gramStart"/>
+      <w:r>
+        <w:rPr>
+          <w:rFonts w:ascii="Consolas" w:eastAsia="Times New Roman" w:hAnsi="Consolas" w:cs="Times New Roman"/>
+          <w:color w:val="BBBEBF"/>
+          <w:sz w:val="16"/>
+          <w:szCs w:val="16"/>
+        </w:rPr>
+        <w:t>cursor.execute</w:t>
+      </w:r>
+      <w:proofErr w:type="spellEnd"/>
+      <w:r>
+        <w:rPr>
+          <w:rFonts w:ascii="Consolas" w:eastAsia="Times New Roman" w:hAnsi="Consolas" w:cs="Times New Roman"/>
+          <w:color w:val="BBBEBF"/>
+          <w:sz w:val="16"/>
+          <w:szCs w:val="16"/>
+        </w:rPr>
+        <w:t>(</w:t>
+      </w:r>
+      <w:proofErr w:type="gramEnd"/>
       <w:r>
         <w:rPr>
           <w:rFonts w:ascii="Consolas" w:eastAsia="Times New Roman" w:hAnsi="Consolas" w:cs="Times New Roman"/>
@@ -3829,7 +4492,27 @@
           <w:sz w:val="16"/>
           <w:szCs w:val="16"/>
         </w:rPr>
-        <w:t xml:space="preserve">        users </w:t>
+        <w:t xml:space="preserve">        </w:t>
+      </w:r>
+      <w:proofErr w:type="gramStart"/>
+      <w:r>
+        <w:rPr>
+          <w:rFonts w:ascii="Consolas" w:eastAsia="Times New Roman" w:hAnsi="Consolas" w:cs="Times New Roman"/>
+          <w:color w:val="BBBEBF"/>
+          <w:sz w:val="16"/>
+          <w:szCs w:val="16"/>
+        </w:rPr>
+        <w:t>users</w:t>
+      </w:r>
+      <w:proofErr w:type="gramEnd"/>
+      <w:r>
+        <w:rPr>
+          <w:rFonts w:ascii="Consolas" w:eastAsia="Times New Roman" w:hAnsi="Consolas" w:cs="Times New Roman"/>
+          <w:color w:val="BBBEBF"/>
+          <w:sz w:val="16"/>
+          <w:szCs w:val="16"/>
+        </w:rPr>
+        <w:t xml:space="preserve"> </w:t>
       </w:r>
       <w:r>
         <w:rPr>
@@ -3847,40 +4530,80 @@
           <w:sz w:val="16"/>
           <w:szCs w:val="16"/>
         </w:rPr>
-        <w:t xml:space="preserve"> cursor.fetchall()</w:t>
-      </w:r>
-    </w:p>
-    <w:p>
-      <w:pPr>
-        <w:shd w:val="clear" w:color="auto" w:fill="121314"/>
-        <w:spacing w:after="0" w:line="219" w:lineRule="atLeast"/>
-        <w:rPr>
-          <w:rFonts w:ascii="Consolas" w:eastAsia="Times New Roman" w:hAnsi="Consolas" w:cs="Times New Roman"/>
-          <w:color w:val="BBBEBF"/>
-          <w:sz w:val="16"/>
-          <w:szCs w:val="16"/>
-        </w:rPr>
-      </w:pPr>
-    </w:p>
-    <w:p>
-      <w:pPr>
-        <w:shd w:val="clear" w:color="auto" w:fill="121314"/>
-        <w:spacing w:after="0" w:line="219" w:lineRule="atLeast"/>
-        <w:rPr>
-          <w:rFonts w:ascii="Consolas" w:eastAsia="Times New Roman" w:hAnsi="Consolas" w:cs="Times New Roman"/>
-          <w:color w:val="BBBEBF"/>
-          <w:sz w:val="16"/>
-          <w:szCs w:val="16"/>
-        </w:rPr>
-      </w:pPr>
-      <w:r>
-        <w:rPr>
-          <w:rFonts w:ascii="Consolas" w:eastAsia="Times New Roman" w:hAnsi="Consolas" w:cs="Times New Roman"/>
-          <w:color w:val="BBBEBF"/>
-          <w:sz w:val="16"/>
-          <w:szCs w:val="16"/>
-        </w:rPr>
-        <w:t xml:space="preserve">        db_info </w:t>
+        <w:t xml:space="preserve"> </w:t>
+      </w:r>
+      <w:proofErr w:type="spellStart"/>
+      <w:r>
+        <w:rPr>
+          <w:rFonts w:ascii="Consolas" w:eastAsia="Times New Roman" w:hAnsi="Consolas" w:cs="Times New Roman"/>
+          <w:color w:val="BBBEBF"/>
+          <w:sz w:val="16"/>
+          <w:szCs w:val="16"/>
+        </w:rPr>
+        <w:t>cursor.fetchall</w:t>
+      </w:r>
+      <w:proofErr w:type="spellEnd"/>
+      <w:r>
+        <w:rPr>
+          <w:rFonts w:ascii="Consolas" w:eastAsia="Times New Roman" w:hAnsi="Consolas" w:cs="Times New Roman"/>
+          <w:color w:val="BBBEBF"/>
+          <w:sz w:val="16"/>
+          <w:szCs w:val="16"/>
+        </w:rPr>
+        <w:t>()</w:t>
+      </w:r>
+    </w:p>
+    <w:p>
+      <w:pPr>
+        <w:shd w:val="clear" w:color="auto" w:fill="121314"/>
+        <w:spacing w:after="0" w:line="219" w:lineRule="atLeast"/>
+        <w:rPr>
+          <w:rFonts w:ascii="Consolas" w:eastAsia="Times New Roman" w:hAnsi="Consolas" w:cs="Times New Roman"/>
+          <w:color w:val="BBBEBF"/>
+          <w:sz w:val="16"/>
+          <w:szCs w:val="16"/>
+        </w:rPr>
+      </w:pPr>
+    </w:p>
+    <w:p>
+      <w:pPr>
+        <w:shd w:val="clear" w:color="auto" w:fill="121314"/>
+        <w:spacing w:after="0" w:line="219" w:lineRule="atLeast"/>
+        <w:rPr>
+          <w:rFonts w:ascii="Consolas" w:eastAsia="Times New Roman" w:hAnsi="Consolas" w:cs="Times New Roman"/>
+          <w:color w:val="BBBEBF"/>
+          <w:sz w:val="16"/>
+          <w:szCs w:val="16"/>
+        </w:rPr>
+      </w:pPr>
+      <w:r>
+        <w:rPr>
+          <w:rFonts w:ascii="Consolas" w:eastAsia="Times New Roman" w:hAnsi="Consolas" w:cs="Times New Roman"/>
+          <w:color w:val="BBBEBF"/>
+          <w:sz w:val="16"/>
+          <w:szCs w:val="16"/>
+        </w:rPr>
+        <w:t xml:space="preserve">        </w:t>
+      </w:r>
+      <w:proofErr w:type="spellStart"/>
+      <w:r>
+        <w:rPr>
+          <w:rFonts w:ascii="Consolas" w:eastAsia="Times New Roman" w:hAnsi="Consolas" w:cs="Times New Roman"/>
+          <w:color w:val="BBBEBF"/>
+          <w:sz w:val="16"/>
+          <w:szCs w:val="16"/>
+        </w:rPr>
+        <w:t>db_info</w:t>
+      </w:r>
+      <w:proofErr w:type="spellEnd"/>
+      <w:r>
+        <w:rPr>
+          <w:rFonts w:ascii="Consolas" w:eastAsia="Times New Roman" w:hAnsi="Consolas" w:cs="Times New Roman"/>
+          <w:color w:val="BBBEBF"/>
+          <w:sz w:val="16"/>
+          <w:szCs w:val="16"/>
+        </w:rPr>
+        <w:t xml:space="preserve"> </w:t>
       </w:r>
       <w:r>
         <w:rPr>
@@ -3898,7 +4621,47 @@
           <w:sz w:val="16"/>
           <w:szCs w:val="16"/>
         </w:rPr>
-        <w:t xml:space="preserve"> get_db_info(cursor)</w:t>
+        <w:t xml:space="preserve"> </w:t>
+      </w:r>
+      <w:proofErr w:type="spellStart"/>
+      <w:r>
+        <w:rPr>
+          <w:rFonts w:ascii="Consolas" w:eastAsia="Times New Roman" w:hAnsi="Consolas" w:cs="Times New Roman"/>
+          <w:color w:val="BBBEBF"/>
+          <w:sz w:val="16"/>
+          <w:szCs w:val="16"/>
+        </w:rPr>
+        <w:t>get_db_</w:t>
+      </w:r>
+      <w:proofErr w:type="gramStart"/>
+      <w:r>
+        <w:rPr>
+          <w:rFonts w:ascii="Consolas" w:eastAsia="Times New Roman" w:hAnsi="Consolas" w:cs="Times New Roman"/>
+          <w:color w:val="BBBEBF"/>
+          <w:sz w:val="16"/>
+          <w:szCs w:val="16"/>
+        </w:rPr>
+        <w:t>info</w:t>
+      </w:r>
+      <w:proofErr w:type="spellEnd"/>
+      <w:r>
+        <w:rPr>
+          <w:rFonts w:ascii="Consolas" w:eastAsia="Times New Roman" w:hAnsi="Consolas" w:cs="Times New Roman"/>
+          <w:color w:val="BBBEBF"/>
+          <w:sz w:val="16"/>
+          <w:szCs w:val="16"/>
+        </w:rPr>
+        <w:t>(</w:t>
+      </w:r>
+      <w:proofErr w:type="gramEnd"/>
+      <w:r>
+        <w:rPr>
+          <w:rFonts w:ascii="Consolas" w:eastAsia="Times New Roman" w:hAnsi="Consolas" w:cs="Times New Roman"/>
+          <w:color w:val="BBBEBF"/>
+          <w:sz w:val="16"/>
+          <w:szCs w:val="16"/>
+        </w:rPr>
+        <w:t>cursor)</w:t>
       </w:r>
     </w:p>
     <w:p>
@@ -3933,6 +4696,7 @@
         </w:rPr>
         <w:t xml:space="preserve">        </w:t>
       </w:r>
+      <w:proofErr w:type="gramStart"/>
       <w:r>
         <w:rPr>
           <w:rFonts w:ascii="Consolas" w:eastAsia="Times New Roman" w:hAnsi="Consolas" w:cs="Times New Roman"/>
@@ -3942,14 +4706,35 @@
         </w:rPr>
         <w:t>return</w:t>
       </w:r>
-      <w:r>
-        <w:rPr>
-          <w:rFonts w:ascii="Consolas" w:eastAsia="Times New Roman" w:hAnsi="Consolas" w:cs="Times New Roman"/>
-          <w:color w:val="BBBEBF"/>
-          <w:sz w:val="16"/>
-          <w:szCs w:val="16"/>
-        </w:rPr>
-        <w:t xml:space="preserve"> jsonify({</w:t>
+      <w:proofErr w:type="gramEnd"/>
+      <w:r>
+        <w:rPr>
+          <w:rFonts w:ascii="Consolas" w:eastAsia="Times New Roman" w:hAnsi="Consolas" w:cs="Times New Roman"/>
+          <w:color w:val="BBBEBF"/>
+          <w:sz w:val="16"/>
+          <w:szCs w:val="16"/>
+        </w:rPr>
+        <w:t xml:space="preserve"> </w:t>
+      </w:r>
+      <w:proofErr w:type="spellStart"/>
+      <w:r>
+        <w:rPr>
+          <w:rFonts w:ascii="Consolas" w:eastAsia="Times New Roman" w:hAnsi="Consolas" w:cs="Times New Roman"/>
+          <w:color w:val="BBBEBF"/>
+          <w:sz w:val="16"/>
+          <w:szCs w:val="16"/>
+        </w:rPr>
+        <w:t>jsonify</w:t>
+      </w:r>
+      <w:proofErr w:type="spellEnd"/>
+      <w:r>
+        <w:rPr>
+          <w:rFonts w:ascii="Consolas" w:eastAsia="Times New Roman" w:hAnsi="Consolas" w:cs="Times New Roman"/>
+          <w:color w:val="BBBEBF"/>
+          <w:sz w:val="16"/>
+          <w:szCs w:val="16"/>
+        </w:rPr>
+        <w:t>({</w:t>
       </w:r>
     </w:p>
     <w:p>
@@ -3979,7 +4764,27 @@
           <w:sz w:val="16"/>
           <w:szCs w:val="16"/>
         </w:rPr>
-        <w:t>"data"</w:t>
+        <w:t>"</w:t>
+      </w:r>
+      <w:proofErr w:type="gramStart"/>
+      <w:r>
+        <w:rPr>
+          <w:rFonts w:ascii="Consolas" w:eastAsia="Times New Roman" w:hAnsi="Consolas" w:cs="Times New Roman"/>
+          <w:color w:val="A5D6FF"/>
+          <w:sz w:val="16"/>
+          <w:szCs w:val="16"/>
+        </w:rPr>
+        <w:t>data</w:t>
+      </w:r>
+      <w:proofErr w:type="gramEnd"/>
+      <w:r>
+        <w:rPr>
+          <w:rFonts w:ascii="Consolas" w:eastAsia="Times New Roman" w:hAnsi="Consolas" w:cs="Times New Roman"/>
+          <w:color w:val="A5D6FF"/>
+          <w:sz w:val="16"/>
+          <w:szCs w:val="16"/>
+        </w:rPr>
+        <w:t>"</w:t>
       </w:r>
       <w:r>
         <w:rPr>
@@ -4018,17 +4823,68 @@
           <w:sz w:val="16"/>
           <w:szCs w:val="16"/>
         </w:rPr>
-        <w:t>"served_by"</w:t>
-      </w:r>
-      <w:r>
-        <w:rPr>
-          <w:rFonts w:ascii="Consolas" w:eastAsia="Times New Roman" w:hAnsi="Consolas" w:cs="Times New Roman"/>
-          <w:color w:val="BBBEBF"/>
-          <w:sz w:val="16"/>
-          <w:szCs w:val="16"/>
-        </w:rPr>
-        <w:t>: db_info[</w:t>
-      </w:r>
+        <w:t>"</w:t>
+      </w:r>
+      <w:proofErr w:type="spellStart"/>
+      <w:r>
+        <w:rPr>
+          <w:rFonts w:ascii="Consolas" w:eastAsia="Times New Roman" w:hAnsi="Consolas" w:cs="Times New Roman"/>
+          <w:color w:val="A5D6FF"/>
+          <w:sz w:val="16"/>
+          <w:szCs w:val="16"/>
+        </w:rPr>
+        <w:t>served_by</w:t>
+      </w:r>
+      <w:proofErr w:type="spellEnd"/>
+      <w:r>
+        <w:rPr>
+          <w:rFonts w:ascii="Consolas" w:eastAsia="Times New Roman" w:hAnsi="Consolas" w:cs="Times New Roman"/>
+          <w:color w:val="A5D6FF"/>
+          <w:sz w:val="16"/>
+          <w:szCs w:val="16"/>
+        </w:rPr>
+        <w:t>"</w:t>
+      </w:r>
+      <w:r>
+        <w:rPr>
+          <w:rFonts w:ascii="Consolas" w:eastAsia="Times New Roman" w:hAnsi="Consolas" w:cs="Times New Roman"/>
+          <w:color w:val="BBBEBF"/>
+          <w:sz w:val="16"/>
+          <w:szCs w:val="16"/>
+        </w:rPr>
+        <w:t xml:space="preserve">: </w:t>
+      </w:r>
+      <w:proofErr w:type="spellStart"/>
+      <w:r>
+        <w:rPr>
+          <w:rFonts w:ascii="Consolas" w:eastAsia="Times New Roman" w:hAnsi="Consolas" w:cs="Times New Roman"/>
+          <w:color w:val="BBBEBF"/>
+          <w:sz w:val="16"/>
+          <w:szCs w:val="16"/>
+        </w:rPr>
+        <w:t>db_</w:t>
+      </w:r>
+      <w:proofErr w:type="gramStart"/>
+      <w:r>
+        <w:rPr>
+          <w:rFonts w:ascii="Consolas" w:eastAsia="Times New Roman" w:hAnsi="Consolas" w:cs="Times New Roman"/>
+          <w:color w:val="BBBEBF"/>
+          <w:sz w:val="16"/>
+          <w:szCs w:val="16"/>
+        </w:rPr>
+        <w:t>info</w:t>
+      </w:r>
+      <w:proofErr w:type="spellEnd"/>
+      <w:r>
+        <w:rPr>
+          <w:rFonts w:ascii="Consolas" w:eastAsia="Times New Roman" w:hAnsi="Consolas" w:cs="Times New Roman"/>
+          <w:color w:val="BBBEBF"/>
+          <w:sz w:val="16"/>
+          <w:szCs w:val="16"/>
+        </w:rPr>
+        <w:t>[</w:t>
+      </w:r>
+      <w:proofErr w:type="gramEnd"/>
       <w:r>
         <w:rPr>
           <w:rFonts w:ascii="Consolas" w:eastAsia="Times New Roman" w:hAnsi="Consolas" w:cs="Times New Roman"/>
@@ -4075,25 +4931,96 @@
           <w:sz w:val="16"/>
           <w:szCs w:val="16"/>
         </w:rPr>
-        <w:t>"read_only"</w:t>
-      </w:r>
-      <w:r>
-        <w:rPr>
-          <w:rFonts w:ascii="Consolas" w:eastAsia="Times New Roman" w:hAnsi="Consolas" w:cs="Times New Roman"/>
-          <w:color w:val="BBBEBF"/>
-          <w:sz w:val="16"/>
-          <w:szCs w:val="16"/>
-        </w:rPr>
-        <w:t>: db_info[</w:t>
-      </w:r>
-      <w:r>
-        <w:rPr>
-          <w:rFonts w:ascii="Consolas" w:eastAsia="Times New Roman" w:hAnsi="Consolas" w:cs="Times New Roman"/>
-          <w:color w:val="A5D6FF"/>
-          <w:sz w:val="16"/>
-          <w:szCs w:val="16"/>
-        </w:rPr>
-        <w:t>"read_only"</w:t>
+        <w:t>"</w:t>
+      </w:r>
+      <w:proofErr w:type="spellStart"/>
+      <w:r>
+        <w:rPr>
+          <w:rFonts w:ascii="Consolas" w:eastAsia="Times New Roman" w:hAnsi="Consolas" w:cs="Times New Roman"/>
+          <w:color w:val="A5D6FF"/>
+          <w:sz w:val="16"/>
+          <w:szCs w:val="16"/>
+        </w:rPr>
+        <w:t>read_only</w:t>
+      </w:r>
+      <w:proofErr w:type="spellEnd"/>
+      <w:r>
+        <w:rPr>
+          <w:rFonts w:ascii="Consolas" w:eastAsia="Times New Roman" w:hAnsi="Consolas" w:cs="Times New Roman"/>
+          <w:color w:val="A5D6FF"/>
+          <w:sz w:val="16"/>
+          <w:szCs w:val="16"/>
+        </w:rPr>
+        <w:t>"</w:t>
+      </w:r>
+      <w:r>
+        <w:rPr>
+          <w:rFonts w:ascii="Consolas" w:eastAsia="Times New Roman" w:hAnsi="Consolas" w:cs="Times New Roman"/>
+          <w:color w:val="BBBEBF"/>
+          <w:sz w:val="16"/>
+          <w:szCs w:val="16"/>
+        </w:rPr>
+        <w:t xml:space="preserve">: </w:t>
+      </w:r>
+      <w:proofErr w:type="spellStart"/>
+      <w:r>
+        <w:rPr>
+          <w:rFonts w:ascii="Consolas" w:eastAsia="Times New Roman" w:hAnsi="Consolas" w:cs="Times New Roman"/>
+          <w:color w:val="BBBEBF"/>
+          <w:sz w:val="16"/>
+          <w:szCs w:val="16"/>
+        </w:rPr>
+        <w:t>db_</w:t>
+      </w:r>
+      <w:proofErr w:type="gramStart"/>
+      <w:r>
+        <w:rPr>
+          <w:rFonts w:ascii="Consolas" w:eastAsia="Times New Roman" w:hAnsi="Consolas" w:cs="Times New Roman"/>
+          <w:color w:val="BBBEBF"/>
+          <w:sz w:val="16"/>
+          <w:szCs w:val="16"/>
+        </w:rPr>
+        <w:t>info</w:t>
+      </w:r>
+      <w:proofErr w:type="spellEnd"/>
+      <w:r>
+        <w:rPr>
+          <w:rFonts w:ascii="Consolas" w:eastAsia="Times New Roman" w:hAnsi="Consolas" w:cs="Times New Roman"/>
+          <w:color w:val="BBBEBF"/>
+          <w:sz w:val="16"/>
+          <w:szCs w:val="16"/>
+        </w:rPr>
+        <w:t>[</w:t>
+      </w:r>
+      <w:proofErr w:type="gramEnd"/>
+      <w:r>
+        <w:rPr>
+          <w:rFonts w:ascii="Consolas" w:eastAsia="Times New Roman" w:hAnsi="Consolas" w:cs="Times New Roman"/>
+          <w:color w:val="A5D6FF"/>
+          <w:sz w:val="16"/>
+          <w:szCs w:val="16"/>
+        </w:rPr>
+        <w:t>"</w:t>
+      </w:r>
+      <w:proofErr w:type="spellStart"/>
+      <w:r>
+        <w:rPr>
+          <w:rFonts w:ascii="Consolas" w:eastAsia="Times New Roman" w:hAnsi="Consolas" w:cs="Times New Roman"/>
+          <w:color w:val="A5D6FF"/>
+          <w:sz w:val="16"/>
+          <w:szCs w:val="16"/>
+        </w:rPr>
+        <w:t>read_only</w:t>
+      </w:r>
+      <w:proofErr w:type="spellEnd"/>
+      <w:r>
+        <w:rPr>
+          <w:rFonts w:ascii="Consolas" w:eastAsia="Times New Roman" w:hAnsi="Consolas" w:cs="Times New Roman"/>
+          <w:color w:val="A5D6FF"/>
+          <w:sz w:val="16"/>
+          <w:szCs w:val="16"/>
+        </w:rPr>
+        <w:t>"</w:t>
       </w:r>
       <w:r>
         <w:rPr>
@@ -4132,7 +5059,27 @@
           <w:sz w:val="16"/>
           <w:szCs w:val="16"/>
         </w:rPr>
-        <w:t>"db_role"</w:t>
+        <w:t>"</w:t>
+      </w:r>
+      <w:proofErr w:type="spellStart"/>
+      <w:r>
+        <w:rPr>
+          <w:rFonts w:ascii="Consolas" w:eastAsia="Times New Roman" w:hAnsi="Consolas" w:cs="Times New Roman"/>
+          <w:color w:val="A5D6FF"/>
+          <w:sz w:val="16"/>
+          <w:szCs w:val="16"/>
+        </w:rPr>
+        <w:t>db_role</w:t>
+      </w:r>
+      <w:proofErr w:type="spellEnd"/>
+      <w:r>
+        <w:rPr>
+          <w:rFonts w:ascii="Consolas" w:eastAsia="Times New Roman" w:hAnsi="Consolas" w:cs="Times New Roman"/>
+          <w:color w:val="A5D6FF"/>
+          <w:sz w:val="16"/>
+          <w:szCs w:val="16"/>
+        </w:rPr>
+        <w:t>"</w:t>
       </w:r>
       <w:r>
         <w:rPr>
@@ -4177,16 +5124,67 @@
           <w:sz w:val="16"/>
           <w:szCs w:val="16"/>
         </w:rPr>
-        <w:t xml:space="preserve"> db_info[</w:t>
-      </w:r>
-      <w:r>
-        <w:rPr>
-          <w:rFonts w:ascii="Consolas" w:eastAsia="Times New Roman" w:hAnsi="Consolas" w:cs="Times New Roman"/>
-          <w:color w:val="A5D6FF"/>
-          <w:sz w:val="16"/>
-          <w:szCs w:val="16"/>
-        </w:rPr>
-        <w:t>"read_only"</w:t>
+        <w:t xml:space="preserve"> </w:t>
+      </w:r>
+      <w:proofErr w:type="spellStart"/>
+      <w:r>
+        <w:rPr>
+          <w:rFonts w:ascii="Consolas" w:eastAsia="Times New Roman" w:hAnsi="Consolas" w:cs="Times New Roman"/>
+          <w:color w:val="BBBEBF"/>
+          <w:sz w:val="16"/>
+          <w:szCs w:val="16"/>
+        </w:rPr>
+        <w:t>db_</w:t>
+      </w:r>
+      <w:proofErr w:type="gramStart"/>
+      <w:r>
+        <w:rPr>
+          <w:rFonts w:ascii="Consolas" w:eastAsia="Times New Roman" w:hAnsi="Consolas" w:cs="Times New Roman"/>
+          <w:color w:val="BBBEBF"/>
+          <w:sz w:val="16"/>
+          <w:szCs w:val="16"/>
+        </w:rPr>
+        <w:t>info</w:t>
+      </w:r>
+      <w:proofErr w:type="spellEnd"/>
+      <w:r>
+        <w:rPr>
+          <w:rFonts w:ascii="Consolas" w:eastAsia="Times New Roman" w:hAnsi="Consolas" w:cs="Times New Roman"/>
+          <w:color w:val="BBBEBF"/>
+          <w:sz w:val="16"/>
+          <w:szCs w:val="16"/>
+        </w:rPr>
+        <w:t>[</w:t>
+      </w:r>
+      <w:proofErr w:type="gramEnd"/>
+      <w:r>
+        <w:rPr>
+          <w:rFonts w:ascii="Consolas" w:eastAsia="Times New Roman" w:hAnsi="Consolas" w:cs="Times New Roman"/>
+          <w:color w:val="A5D6FF"/>
+          <w:sz w:val="16"/>
+          <w:szCs w:val="16"/>
+        </w:rPr>
+        <w:t>"</w:t>
+      </w:r>
+      <w:proofErr w:type="spellStart"/>
+      <w:r>
+        <w:rPr>
+          <w:rFonts w:ascii="Consolas" w:eastAsia="Times New Roman" w:hAnsi="Consolas" w:cs="Times New Roman"/>
+          <w:color w:val="A5D6FF"/>
+          <w:sz w:val="16"/>
+          <w:szCs w:val="16"/>
+        </w:rPr>
+        <w:t>read_only</w:t>
+      </w:r>
+      <w:proofErr w:type="spellEnd"/>
+      <w:r>
+        <w:rPr>
+          <w:rFonts w:ascii="Consolas" w:eastAsia="Times New Roman" w:hAnsi="Consolas" w:cs="Times New Roman"/>
+          <w:color w:val="A5D6FF"/>
+          <w:sz w:val="16"/>
+          <w:szCs w:val="16"/>
+        </w:rPr>
+        <w:t>"</w:t>
       </w:r>
       <w:r>
         <w:rPr>
@@ -4302,6 +5300,7 @@
         </w:rPr>
         <w:t xml:space="preserve">    </w:t>
       </w:r>
+      <w:proofErr w:type="gramStart"/>
       <w:r>
         <w:rPr>
           <w:rFonts w:ascii="Consolas" w:eastAsia="Times New Roman" w:hAnsi="Consolas" w:cs="Times New Roman"/>
@@ -4311,6 +5310,7 @@
         </w:rPr>
         <w:t>except</w:t>
       </w:r>
+      <w:proofErr w:type="gramEnd"/>
       <w:r>
         <w:rPr>
           <w:rFonts w:ascii="Consolas" w:eastAsia="Times New Roman" w:hAnsi="Consolas" w:cs="Times New Roman"/>
@@ -4359,6 +5359,7 @@
         </w:rPr>
         <w:t xml:space="preserve">        </w:t>
       </w:r>
+      <w:proofErr w:type="gramStart"/>
       <w:r>
         <w:rPr>
           <w:rFonts w:ascii="Consolas" w:eastAsia="Times New Roman" w:hAnsi="Consolas" w:cs="Times New Roman"/>
@@ -4368,14 +5369,35 @@
         </w:rPr>
         <w:t>return</w:t>
       </w:r>
-      <w:r>
-        <w:rPr>
-          <w:rFonts w:ascii="Consolas" w:eastAsia="Times New Roman" w:hAnsi="Consolas" w:cs="Times New Roman"/>
-          <w:color w:val="BBBEBF"/>
-          <w:sz w:val="16"/>
-          <w:szCs w:val="16"/>
-        </w:rPr>
-        <w:t xml:space="preserve"> jsonify({</w:t>
+      <w:proofErr w:type="gramEnd"/>
+      <w:r>
+        <w:rPr>
+          <w:rFonts w:ascii="Consolas" w:eastAsia="Times New Roman" w:hAnsi="Consolas" w:cs="Times New Roman"/>
+          <w:color w:val="BBBEBF"/>
+          <w:sz w:val="16"/>
+          <w:szCs w:val="16"/>
+        </w:rPr>
+        <w:t xml:space="preserve"> </w:t>
+      </w:r>
+      <w:proofErr w:type="spellStart"/>
+      <w:r>
+        <w:rPr>
+          <w:rFonts w:ascii="Consolas" w:eastAsia="Times New Roman" w:hAnsi="Consolas" w:cs="Times New Roman"/>
+          <w:color w:val="BBBEBF"/>
+          <w:sz w:val="16"/>
+          <w:szCs w:val="16"/>
+        </w:rPr>
+        <w:t>jsonify</w:t>
+      </w:r>
+      <w:proofErr w:type="spellEnd"/>
+      <w:r>
+        <w:rPr>
+          <w:rFonts w:ascii="Consolas" w:eastAsia="Times New Roman" w:hAnsi="Consolas" w:cs="Times New Roman"/>
+          <w:color w:val="BBBEBF"/>
+          <w:sz w:val="16"/>
+          <w:szCs w:val="16"/>
+        </w:rPr>
+        <w:t>({</w:t>
       </w:r>
       <w:r>
         <w:rPr>
@@ -4395,6 +5417,7 @@
         </w:rPr>
         <w:t xml:space="preserve">: </w:t>
       </w:r>
+      <w:proofErr w:type="spellStart"/>
       <w:r>
         <w:rPr>
           <w:rFonts w:ascii="Consolas" w:eastAsia="Times New Roman" w:hAnsi="Consolas" w:cs="Times New Roman"/>
@@ -4404,6 +5427,7 @@
         </w:rPr>
         <w:t>str</w:t>
       </w:r>
+      <w:proofErr w:type="spellEnd"/>
       <w:r>
         <w:rPr>
           <w:rFonts w:ascii="Consolas" w:eastAsia="Times New Roman" w:hAnsi="Consolas" w:cs="Times New Roman"/>
@@ -4443,6 +5467,7 @@
         </w:rPr>
         <w:t xml:space="preserve">    </w:t>
       </w:r>
+      <w:proofErr w:type="gramStart"/>
       <w:r>
         <w:rPr>
           <w:rFonts w:ascii="Consolas" w:eastAsia="Times New Roman" w:hAnsi="Consolas" w:cs="Times New Roman"/>
@@ -4452,6 +5477,7 @@
         </w:rPr>
         <w:t>finally</w:t>
       </w:r>
+      <w:proofErr w:type="gramEnd"/>
       <w:r>
         <w:rPr>
           <w:rFonts w:ascii="Consolas" w:eastAsia="Times New Roman" w:hAnsi="Consolas" w:cs="Times New Roman"/>
@@ -4480,29 +5506,73 @@
           <w:sz w:val="16"/>
           <w:szCs w:val="16"/>
         </w:rPr>
-        <w:t>        cursor.close()</w:t>
-      </w:r>
-    </w:p>
-    <w:p>
-      <w:pPr>
-        <w:shd w:val="clear" w:color="auto" w:fill="121314"/>
-        <w:spacing w:after="0" w:line="219" w:lineRule="atLeast"/>
-        <w:rPr>
-          <w:rFonts w:ascii="Consolas" w:eastAsia="Times New Roman" w:hAnsi="Consolas" w:cs="Times New Roman"/>
-          <w:color w:val="BBBEBF"/>
-          <w:sz w:val="16"/>
-          <w:szCs w:val="16"/>
-        </w:rPr>
-      </w:pPr>
-      <w:r>
-        <w:rPr>
-          <w:rFonts w:ascii="Consolas" w:eastAsia="Times New Roman" w:hAnsi="Consolas" w:cs="Times New Roman"/>
-          <w:color w:val="BBBEBF"/>
-          <w:sz w:val="16"/>
-          <w:szCs w:val="16"/>
-        </w:rPr>
-        <w:t>        conn.close()</w:t>
-      </w:r>
+        <w:t xml:space="preserve">        </w:t>
+      </w:r>
+      <w:proofErr w:type="spellStart"/>
+      <w:proofErr w:type="gramStart"/>
+      <w:r>
+        <w:rPr>
+          <w:rFonts w:ascii="Consolas" w:eastAsia="Times New Roman" w:hAnsi="Consolas" w:cs="Times New Roman"/>
+          <w:color w:val="BBBEBF"/>
+          <w:sz w:val="16"/>
+          <w:szCs w:val="16"/>
+        </w:rPr>
+        <w:t>cursor.close</w:t>
+      </w:r>
+      <w:proofErr w:type="spellEnd"/>
+      <w:r>
+        <w:rPr>
+          <w:rFonts w:ascii="Consolas" w:eastAsia="Times New Roman" w:hAnsi="Consolas" w:cs="Times New Roman"/>
+          <w:color w:val="BBBEBF"/>
+          <w:sz w:val="16"/>
+          <w:szCs w:val="16"/>
+        </w:rPr>
+        <w:t>()</w:t>
+      </w:r>
+      <w:proofErr w:type="gramEnd"/>
+    </w:p>
+    <w:p>
+      <w:pPr>
+        <w:shd w:val="clear" w:color="auto" w:fill="121314"/>
+        <w:spacing w:after="0" w:line="219" w:lineRule="atLeast"/>
+        <w:rPr>
+          <w:rFonts w:ascii="Consolas" w:eastAsia="Times New Roman" w:hAnsi="Consolas" w:cs="Times New Roman"/>
+          <w:color w:val="BBBEBF"/>
+          <w:sz w:val="16"/>
+          <w:szCs w:val="16"/>
+        </w:rPr>
+      </w:pPr>
+      <w:r>
+        <w:rPr>
+          <w:rFonts w:ascii="Consolas" w:eastAsia="Times New Roman" w:hAnsi="Consolas" w:cs="Times New Roman"/>
+          <w:color w:val="BBBEBF"/>
+          <w:sz w:val="16"/>
+          <w:szCs w:val="16"/>
+        </w:rPr>
+        <w:t xml:space="preserve">        </w:t>
+      </w:r>
+      <w:proofErr w:type="spellStart"/>
+      <w:proofErr w:type="gramStart"/>
+      <w:r>
+        <w:rPr>
+          <w:rFonts w:ascii="Consolas" w:eastAsia="Times New Roman" w:hAnsi="Consolas" w:cs="Times New Roman"/>
+          <w:color w:val="BBBEBF"/>
+          <w:sz w:val="16"/>
+          <w:szCs w:val="16"/>
+        </w:rPr>
+        <w:t>conn.close</w:t>
+      </w:r>
+      <w:proofErr w:type="spellEnd"/>
+      <w:r>
+        <w:rPr>
+          <w:rFonts w:ascii="Consolas" w:eastAsia="Times New Roman" w:hAnsi="Consolas" w:cs="Times New Roman"/>
+          <w:color w:val="BBBEBF"/>
+          <w:sz w:val="16"/>
+          <w:szCs w:val="16"/>
+        </w:rPr>
+        <w:t>()</w:t>
+      </w:r>
+      <w:proofErr w:type="gramEnd"/>
     </w:p>
     <w:p>
       <w:pPr>
@@ -4527,6 +5597,7 @@
           <w:szCs w:val="16"/>
         </w:rPr>
       </w:pPr>
+      <w:proofErr w:type="gramStart"/>
       <w:r>
         <w:rPr>
           <w:rFonts w:ascii="Consolas" w:eastAsia="Times New Roman" w:hAnsi="Consolas" w:cs="Times New Roman"/>
@@ -4534,8 +5605,19 @@
           <w:sz w:val="16"/>
           <w:szCs w:val="16"/>
         </w:rPr>
-        <w:t>@app.route</w:t>
-      </w:r>
+        <w:t>@</w:t>
+      </w:r>
+      <w:proofErr w:type="spellStart"/>
+      <w:r>
+        <w:rPr>
+          <w:rFonts w:ascii="Consolas" w:eastAsia="Times New Roman" w:hAnsi="Consolas" w:cs="Times New Roman"/>
+          <w:color w:val="D2A8FF"/>
+          <w:sz w:val="16"/>
+          <w:szCs w:val="16"/>
+        </w:rPr>
+        <w:t>app.route</w:t>
+      </w:r>
+      <w:proofErr w:type="spellEnd"/>
       <w:r>
         <w:rPr>
           <w:rFonts w:ascii="Consolas" w:eastAsia="Times New Roman" w:hAnsi="Consolas" w:cs="Times New Roman"/>
@@ -4545,14 +5627,35 @@
         </w:rPr>
         <w:t>(</w:t>
       </w:r>
-      <w:r>
-        <w:rPr>
-          <w:rFonts w:ascii="Consolas" w:eastAsia="Times New Roman" w:hAnsi="Consolas" w:cs="Times New Roman"/>
-          <w:color w:val="A5D6FF"/>
-          <w:sz w:val="16"/>
-          <w:szCs w:val="16"/>
-        </w:rPr>
-        <w:t>'/users/&lt;int:user_id&gt;'</w:t>
+      <w:proofErr w:type="gramEnd"/>
+      <w:r>
+        <w:rPr>
+          <w:rFonts w:ascii="Consolas" w:eastAsia="Times New Roman" w:hAnsi="Consolas" w:cs="Times New Roman"/>
+          <w:color w:val="A5D6FF"/>
+          <w:sz w:val="16"/>
+          <w:szCs w:val="16"/>
+        </w:rPr>
+        <w:t>'/users/&lt;</w:t>
+      </w:r>
+      <w:proofErr w:type="spellStart"/>
+      <w:r>
+        <w:rPr>
+          <w:rFonts w:ascii="Consolas" w:eastAsia="Times New Roman" w:hAnsi="Consolas" w:cs="Times New Roman"/>
+          <w:color w:val="A5D6FF"/>
+          <w:sz w:val="16"/>
+          <w:szCs w:val="16"/>
+        </w:rPr>
+        <w:t>int:user_id</w:t>
+      </w:r>
+      <w:proofErr w:type="spellEnd"/>
+      <w:r>
+        <w:rPr>
+          <w:rFonts w:ascii="Consolas" w:eastAsia="Times New Roman" w:hAnsi="Consolas" w:cs="Times New Roman"/>
+          <w:color w:val="A5D6FF"/>
+          <w:sz w:val="16"/>
+          <w:szCs w:val="16"/>
+        </w:rPr>
+        <w:t>&gt;'</w:t>
       </w:r>
       <w:r>
         <w:rPr>
@@ -4620,6 +5723,7 @@
           <w:szCs w:val="16"/>
         </w:rPr>
       </w:pPr>
+      <w:proofErr w:type="gramStart"/>
       <w:r>
         <w:rPr>
           <w:rFonts w:ascii="Consolas" w:eastAsia="Times New Roman" w:hAnsi="Consolas" w:cs="Times New Roman"/>
@@ -4629,6 +5733,7 @@
         </w:rPr>
         <w:t>def</w:t>
       </w:r>
+      <w:proofErr w:type="gramEnd"/>
       <w:r>
         <w:rPr>
           <w:rFonts w:ascii="Consolas" w:eastAsia="Times New Roman" w:hAnsi="Consolas" w:cs="Times New Roman"/>
@@ -4638,6 +5743,7 @@
         </w:rPr>
         <w:t xml:space="preserve"> </w:t>
       </w:r>
+      <w:proofErr w:type="spellStart"/>
       <w:r>
         <w:rPr>
           <w:rFonts w:ascii="Consolas" w:eastAsia="Times New Roman" w:hAnsi="Consolas" w:cs="Times New Roman"/>
@@ -4647,6 +5753,7 @@
         </w:rPr>
         <w:t>get_user</w:t>
       </w:r>
+      <w:proofErr w:type="spellEnd"/>
       <w:r>
         <w:rPr>
           <w:rFonts w:ascii="Consolas" w:eastAsia="Times New Roman" w:hAnsi="Consolas" w:cs="Times New Roman"/>
@@ -4656,6 +5763,7 @@
         </w:rPr>
         <w:t>(</w:t>
       </w:r>
+      <w:proofErr w:type="spellStart"/>
       <w:r>
         <w:rPr>
           <w:rFonts w:ascii="Consolas" w:eastAsia="Times New Roman" w:hAnsi="Consolas" w:cs="Times New Roman"/>
@@ -4665,6 +5773,7 @@
         </w:rPr>
         <w:t>user_id</w:t>
       </w:r>
+      <w:proofErr w:type="spellEnd"/>
       <w:r>
         <w:rPr>
           <w:rFonts w:ascii="Consolas" w:eastAsia="Times New Roman" w:hAnsi="Consolas" w:cs="Times New Roman"/>
@@ -4695,6 +5804,7 @@
         </w:rPr>
         <w:t xml:space="preserve">    </w:t>
       </w:r>
+      <w:proofErr w:type="gramStart"/>
       <w:r>
         <w:rPr>
           <w:rFonts w:ascii="Consolas" w:eastAsia="Times New Roman" w:hAnsi="Consolas" w:cs="Times New Roman"/>
@@ -4704,6 +5814,7 @@
         </w:rPr>
         <w:t>try</w:t>
       </w:r>
+      <w:proofErr w:type="gramEnd"/>
       <w:r>
         <w:rPr>
           <w:rFonts w:ascii="Consolas" w:eastAsia="Times New Roman" w:hAnsi="Consolas" w:cs="Times New Roman"/>
@@ -4732,7 +5843,29 @@
           <w:sz w:val="16"/>
           <w:szCs w:val="16"/>
         </w:rPr>
-        <w:t xml:space="preserve">        conn </w:t>
+        <w:t xml:space="preserve">        </w:t>
+      </w:r>
+      <w:proofErr w:type="spellStart"/>
+      <w:proofErr w:type="gramStart"/>
+      <w:r>
+        <w:rPr>
+          <w:rFonts w:ascii="Consolas" w:eastAsia="Times New Roman" w:hAnsi="Consolas" w:cs="Times New Roman"/>
+          <w:color w:val="BBBEBF"/>
+          <w:sz w:val="16"/>
+          <w:szCs w:val="16"/>
+        </w:rPr>
+        <w:t>conn</w:t>
+      </w:r>
+      <w:proofErr w:type="spellEnd"/>
+      <w:proofErr w:type="gramEnd"/>
+      <w:r>
+        <w:rPr>
+          <w:rFonts w:ascii="Consolas" w:eastAsia="Times New Roman" w:hAnsi="Consolas" w:cs="Times New Roman"/>
+          <w:color w:val="BBBEBF"/>
+          <w:sz w:val="16"/>
+          <w:szCs w:val="16"/>
+        </w:rPr>
+        <w:t xml:space="preserve"> </w:t>
       </w:r>
       <w:r>
         <w:rPr>
@@ -4750,28 +5883,68 @@
           <w:sz w:val="16"/>
           <w:szCs w:val="16"/>
         </w:rPr>
-        <w:t xml:space="preserve"> get_read_connection()</w:t>
-      </w:r>
-    </w:p>
-    <w:p>
-      <w:pPr>
-        <w:shd w:val="clear" w:color="auto" w:fill="121314"/>
-        <w:spacing w:after="0" w:line="219" w:lineRule="atLeast"/>
-        <w:rPr>
-          <w:rFonts w:ascii="Consolas" w:eastAsia="Times New Roman" w:hAnsi="Consolas" w:cs="Times New Roman"/>
-          <w:color w:val="BBBEBF"/>
-          <w:sz w:val="16"/>
-          <w:szCs w:val="16"/>
-        </w:rPr>
-      </w:pPr>
-      <w:r>
-        <w:rPr>
-          <w:rFonts w:ascii="Consolas" w:eastAsia="Times New Roman" w:hAnsi="Consolas" w:cs="Times New Roman"/>
-          <w:color w:val="BBBEBF"/>
-          <w:sz w:val="16"/>
-          <w:szCs w:val="16"/>
-        </w:rPr>
-        <w:t xml:space="preserve">        cursor </w:t>
+        <w:t xml:space="preserve"> </w:t>
+      </w:r>
+      <w:proofErr w:type="spellStart"/>
+      <w:r>
+        <w:rPr>
+          <w:rFonts w:ascii="Consolas" w:eastAsia="Times New Roman" w:hAnsi="Consolas" w:cs="Times New Roman"/>
+          <w:color w:val="BBBEBF"/>
+          <w:sz w:val="16"/>
+          <w:szCs w:val="16"/>
+        </w:rPr>
+        <w:t>get_read_connection</w:t>
+      </w:r>
+      <w:proofErr w:type="spellEnd"/>
+      <w:r>
+        <w:rPr>
+          <w:rFonts w:ascii="Consolas" w:eastAsia="Times New Roman" w:hAnsi="Consolas" w:cs="Times New Roman"/>
+          <w:color w:val="BBBEBF"/>
+          <w:sz w:val="16"/>
+          <w:szCs w:val="16"/>
+        </w:rPr>
+        <w:t>()</w:t>
+      </w:r>
+    </w:p>
+    <w:p>
+      <w:pPr>
+        <w:shd w:val="clear" w:color="auto" w:fill="121314"/>
+        <w:spacing w:after="0" w:line="219" w:lineRule="atLeast"/>
+        <w:rPr>
+          <w:rFonts w:ascii="Consolas" w:eastAsia="Times New Roman" w:hAnsi="Consolas" w:cs="Times New Roman"/>
+          <w:color w:val="BBBEBF"/>
+          <w:sz w:val="16"/>
+          <w:szCs w:val="16"/>
+        </w:rPr>
+      </w:pPr>
+      <w:r>
+        <w:rPr>
+          <w:rFonts w:ascii="Consolas" w:eastAsia="Times New Roman" w:hAnsi="Consolas" w:cs="Times New Roman"/>
+          <w:color w:val="BBBEBF"/>
+          <w:sz w:val="16"/>
+          <w:szCs w:val="16"/>
+        </w:rPr>
+        <w:t xml:space="preserve">        </w:t>
+      </w:r>
+      <w:proofErr w:type="gramStart"/>
+      <w:r>
+        <w:rPr>
+          <w:rFonts w:ascii="Consolas" w:eastAsia="Times New Roman" w:hAnsi="Consolas" w:cs="Times New Roman"/>
+          <w:color w:val="BBBEBF"/>
+          <w:sz w:val="16"/>
+          <w:szCs w:val="16"/>
+        </w:rPr>
+        <w:t>cursor</w:t>
+      </w:r>
+      <w:proofErr w:type="gramEnd"/>
+      <w:r>
+        <w:rPr>
+          <w:rFonts w:ascii="Consolas" w:eastAsia="Times New Roman" w:hAnsi="Consolas" w:cs="Times New Roman"/>
+          <w:color w:val="BBBEBF"/>
+          <w:sz w:val="16"/>
+          <w:szCs w:val="16"/>
+        </w:rPr>
+        <w:t xml:space="preserve"> </w:t>
       </w:r>
       <w:r>
         <w:rPr>
@@ -4789,7 +5962,27 @@
           <w:sz w:val="16"/>
           <w:szCs w:val="16"/>
         </w:rPr>
-        <w:t xml:space="preserve"> conn.cursor(</w:t>
+        <w:t xml:space="preserve"> </w:t>
+      </w:r>
+      <w:proofErr w:type="spellStart"/>
+      <w:r>
+        <w:rPr>
+          <w:rFonts w:ascii="Consolas" w:eastAsia="Times New Roman" w:hAnsi="Consolas" w:cs="Times New Roman"/>
+          <w:color w:val="BBBEBF"/>
+          <w:sz w:val="16"/>
+          <w:szCs w:val="16"/>
+        </w:rPr>
+        <w:t>conn.cursor</w:t>
+      </w:r>
+      <w:proofErr w:type="spellEnd"/>
+      <w:r>
+        <w:rPr>
+          <w:rFonts w:ascii="Consolas" w:eastAsia="Times New Roman" w:hAnsi="Consolas" w:cs="Times New Roman"/>
+          <w:color w:val="BBBEBF"/>
+          <w:sz w:val="16"/>
+          <w:szCs w:val="16"/>
+        </w:rPr>
+        <w:t>(</w:t>
       </w:r>
       <w:r>
         <w:rPr>
@@ -4858,8 +6051,30 @@
           <w:sz w:val="16"/>
           <w:szCs w:val="16"/>
         </w:rPr>
-        <w:t>        cursor.execute(</w:t>
-      </w:r>
+        <w:t xml:space="preserve">        </w:t>
+      </w:r>
+      <w:proofErr w:type="spellStart"/>
+      <w:proofErr w:type="gramStart"/>
+      <w:r>
+        <w:rPr>
+          <w:rFonts w:ascii="Consolas" w:eastAsia="Times New Roman" w:hAnsi="Consolas" w:cs="Times New Roman"/>
+          <w:color w:val="BBBEBF"/>
+          <w:sz w:val="16"/>
+          <w:szCs w:val="16"/>
+        </w:rPr>
+        <w:t>cursor.execute</w:t>
+      </w:r>
+      <w:proofErr w:type="spellEnd"/>
+      <w:r>
+        <w:rPr>
+          <w:rFonts w:ascii="Consolas" w:eastAsia="Times New Roman" w:hAnsi="Consolas" w:cs="Times New Roman"/>
+          <w:color w:val="BBBEBF"/>
+          <w:sz w:val="16"/>
+          <w:szCs w:val="16"/>
+        </w:rPr>
+        <w:t>(</w:t>
+      </w:r>
+      <w:proofErr w:type="gramEnd"/>
       <w:r>
         <w:rPr>
           <w:rFonts w:ascii="Consolas" w:eastAsia="Times New Roman" w:hAnsi="Consolas" w:cs="Times New Roman"/>
@@ -4894,28 +6109,68 @@
           <w:sz w:val="16"/>
           <w:szCs w:val="16"/>
         </w:rPr>
-        <w:t>, (user_id,))</w:t>
-      </w:r>
-    </w:p>
-    <w:p>
-      <w:pPr>
-        <w:shd w:val="clear" w:color="auto" w:fill="121314"/>
-        <w:spacing w:after="0" w:line="219" w:lineRule="atLeast"/>
-        <w:rPr>
-          <w:rFonts w:ascii="Consolas" w:eastAsia="Times New Roman" w:hAnsi="Consolas" w:cs="Times New Roman"/>
-          <w:color w:val="BBBEBF"/>
-          <w:sz w:val="16"/>
-          <w:szCs w:val="16"/>
-        </w:rPr>
-      </w:pPr>
-      <w:r>
-        <w:rPr>
-          <w:rFonts w:ascii="Consolas" w:eastAsia="Times New Roman" w:hAnsi="Consolas" w:cs="Times New Roman"/>
-          <w:color w:val="BBBEBF"/>
-          <w:sz w:val="16"/>
-          <w:szCs w:val="16"/>
-        </w:rPr>
-        <w:t xml:space="preserve">        user </w:t>
+        <w:t>, (</w:t>
+      </w:r>
+      <w:proofErr w:type="spellStart"/>
+      <w:r>
+        <w:rPr>
+          <w:rFonts w:ascii="Consolas" w:eastAsia="Times New Roman" w:hAnsi="Consolas" w:cs="Times New Roman"/>
+          <w:color w:val="BBBEBF"/>
+          <w:sz w:val="16"/>
+          <w:szCs w:val="16"/>
+        </w:rPr>
+        <w:t>user_id</w:t>
+      </w:r>
+      <w:proofErr w:type="spellEnd"/>
+      <w:r>
+        <w:rPr>
+          <w:rFonts w:ascii="Consolas" w:eastAsia="Times New Roman" w:hAnsi="Consolas" w:cs="Times New Roman"/>
+          <w:color w:val="BBBEBF"/>
+          <w:sz w:val="16"/>
+          <w:szCs w:val="16"/>
+        </w:rPr>
+        <w:t>,))</w:t>
+      </w:r>
+    </w:p>
+    <w:p>
+      <w:pPr>
+        <w:shd w:val="clear" w:color="auto" w:fill="121314"/>
+        <w:spacing w:after="0" w:line="219" w:lineRule="atLeast"/>
+        <w:rPr>
+          <w:rFonts w:ascii="Consolas" w:eastAsia="Times New Roman" w:hAnsi="Consolas" w:cs="Times New Roman"/>
+          <w:color w:val="BBBEBF"/>
+          <w:sz w:val="16"/>
+          <w:szCs w:val="16"/>
+        </w:rPr>
+      </w:pPr>
+      <w:r>
+        <w:rPr>
+          <w:rFonts w:ascii="Consolas" w:eastAsia="Times New Roman" w:hAnsi="Consolas" w:cs="Times New Roman"/>
+          <w:color w:val="BBBEBF"/>
+          <w:sz w:val="16"/>
+          <w:szCs w:val="16"/>
+        </w:rPr>
+        <w:t xml:space="preserve">        </w:t>
+      </w:r>
+      <w:proofErr w:type="gramStart"/>
+      <w:r>
+        <w:rPr>
+          <w:rFonts w:ascii="Consolas" w:eastAsia="Times New Roman" w:hAnsi="Consolas" w:cs="Times New Roman"/>
+          <w:color w:val="BBBEBF"/>
+          <w:sz w:val="16"/>
+          <w:szCs w:val="16"/>
+        </w:rPr>
+        <w:t>user</w:t>
+      </w:r>
+      <w:proofErr w:type="gramEnd"/>
+      <w:r>
+        <w:rPr>
+          <w:rFonts w:ascii="Consolas" w:eastAsia="Times New Roman" w:hAnsi="Consolas" w:cs="Times New Roman"/>
+          <w:color w:val="BBBEBF"/>
+          <w:sz w:val="16"/>
+          <w:szCs w:val="16"/>
+        </w:rPr>
+        <w:t xml:space="preserve"> </w:t>
       </w:r>
       <w:r>
         <w:rPr>
@@ -4933,7 +6188,27 @@
           <w:sz w:val="16"/>
           <w:szCs w:val="16"/>
         </w:rPr>
-        <w:t xml:space="preserve"> cursor.fetchone()</w:t>
+        <w:t xml:space="preserve"> </w:t>
+      </w:r>
+      <w:proofErr w:type="spellStart"/>
+      <w:r>
+        <w:rPr>
+          <w:rFonts w:ascii="Consolas" w:eastAsia="Times New Roman" w:hAnsi="Consolas" w:cs="Times New Roman"/>
+          <w:color w:val="BBBEBF"/>
+          <w:sz w:val="16"/>
+          <w:szCs w:val="16"/>
+        </w:rPr>
+        <w:t>cursor.fetchone</w:t>
+      </w:r>
+      <w:proofErr w:type="spellEnd"/>
+      <w:r>
+        <w:rPr>
+          <w:rFonts w:ascii="Consolas" w:eastAsia="Times New Roman" w:hAnsi="Consolas" w:cs="Times New Roman"/>
+          <w:color w:val="BBBEBF"/>
+          <w:sz w:val="16"/>
+          <w:szCs w:val="16"/>
+        </w:rPr>
+        <w:t>()</w:t>
       </w:r>
     </w:p>
     <w:p>
@@ -4968,6 +6243,7 @@
         </w:rPr>
         <w:t xml:space="preserve">        </w:t>
       </w:r>
+      <w:proofErr w:type="gramStart"/>
       <w:r>
         <w:rPr>
           <w:rFonts w:ascii="Consolas" w:eastAsia="Times New Roman" w:hAnsi="Consolas" w:cs="Times New Roman"/>
@@ -4977,6 +6253,7 @@
         </w:rPr>
         <w:t>if</w:t>
       </w:r>
+      <w:proofErr w:type="gramEnd"/>
       <w:r>
         <w:rPr>
           <w:rFonts w:ascii="Consolas" w:eastAsia="Times New Roman" w:hAnsi="Consolas" w:cs="Times New Roman"/>
@@ -5025,6 +6302,7 @@
         </w:rPr>
         <w:t xml:space="preserve">            </w:t>
       </w:r>
+      <w:proofErr w:type="gramStart"/>
       <w:r>
         <w:rPr>
           <w:rFonts w:ascii="Consolas" w:eastAsia="Times New Roman" w:hAnsi="Consolas" w:cs="Times New Roman"/>
@@ -5034,14 +6312,35 @@
         </w:rPr>
         <w:t>return</w:t>
       </w:r>
-      <w:r>
-        <w:rPr>
-          <w:rFonts w:ascii="Consolas" w:eastAsia="Times New Roman" w:hAnsi="Consolas" w:cs="Times New Roman"/>
-          <w:color w:val="BBBEBF"/>
-          <w:sz w:val="16"/>
-          <w:szCs w:val="16"/>
-        </w:rPr>
-        <w:t xml:space="preserve"> jsonify({</w:t>
+      <w:proofErr w:type="gramEnd"/>
+      <w:r>
+        <w:rPr>
+          <w:rFonts w:ascii="Consolas" w:eastAsia="Times New Roman" w:hAnsi="Consolas" w:cs="Times New Roman"/>
+          <w:color w:val="BBBEBF"/>
+          <w:sz w:val="16"/>
+          <w:szCs w:val="16"/>
+        </w:rPr>
+        <w:t xml:space="preserve"> </w:t>
+      </w:r>
+      <w:proofErr w:type="spellStart"/>
+      <w:r>
+        <w:rPr>
+          <w:rFonts w:ascii="Consolas" w:eastAsia="Times New Roman" w:hAnsi="Consolas" w:cs="Times New Roman"/>
+          <w:color w:val="BBBEBF"/>
+          <w:sz w:val="16"/>
+          <w:szCs w:val="16"/>
+        </w:rPr>
+        <w:t>jsonify</w:t>
+      </w:r>
+      <w:proofErr w:type="spellEnd"/>
+      <w:r>
+        <w:rPr>
+          <w:rFonts w:ascii="Consolas" w:eastAsia="Times New Roman" w:hAnsi="Consolas" w:cs="Times New Roman"/>
+          <w:color w:val="BBBEBF"/>
+          <w:sz w:val="16"/>
+          <w:szCs w:val="16"/>
+        </w:rPr>
+        <w:t>({</w:t>
       </w:r>
       <w:r>
         <w:rPr>
@@ -5119,7 +6418,27 @@
           <w:sz w:val="16"/>
           <w:szCs w:val="16"/>
         </w:rPr>
-        <w:t xml:space="preserve">        db_info </w:t>
+        <w:t xml:space="preserve">        </w:t>
+      </w:r>
+      <w:proofErr w:type="spellStart"/>
+      <w:r>
+        <w:rPr>
+          <w:rFonts w:ascii="Consolas" w:eastAsia="Times New Roman" w:hAnsi="Consolas" w:cs="Times New Roman"/>
+          <w:color w:val="BBBEBF"/>
+          <w:sz w:val="16"/>
+          <w:szCs w:val="16"/>
+        </w:rPr>
+        <w:t>db_info</w:t>
+      </w:r>
+      <w:proofErr w:type="spellEnd"/>
+      <w:r>
+        <w:rPr>
+          <w:rFonts w:ascii="Consolas" w:eastAsia="Times New Roman" w:hAnsi="Consolas" w:cs="Times New Roman"/>
+          <w:color w:val="BBBEBF"/>
+          <w:sz w:val="16"/>
+          <w:szCs w:val="16"/>
+        </w:rPr>
+        <w:t xml:space="preserve"> </w:t>
       </w:r>
       <w:r>
         <w:rPr>
@@ -5137,7 +6456,47 @@
           <w:sz w:val="16"/>
           <w:szCs w:val="16"/>
         </w:rPr>
-        <w:t xml:space="preserve"> get_db_info(cursor)</w:t>
+        <w:t xml:space="preserve"> </w:t>
+      </w:r>
+      <w:proofErr w:type="spellStart"/>
+      <w:r>
+        <w:rPr>
+          <w:rFonts w:ascii="Consolas" w:eastAsia="Times New Roman" w:hAnsi="Consolas" w:cs="Times New Roman"/>
+          <w:color w:val="BBBEBF"/>
+          <w:sz w:val="16"/>
+          <w:szCs w:val="16"/>
+        </w:rPr>
+        <w:t>get_db_</w:t>
+      </w:r>
+      <w:proofErr w:type="gramStart"/>
+      <w:r>
+        <w:rPr>
+          <w:rFonts w:ascii="Consolas" w:eastAsia="Times New Roman" w:hAnsi="Consolas" w:cs="Times New Roman"/>
+          <w:color w:val="BBBEBF"/>
+          <w:sz w:val="16"/>
+          <w:szCs w:val="16"/>
+        </w:rPr>
+        <w:t>info</w:t>
+      </w:r>
+      <w:proofErr w:type="spellEnd"/>
+      <w:r>
+        <w:rPr>
+          <w:rFonts w:ascii="Consolas" w:eastAsia="Times New Roman" w:hAnsi="Consolas" w:cs="Times New Roman"/>
+          <w:color w:val="BBBEBF"/>
+          <w:sz w:val="16"/>
+          <w:szCs w:val="16"/>
+        </w:rPr>
+        <w:t>(</w:t>
+      </w:r>
+      <w:proofErr w:type="gramEnd"/>
+      <w:r>
+        <w:rPr>
+          <w:rFonts w:ascii="Consolas" w:eastAsia="Times New Roman" w:hAnsi="Consolas" w:cs="Times New Roman"/>
+          <w:color w:val="BBBEBF"/>
+          <w:sz w:val="16"/>
+          <w:szCs w:val="16"/>
+        </w:rPr>
+        <w:t>cursor)</w:t>
       </w:r>
     </w:p>
     <w:p>
@@ -5172,6 +6531,7 @@
         </w:rPr>
         <w:t xml:space="preserve">        </w:t>
       </w:r>
+      <w:proofErr w:type="gramStart"/>
       <w:r>
         <w:rPr>
           <w:rFonts w:ascii="Consolas" w:eastAsia="Times New Roman" w:hAnsi="Consolas" w:cs="Times New Roman"/>
@@ -5181,14 +6541,35 @@
         </w:rPr>
         <w:t>return</w:t>
       </w:r>
-      <w:r>
-        <w:rPr>
-          <w:rFonts w:ascii="Consolas" w:eastAsia="Times New Roman" w:hAnsi="Consolas" w:cs="Times New Roman"/>
-          <w:color w:val="BBBEBF"/>
-          <w:sz w:val="16"/>
-          <w:szCs w:val="16"/>
-        </w:rPr>
-        <w:t xml:space="preserve"> jsonify({</w:t>
+      <w:proofErr w:type="gramEnd"/>
+      <w:r>
+        <w:rPr>
+          <w:rFonts w:ascii="Consolas" w:eastAsia="Times New Roman" w:hAnsi="Consolas" w:cs="Times New Roman"/>
+          <w:color w:val="BBBEBF"/>
+          <w:sz w:val="16"/>
+          <w:szCs w:val="16"/>
+        </w:rPr>
+        <w:t xml:space="preserve"> </w:t>
+      </w:r>
+      <w:proofErr w:type="spellStart"/>
+      <w:r>
+        <w:rPr>
+          <w:rFonts w:ascii="Consolas" w:eastAsia="Times New Roman" w:hAnsi="Consolas" w:cs="Times New Roman"/>
+          <w:color w:val="BBBEBF"/>
+          <w:sz w:val="16"/>
+          <w:szCs w:val="16"/>
+        </w:rPr>
+        <w:t>jsonify</w:t>
+      </w:r>
+      <w:proofErr w:type="spellEnd"/>
+      <w:r>
+        <w:rPr>
+          <w:rFonts w:ascii="Consolas" w:eastAsia="Times New Roman" w:hAnsi="Consolas" w:cs="Times New Roman"/>
+          <w:color w:val="BBBEBF"/>
+          <w:sz w:val="16"/>
+          <w:szCs w:val="16"/>
+        </w:rPr>
+        <w:t>({</w:t>
       </w:r>
     </w:p>
     <w:p>
@@ -5218,7 +6599,27 @@
           <w:sz w:val="16"/>
           <w:szCs w:val="16"/>
         </w:rPr>
-        <w:t>"data"</w:t>
+        <w:t>"</w:t>
+      </w:r>
+      <w:proofErr w:type="gramStart"/>
+      <w:r>
+        <w:rPr>
+          <w:rFonts w:ascii="Consolas" w:eastAsia="Times New Roman" w:hAnsi="Consolas" w:cs="Times New Roman"/>
+          <w:color w:val="A5D6FF"/>
+          <w:sz w:val="16"/>
+          <w:szCs w:val="16"/>
+        </w:rPr>
+        <w:t>data</w:t>
+      </w:r>
+      <w:proofErr w:type="gramEnd"/>
+      <w:r>
+        <w:rPr>
+          <w:rFonts w:ascii="Consolas" w:eastAsia="Times New Roman" w:hAnsi="Consolas" w:cs="Times New Roman"/>
+          <w:color w:val="A5D6FF"/>
+          <w:sz w:val="16"/>
+          <w:szCs w:val="16"/>
+        </w:rPr>
+        <w:t>"</w:t>
       </w:r>
       <w:r>
         <w:rPr>
@@ -5257,17 +6658,68 @@
           <w:sz w:val="16"/>
           <w:szCs w:val="16"/>
         </w:rPr>
-        <w:t>"served_by"</w:t>
-      </w:r>
-      <w:r>
-        <w:rPr>
-          <w:rFonts w:ascii="Consolas" w:eastAsia="Times New Roman" w:hAnsi="Consolas" w:cs="Times New Roman"/>
-          <w:color w:val="BBBEBF"/>
-          <w:sz w:val="16"/>
-          <w:szCs w:val="16"/>
-        </w:rPr>
-        <w:t>: db_info[</w:t>
-      </w:r>
+        <w:t>"</w:t>
+      </w:r>
+      <w:proofErr w:type="spellStart"/>
+      <w:r>
+        <w:rPr>
+          <w:rFonts w:ascii="Consolas" w:eastAsia="Times New Roman" w:hAnsi="Consolas" w:cs="Times New Roman"/>
+          <w:color w:val="A5D6FF"/>
+          <w:sz w:val="16"/>
+          <w:szCs w:val="16"/>
+        </w:rPr>
+        <w:t>served_by</w:t>
+      </w:r>
+      <w:proofErr w:type="spellEnd"/>
+      <w:r>
+        <w:rPr>
+          <w:rFonts w:ascii="Consolas" w:eastAsia="Times New Roman" w:hAnsi="Consolas" w:cs="Times New Roman"/>
+          <w:color w:val="A5D6FF"/>
+          <w:sz w:val="16"/>
+          <w:szCs w:val="16"/>
+        </w:rPr>
+        <w:t>"</w:t>
+      </w:r>
+      <w:r>
+        <w:rPr>
+          <w:rFonts w:ascii="Consolas" w:eastAsia="Times New Roman" w:hAnsi="Consolas" w:cs="Times New Roman"/>
+          <w:color w:val="BBBEBF"/>
+          <w:sz w:val="16"/>
+          <w:szCs w:val="16"/>
+        </w:rPr>
+        <w:t xml:space="preserve">: </w:t>
+      </w:r>
+      <w:proofErr w:type="spellStart"/>
+      <w:r>
+        <w:rPr>
+          <w:rFonts w:ascii="Consolas" w:eastAsia="Times New Roman" w:hAnsi="Consolas" w:cs="Times New Roman"/>
+          <w:color w:val="BBBEBF"/>
+          <w:sz w:val="16"/>
+          <w:szCs w:val="16"/>
+        </w:rPr>
+        <w:t>db_</w:t>
+      </w:r>
+      <w:proofErr w:type="gramStart"/>
+      <w:r>
+        <w:rPr>
+          <w:rFonts w:ascii="Consolas" w:eastAsia="Times New Roman" w:hAnsi="Consolas" w:cs="Times New Roman"/>
+          <w:color w:val="BBBEBF"/>
+          <w:sz w:val="16"/>
+          <w:szCs w:val="16"/>
+        </w:rPr>
+        <w:t>info</w:t>
+      </w:r>
+      <w:proofErr w:type="spellEnd"/>
+      <w:r>
+        <w:rPr>
+          <w:rFonts w:ascii="Consolas" w:eastAsia="Times New Roman" w:hAnsi="Consolas" w:cs="Times New Roman"/>
+          <w:color w:val="BBBEBF"/>
+          <w:sz w:val="16"/>
+          <w:szCs w:val="16"/>
+        </w:rPr>
+        <w:t>[</w:t>
+      </w:r>
+      <w:proofErr w:type="gramEnd"/>
       <w:r>
         <w:rPr>
           <w:rFonts w:ascii="Consolas" w:eastAsia="Times New Roman" w:hAnsi="Consolas" w:cs="Times New Roman"/>
@@ -5314,25 +6766,96 @@
           <w:sz w:val="16"/>
           <w:szCs w:val="16"/>
         </w:rPr>
-        <w:t>"read_only"</w:t>
-      </w:r>
-      <w:r>
-        <w:rPr>
-          <w:rFonts w:ascii="Consolas" w:eastAsia="Times New Roman" w:hAnsi="Consolas" w:cs="Times New Roman"/>
-          <w:color w:val="BBBEBF"/>
-          <w:sz w:val="16"/>
-          <w:szCs w:val="16"/>
-        </w:rPr>
-        <w:t>: db_info[</w:t>
-      </w:r>
-      <w:r>
-        <w:rPr>
-          <w:rFonts w:ascii="Consolas" w:eastAsia="Times New Roman" w:hAnsi="Consolas" w:cs="Times New Roman"/>
-          <w:color w:val="A5D6FF"/>
-          <w:sz w:val="16"/>
-          <w:szCs w:val="16"/>
-        </w:rPr>
-        <w:t>"read_only"</w:t>
+        <w:t>"</w:t>
+      </w:r>
+      <w:proofErr w:type="spellStart"/>
+      <w:r>
+        <w:rPr>
+          <w:rFonts w:ascii="Consolas" w:eastAsia="Times New Roman" w:hAnsi="Consolas" w:cs="Times New Roman"/>
+          <w:color w:val="A5D6FF"/>
+          <w:sz w:val="16"/>
+          <w:szCs w:val="16"/>
+        </w:rPr>
+        <w:t>read_only</w:t>
+      </w:r>
+      <w:proofErr w:type="spellEnd"/>
+      <w:r>
+        <w:rPr>
+          <w:rFonts w:ascii="Consolas" w:eastAsia="Times New Roman" w:hAnsi="Consolas" w:cs="Times New Roman"/>
+          <w:color w:val="A5D6FF"/>
+          <w:sz w:val="16"/>
+          <w:szCs w:val="16"/>
+        </w:rPr>
+        <w:t>"</w:t>
+      </w:r>
+      <w:r>
+        <w:rPr>
+          <w:rFonts w:ascii="Consolas" w:eastAsia="Times New Roman" w:hAnsi="Consolas" w:cs="Times New Roman"/>
+          <w:color w:val="BBBEBF"/>
+          <w:sz w:val="16"/>
+          <w:szCs w:val="16"/>
+        </w:rPr>
+        <w:t xml:space="preserve">: </w:t>
+      </w:r>
+      <w:proofErr w:type="spellStart"/>
+      <w:r>
+        <w:rPr>
+          <w:rFonts w:ascii="Consolas" w:eastAsia="Times New Roman" w:hAnsi="Consolas" w:cs="Times New Roman"/>
+          <w:color w:val="BBBEBF"/>
+          <w:sz w:val="16"/>
+          <w:szCs w:val="16"/>
+        </w:rPr>
+        <w:t>db_</w:t>
+      </w:r>
+      <w:proofErr w:type="gramStart"/>
+      <w:r>
+        <w:rPr>
+          <w:rFonts w:ascii="Consolas" w:eastAsia="Times New Roman" w:hAnsi="Consolas" w:cs="Times New Roman"/>
+          <w:color w:val="BBBEBF"/>
+          <w:sz w:val="16"/>
+          <w:szCs w:val="16"/>
+        </w:rPr>
+        <w:t>info</w:t>
+      </w:r>
+      <w:proofErr w:type="spellEnd"/>
+      <w:r>
+        <w:rPr>
+          <w:rFonts w:ascii="Consolas" w:eastAsia="Times New Roman" w:hAnsi="Consolas" w:cs="Times New Roman"/>
+          <w:color w:val="BBBEBF"/>
+          <w:sz w:val="16"/>
+          <w:szCs w:val="16"/>
+        </w:rPr>
+        <w:t>[</w:t>
+      </w:r>
+      <w:proofErr w:type="gramEnd"/>
+      <w:r>
+        <w:rPr>
+          <w:rFonts w:ascii="Consolas" w:eastAsia="Times New Roman" w:hAnsi="Consolas" w:cs="Times New Roman"/>
+          <w:color w:val="A5D6FF"/>
+          <w:sz w:val="16"/>
+          <w:szCs w:val="16"/>
+        </w:rPr>
+        <w:t>"</w:t>
+      </w:r>
+      <w:proofErr w:type="spellStart"/>
+      <w:r>
+        <w:rPr>
+          <w:rFonts w:ascii="Consolas" w:eastAsia="Times New Roman" w:hAnsi="Consolas" w:cs="Times New Roman"/>
+          <w:color w:val="A5D6FF"/>
+          <w:sz w:val="16"/>
+          <w:szCs w:val="16"/>
+        </w:rPr>
+        <w:t>read_only</w:t>
+      </w:r>
+      <w:proofErr w:type="spellEnd"/>
+      <w:r>
+        <w:rPr>
+          <w:rFonts w:ascii="Consolas" w:eastAsia="Times New Roman" w:hAnsi="Consolas" w:cs="Times New Roman"/>
+          <w:color w:val="A5D6FF"/>
+          <w:sz w:val="16"/>
+          <w:szCs w:val="16"/>
+        </w:rPr>
+        <w:t>"</w:t>
       </w:r>
       <w:r>
         <w:rPr>
@@ -5371,7 +6894,27 @@
           <w:sz w:val="16"/>
           <w:szCs w:val="16"/>
         </w:rPr>
-        <w:t>"db_role"</w:t>
+        <w:t>"</w:t>
+      </w:r>
+      <w:proofErr w:type="spellStart"/>
+      <w:r>
+        <w:rPr>
+          <w:rFonts w:ascii="Consolas" w:eastAsia="Times New Roman" w:hAnsi="Consolas" w:cs="Times New Roman"/>
+          <w:color w:val="A5D6FF"/>
+          <w:sz w:val="16"/>
+          <w:szCs w:val="16"/>
+        </w:rPr>
+        <w:t>db_role</w:t>
+      </w:r>
+      <w:proofErr w:type="spellEnd"/>
+      <w:r>
+        <w:rPr>
+          <w:rFonts w:ascii="Consolas" w:eastAsia="Times New Roman" w:hAnsi="Consolas" w:cs="Times New Roman"/>
+          <w:color w:val="A5D6FF"/>
+          <w:sz w:val="16"/>
+          <w:szCs w:val="16"/>
+        </w:rPr>
+        <w:t>"</w:t>
       </w:r>
       <w:r>
         <w:rPr>
@@ -5416,16 +6959,67 @@
           <w:sz w:val="16"/>
           <w:szCs w:val="16"/>
         </w:rPr>
-        <w:t xml:space="preserve"> db_info[</w:t>
-      </w:r>
-      <w:r>
-        <w:rPr>
-          <w:rFonts w:ascii="Consolas" w:eastAsia="Times New Roman" w:hAnsi="Consolas" w:cs="Times New Roman"/>
-          <w:color w:val="A5D6FF"/>
-          <w:sz w:val="16"/>
-          <w:szCs w:val="16"/>
-        </w:rPr>
-        <w:t>"read_only"</w:t>
+        <w:t xml:space="preserve"> </w:t>
+      </w:r>
+      <w:proofErr w:type="spellStart"/>
+      <w:r>
+        <w:rPr>
+          <w:rFonts w:ascii="Consolas" w:eastAsia="Times New Roman" w:hAnsi="Consolas" w:cs="Times New Roman"/>
+          <w:color w:val="BBBEBF"/>
+          <w:sz w:val="16"/>
+          <w:szCs w:val="16"/>
+        </w:rPr>
+        <w:t>db_</w:t>
+      </w:r>
+      <w:proofErr w:type="gramStart"/>
+      <w:r>
+        <w:rPr>
+          <w:rFonts w:ascii="Consolas" w:eastAsia="Times New Roman" w:hAnsi="Consolas" w:cs="Times New Roman"/>
+          <w:color w:val="BBBEBF"/>
+          <w:sz w:val="16"/>
+          <w:szCs w:val="16"/>
+        </w:rPr>
+        <w:t>info</w:t>
+      </w:r>
+      <w:proofErr w:type="spellEnd"/>
+      <w:r>
+        <w:rPr>
+          <w:rFonts w:ascii="Consolas" w:eastAsia="Times New Roman" w:hAnsi="Consolas" w:cs="Times New Roman"/>
+          <w:color w:val="BBBEBF"/>
+          <w:sz w:val="16"/>
+          <w:szCs w:val="16"/>
+        </w:rPr>
+        <w:t>[</w:t>
+      </w:r>
+      <w:proofErr w:type="gramEnd"/>
+      <w:r>
+        <w:rPr>
+          <w:rFonts w:ascii="Consolas" w:eastAsia="Times New Roman" w:hAnsi="Consolas" w:cs="Times New Roman"/>
+          <w:color w:val="A5D6FF"/>
+          <w:sz w:val="16"/>
+          <w:szCs w:val="16"/>
+        </w:rPr>
+        <w:t>"</w:t>
+      </w:r>
+      <w:proofErr w:type="spellStart"/>
+      <w:r>
+        <w:rPr>
+          <w:rFonts w:ascii="Consolas" w:eastAsia="Times New Roman" w:hAnsi="Consolas" w:cs="Times New Roman"/>
+          <w:color w:val="A5D6FF"/>
+          <w:sz w:val="16"/>
+          <w:szCs w:val="16"/>
+        </w:rPr>
+        <w:t>read_only</w:t>
+      </w:r>
+      <w:proofErr w:type="spellEnd"/>
+      <w:r>
+        <w:rPr>
+          <w:rFonts w:ascii="Consolas" w:eastAsia="Times New Roman" w:hAnsi="Consolas" w:cs="Times New Roman"/>
+          <w:color w:val="A5D6FF"/>
+          <w:sz w:val="16"/>
+          <w:szCs w:val="16"/>
+        </w:rPr>
+        <w:t>"</w:t>
       </w:r>
       <w:r>
         <w:rPr>
@@ -5541,6 +7135,7 @@
         </w:rPr>
         <w:t xml:space="preserve">    </w:t>
       </w:r>
+      <w:proofErr w:type="gramStart"/>
       <w:r>
         <w:rPr>
           <w:rFonts w:ascii="Consolas" w:eastAsia="Times New Roman" w:hAnsi="Consolas" w:cs="Times New Roman"/>
@@ -5550,6 +7145,7 @@
         </w:rPr>
         <w:t>except</w:t>
       </w:r>
+      <w:proofErr w:type="gramEnd"/>
       <w:r>
         <w:rPr>
           <w:rFonts w:ascii="Consolas" w:eastAsia="Times New Roman" w:hAnsi="Consolas" w:cs="Times New Roman"/>
@@ -5598,6 +7194,7 @@
         </w:rPr>
         <w:t xml:space="preserve">        </w:t>
       </w:r>
+      <w:proofErr w:type="gramStart"/>
       <w:r>
         <w:rPr>
           <w:rFonts w:ascii="Consolas" w:eastAsia="Times New Roman" w:hAnsi="Consolas" w:cs="Times New Roman"/>
@@ -5607,14 +7204,35 @@
         </w:rPr>
         <w:t>return</w:t>
       </w:r>
-      <w:r>
-        <w:rPr>
-          <w:rFonts w:ascii="Consolas" w:eastAsia="Times New Roman" w:hAnsi="Consolas" w:cs="Times New Roman"/>
-          <w:color w:val="BBBEBF"/>
-          <w:sz w:val="16"/>
-          <w:szCs w:val="16"/>
-        </w:rPr>
-        <w:t xml:space="preserve"> jsonify({</w:t>
+      <w:proofErr w:type="gramEnd"/>
+      <w:r>
+        <w:rPr>
+          <w:rFonts w:ascii="Consolas" w:eastAsia="Times New Roman" w:hAnsi="Consolas" w:cs="Times New Roman"/>
+          <w:color w:val="BBBEBF"/>
+          <w:sz w:val="16"/>
+          <w:szCs w:val="16"/>
+        </w:rPr>
+        <w:t xml:space="preserve"> </w:t>
+      </w:r>
+      <w:proofErr w:type="spellStart"/>
+      <w:r>
+        <w:rPr>
+          <w:rFonts w:ascii="Consolas" w:eastAsia="Times New Roman" w:hAnsi="Consolas" w:cs="Times New Roman"/>
+          <w:color w:val="BBBEBF"/>
+          <w:sz w:val="16"/>
+          <w:szCs w:val="16"/>
+        </w:rPr>
+        <w:t>jsonify</w:t>
+      </w:r>
+      <w:proofErr w:type="spellEnd"/>
+      <w:r>
+        <w:rPr>
+          <w:rFonts w:ascii="Consolas" w:eastAsia="Times New Roman" w:hAnsi="Consolas" w:cs="Times New Roman"/>
+          <w:color w:val="BBBEBF"/>
+          <w:sz w:val="16"/>
+          <w:szCs w:val="16"/>
+        </w:rPr>
+        <w:t>({</w:t>
       </w:r>
       <w:r>
         <w:rPr>
@@ -5634,6 +7252,7 @@
         </w:rPr>
         <w:t xml:space="preserve">: </w:t>
       </w:r>
+      <w:proofErr w:type="spellStart"/>
       <w:r>
         <w:rPr>
           <w:rFonts w:ascii="Consolas" w:eastAsia="Times New Roman" w:hAnsi="Consolas" w:cs="Times New Roman"/>
@@ -5643,6 +7262,7 @@
         </w:rPr>
         <w:t>str</w:t>
       </w:r>
+      <w:proofErr w:type="spellEnd"/>
       <w:r>
         <w:rPr>
           <w:rFonts w:ascii="Consolas" w:eastAsia="Times New Roman" w:hAnsi="Consolas" w:cs="Times New Roman"/>
@@ -5682,6 +7302,7 @@
         </w:rPr>
         <w:t xml:space="preserve">    </w:t>
       </w:r>
+      <w:proofErr w:type="gramStart"/>
       <w:r>
         <w:rPr>
           <w:rFonts w:ascii="Consolas" w:eastAsia="Times New Roman" w:hAnsi="Consolas" w:cs="Times New Roman"/>
@@ -5691,6 +7312,7 @@
         </w:rPr>
         <w:t>finally</w:t>
       </w:r>
+      <w:proofErr w:type="gramEnd"/>
       <w:r>
         <w:rPr>
           <w:rFonts w:ascii="Consolas" w:eastAsia="Times New Roman" w:hAnsi="Consolas" w:cs="Times New Roman"/>
@@ -5719,29 +7341,73 @@
           <w:sz w:val="16"/>
           <w:szCs w:val="16"/>
         </w:rPr>
-        <w:t>        cursor.close()</w:t>
-      </w:r>
-    </w:p>
-    <w:p>
-      <w:pPr>
-        <w:shd w:val="clear" w:color="auto" w:fill="121314"/>
-        <w:spacing w:after="0" w:line="219" w:lineRule="atLeast"/>
-        <w:rPr>
-          <w:rFonts w:ascii="Consolas" w:eastAsia="Times New Roman" w:hAnsi="Consolas" w:cs="Times New Roman"/>
-          <w:color w:val="BBBEBF"/>
-          <w:sz w:val="16"/>
-          <w:szCs w:val="16"/>
-        </w:rPr>
-      </w:pPr>
-      <w:r>
-        <w:rPr>
-          <w:rFonts w:ascii="Consolas" w:eastAsia="Times New Roman" w:hAnsi="Consolas" w:cs="Times New Roman"/>
-          <w:color w:val="BBBEBF"/>
-          <w:sz w:val="16"/>
-          <w:szCs w:val="16"/>
-        </w:rPr>
-        <w:t>        conn.close()</w:t>
-      </w:r>
+        <w:t xml:space="preserve">        </w:t>
+      </w:r>
+      <w:proofErr w:type="spellStart"/>
+      <w:proofErr w:type="gramStart"/>
+      <w:r>
+        <w:rPr>
+          <w:rFonts w:ascii="Consolas" w:eastAsia="Times New Roman" w:hAnsi="Consolas" w:cs="Times New Roman"/>
+          <w:color w:val="BBBEBF"/>
+          <w:sz w:val="16"/>
+          <w:szCs w:val="16"/>
+        </w:rPr>
+        <w:t>cursor.close</w:t>
+      </w:r>
+      <w:proofErr w:type="spellEnd"/>
+      <w:r>
+        <w:rPr>
+          <w:rFonts w:ascii="Consolas" w:eastAsia="Times New Roman" w:hAnsi="Consolas" w:cs="Times New Roman"/>
+          <w:color w:val="BBBEBF"/>
+          <w:sz w:val="16"/>
+          <w:szCs w:val="16"/>
+        </w:rPr>
+        <w:t>()</w:t>
+      </w:r>
+      <w:proofErr w:type="gramEnd"/>
+    </w:p>
+    <w:p>
+      <w:pPr>
+        <w:shd w:val="clear" w:color="auto" w:fill="121314"/>
+        <w:spacing w:after="0" w:line="219" w:lineRule="atLeast"/>
+        <w:rPr>
+          <w:rFonts w:ascii="Consolas" w:eastAsia="Times New Roman" w:hAnsi="Consolas" w:cs="Times New Roman"/>
+          <w:color w:val="BBBEBF"/>
+          <w:sz w:val="16"/>
+          <w:szCs w:val="16"/>
+        </w:rPr>
+      </w:pPr>
+      <w:r>
+        <w:rPr>
+          <w:rFonts w:ascii="Consolas" w:eastAsia="Times New Roman" w:hAnsi="Consolas" w:cs="Times New Roman"/>
+          <w:color w:val="BBBEBF"/>
+          <w:sz w:val="16"/>
+          <w:szCs w:val="16"/>
+        </w:rPr>
+        <w:t xml:space="preserve">        </w:t>
+      </w:r>
+      <w:proofErr w:type="spellStart"/>
+      <w:proofErr w:type="gramStart"/>
+      <w:r>
+        <w:rPr>
+          <w:rFonts w:ascii="Consolas" w:eastAsia="Times New Roman" w:hAnsi="Consolas" w:cs="Times New Roman"/>
+          <w:color w:val="BBBEBF"/>
+          <w:sz w:val="16"/>
+          <w:szCs w:val="16"/>
+        </w:rPr>
+        <w:t>conn.close</w:t>
+      </w:r>
+      <w:proofErr w:type="spellEnd"/>
+      <w:r>
+        <w:rPr>
+          <w:rFonts w:ascii="Consolas" w:eastAsia="Times New Roman" w:hAnsi="Consolas" w:cs="Times New Roman"/>
+          <w:color w:val="BBBEBF"/>
+          <w:sz w:val="16"/>
+          <w:szCs w:val="16"/>
+        </w:rPr>
+        <w:t>()</w:t>
+      </w:r>
+      <w:proofErr w:type="gramEnd"/>
     </w:p>
     <w:p>
       <w:pPr>
@@ -5841,6 +7507,7 @@
           <w:szCs w:val="16"/>
         </w:rPr>
       </w:pPr>
+      <w:proofErr w:type="gramStart"/>
       <w:r>
         <w:rPr>
           <w:rFonts w:ascii="Consolas" w:eastAsia="Times New Roman" w:hAnsi="Consolas" w:cs="Times New Roman"/>
@@ -5848,8 +7515,19 @@
           <w:sz w:val="16"/>
           <w:szCs w:val="16"/>
         </w:rPr>
-        <w:t>@app.route</w:t>
-      </w:r>
+        <w:t>@</w:t>
+      </w:r>
+      <w:proofErr w:type="spellStart"/>
+      <w:r>
+        <w:rPr>
+          <w:rFonts w:ascii="Consolas" w:eastAsia="Times New Roman" w:hAnsi="Consolas" w:cs="Times New Roman"/>
+          <w:color w:val="D2A8FF"/>
+          <w:sz w:val="16"/>
+          <w:szCs w:val="16"/>
+        </w:rPr>
+        <w:t>app.route</w:t>
+      </w:r>
+      <w:proofErr w:type="spellEnd"/>
       <w:r>
         <w:rPr>
           <w:rFonts w:ascii="Consolas" w:eastAsia="Times New Roman" w:hAnsi="Consolas" w:cs="Times New Roman"/>
@@ -5859,6 +7537,7 @@
         </w:rPr>
         <w:t>(</w:t>
       </w:r>
+      <w:proofErr w:type="gramEnd"/>
       <w:r>
         <w:rPr>
           <w:rFonts w:ascii="Consolas" w:eastAsia="Times New Roman" w:hAnsi="Consolas" w:cs="Times New Roman"/>
@@ -5934,6 +7613,7 @@
           <w:szCs w:val="16"/>
         </w:rPr>
       </w:pPr>
+      <w:proofErr w:type="gramStart"/>
       <w:r>
         <w:rPr>
           <w:rFonts w:ascii="Consolas" w:eastAsia="Times New Roman" w:hAnsi="Consolas" w:cs="Times New Roman"/>
@@ -5944,6 +7624,7 @@
         <w:lastRenderedPageBreak/>
         <w:t>def</w:t>
       </w:r>
+      <w:proofErr w:type="gramEnd"/>
       <w:r>
         <w:rPr>
           <w:rFonts w:ascii="Consolas" w:eastAsia="Times New Roman" w:hAnsi="Consolas" w:cs="Times New Roman"/>
@@ -5953,6 +7634,7 @@
         </w:rPr>
         <w:t xml:space="preserve"> </w:t>
       </w:r>
+      <w:proofErr w:type="spellStart"/>
       <w:r>
         <w:rPr>
           <w:rFonts w:ascii="Consolas" w:eastAsia="Times New Roman" w:hAnsi="Consolas" w:cs="Times New Roman"/>
@@ -5962,6 +7644,7 @@
         </w:rPr>
         <w:t>add_user</w:t>
       </w:r>
+      <w:proofErr w:type="spellEnd"/>
       <w:r>
         <w:rPr>
           <w:rFonts w:ascii="Consolas" w:eastAsia="Times New Roman" w:hAnsi="Consolas" w:cs="Times New Roman"/>
@@ -5990,7 +7673,27 @@
           <w:sz w:val="16"/>
           <w:szCs w:val="16"/>
         </w:rPr>
-        <w:t xml:space="preserve">    data </w:t>
+        <w:t xml:space="preserve">    </w:t>
+      </w:r>
+      <w:proofErr w:type="gramStart"/>
+      <w:r>
+        <w:rPr>
+          <w:rFonts w:ascii="Consolas" w:eastAsia="Times New Roman" w:hAnsi="Consolas" w:cs="Times New Roman"/>
+          <w:color w:val="BBBEBF"/>
+          <w:sz w:val="16"/>
+          <w:szCs w:val="16"/>
+        </w:rPr>
+        <w:t>data</w:t>
+      </w:r>
+      <w:proofErr w:type="gramEnd"/>
+      <w:r>
+        <w:rPr>
+          <w:rFonts w:ascii="Consolas" w:eastAsia="Times New Roman" w:hAnsi="Consolas" w:cs="Times New Roman"/>
+          <w:color w:val="BBBEBF"/>
+          <w:sz w:val="16"/>
+          <w:szCs w:val="16"/>
+        </w:rPr>
+        <w:t xml:space="preserve"> </w:t>
       </w:r>
       <w:r>
         <w:rPr>
@@ -6008,28 +7711,59 @@
           <w:sz w:val="16"/>
           <w:szCs w:val="16"/>
         </w:rPr>
-        <w:t xml:space="preserve"> request.json</w:t>
-      </w:r>
-    </w:p>
-    <w:p>
-      <w:pPr>
-        <w:shd w:val="clear" w:color="auto" w:fill="121314"/>
-        <w:spacing w:after="0" w:line="219" w:lineRule="atLeast"/>
-        <w:rPr>
-          <w:rFonts w:ascii="Consolas" w:eastAsia="Times New Roman" w:hAnsi="Consolas" w:cs="Times New Roman"/>
-          <w:color w:val="BBBEBF"/>
-          <w:sz w:val="16"/>
-          <w:szCs w:val="16"/>
-        </w:rPr>
-      </w:pPr>
-      <w:r>
-        <w:rPr>
-          <w:rFonts w:ascii="Consolas" w:eastAsia="Times New Roman" w:hAnsi="Consolas" w:cs="Times New Roman"/>
-          <w:color w:val="BBBEBF"/>
-          <w:sz w:val="16"/>
-          <w:szCs w:val="16"/>
-        </w:rPr>
-        <w:t xml:space="preserve">    name </w:t>
+        <w:t xml:space="preserve"> </w:t>
+      </w:r>
+      <w:proofErr w:type="spellStart"/>
+      <w:r>
+        <w:rPr>
+          <w:rFonts w:ascii="Consolas" w:eastAsia="Times New Roman" w:hAnsi="Consolas" w:cs="Times New Roman"/>
+          <w:color w:val="BBBEBF"/>
+          <w:sz w:val="16"/>
+          <w:szCs w:val="16"/>
+        </w:rPr>
+        <w:t>request.json</w:t>
+      </w:r>
+      <w:proofErr w:type="spellEnd"/>
+    </w:p>
+    <w:p>
+      <w:pPr>
+        <w:shd w:val="clear" w:color="auto" w:fill="121314"/>
+        <w:spacing w:after="0" w:line="219" w:lineRule="atLeast"/>
+        <w:rPr>
+          <w:rFonts w:ascii="Consolas" w:eastAsia="Times New Roman" w:hAnsi="Consolas" w:cs="Times New Roman"/>
+          <w:color w:val="BBBEBF"/>
+          <w:sz w:val="16"/>
+          <w:szCs w:val="16"/>
+        </w:rPr>
+      </w:pPr>
+      <w:r>
+        <w:rPr>
+          <w:rFonts w:ascii="Consolas" w:eastAsia="Times New Roman" w:hAnsi="Consolas" w:cs="Times New Roman"/>
+          <w:color w:val="BBBEBF"/>
+          <w:sz w:val="16"/>
+          <w:szCs w:val="16"/>
+        </w:rPr>
+        <w:t xml:space="preserve">    </w:t>
+      </w:r>
+      <w:proofErr w:type="gramStart"/>
+      <w:r>
+        <w:rPr>
+          <w:rFonts w:ascii="Consolas" w:eastAsia="Times New Roman" w:hAnsi="Consolas" w:cs="Times New Roman"/>
+          <w:color w:val="BBBEBF"/>
+          <w:sz w:val="16"/>
+          <w:szCs w:val="16"/>
+        </w:rPr>
+        <w:t>name</w:t>
+      </w:r>
+      <w:proofErr w:type="gramEnd"/>
+      <w:r>
+        <w:rPr>
+          <w:rFonts w:ascii="Consolas" w:eastAsia="Times New Roman" w:hAnsi="Consolas" w:cs="Times New Roman"/>
+          <w:color w:val="BBBEBF"/>
+          <w:sz w:val="16"/>
+          <w:szCs w:val="16"/>
+        </w:rPr>
+        <w:t xml:space="preserve"> </w:t>
       </w:r>
       <w:r>
         <w:rPr>
@@ -6047,7 +7781,27 @@
           <w:sz w:val="16"/>
           <w:szCs w:val="16"/>
         </w:rPr>
-        <w:t xml:space="preserve"> data.get(</w:t>
+        <w:t xml:space="preserve"> </w:t>
+      </w:r>
+      <w:proofErr w:type="spellStart"/>
+      <w:r>
+        <w:rPr>
+          <w:rFonts w:ascii="Consolas" w:eastAsia="Times New Roman" w:hAnsi="Consolas" w:cs="Times New Roman"/>
+          <w:color w:val="BBBEBF"/>
+          <w:sz w:val="16"/>
+          <w:szCs w:val="16"/>
+        </w:rPr>
+        <w:t>data.get</w:t>
+      </w:r>
+      <w:proofErr w:type="spellEnd"/>
+      <w:r>
+        <w:rPr>
+          <w:rFonts w:ascii="Consolas" w:eastAsia="Times New Roman" w:hAnsi="Consolas" w:cs="Times New Roman"/>
+          <w:color w:val="BBBEBF"/>
+          <w:sz w:val="16"/>
+          <w:szCs w:val="16"/>
+        </w:rPr>
+        <w:t>(</w:t>
       </w:r>
       <w:r>
         <w:rPr>
@@ -6086,7 +7840,27 @@
           <w:sz w:val="16"/>
           <w:szCs w:val="16"/>
         </w:rPr>
-        <w:t xml:space="preserve">    email </w:t>
+        <w:t xml:space="preserve">    </w:t>
+      </w:r>
+      <w:proofErr w:type="gramStart"/>
+      <w:r>
+        <w:rPr>
+          <w:rFonts w:ascii="Consolas" w:eastAsia="Times New Roman" w:hAnsi="Consolas" w:cs="Times New Roman"/>
+          <w:color w:val="BBBEBF"/>
+          <w:sz w:val="16"/>
+          <w:szCs w:val="16"/>
+        </w:rPr>
+        <w:t>email</w:t>
+      </w:r>
+      <w:proofErr w:type="gramEnd"/>
+      <w:r>
+        <w:rPr>
+          <w:rFonts w:ascii="Consolas" w:eastAsia="Times New Roman" w:hAnsi="Consolas" w:cs="Times New Roman"/>
+          <w:color w:val="BBBEBF"/>
+          <w:sz w:val="16"/>
+          <w:szCs w:val="16"/>
+        </w:rPr>
+        <w:t xml:space="preserve"> </w:t>
       </w:r>
       <w:r>
         <w:rPr>
@@ -6104,7 +7878,27 @@
           <w:sz w:val="16"/>
           <w:szCs w:val="16"/>
         </w:rPr>
-        <w:t xml:space="preserve"> data.get(</w:t>
+        <w:t xml:space="preserve"> </w:t>
+      </w:r>
+      <w:proofErr w:type="spellStart"/>
+      <w:r>
+        <w:rPr>
+          <w:rFonts w:ascii="Consolas" w:eastAsia="Times New Roman" w:hAnsi="Consolas" w:cs="Times New Roman"/>
+          <w:color w:val="BBBEBF"/>
+          <w:sz w:val="16"/>
+          <w:szCs w:val="16"/>
+        </w:rPr>
+        <w:t>data.get</w:t>
+      </w:r>
+      <w:proofErr w:type="spellEnd"/>
+      <w:r>
+        <w:rPr>
+          <w:rFonts w:ascii="Consolas" w:eastAsia="Times New Roman" w:hAnsi="Consolas" w:cs="Times New Roman"/>
+          <w:color w:val="BBBEBF"/>
+          <w:sz w:val="16"/>
+          <w:szCs w:val="16"/>
+        </w:rPr>
+        <w:t>(</w:t>
       </w:r>
       <w:r>
         <w:rPr>
@@ -6157,6 +7951,7 @@
         </w:rPr>
         <w:t xml:space="preserve">    </w:t>
       </w:r>
+      <w:proofErr w:type="gramStart"/>
       <w:r>
         <w:rPr>
           <w:rFonts w:ascii="Consolas" w:eastAsia="Times New Roman" w:hAnsi="Consolas" w:cs="Times New Roman"/>
@@ -6166,6 +7961,7 @@
         </w:rPr>
         <w:t>if</w:t>
       </w:r>
+      <w:proofErr w:type="gramEnd"/>
       <w:r>
         <w:rPr>
           <w:rFonts w:ascii="Consolas" w:eastAsia="Times New Roman" w:hAnsi="Consolas" w:cs="Times New Roman"/>
@@ -6250,6 +8046,7 @@
         </w:rPr>
         <w:t xml:space="preserve">        </w:t>
       </w:r>
+      <w:proofErr w:type="gramStart"/>
       <w:r>
         <w:rPr>
           <w:rFonts w:ascii="Consolas" w:eastAsia="Times New Roman" w:hAnsi="Consolas" w:cs="Times New Roman"/>
@@ -6259,14 +8056,35 @@
         </w:rPr>
         <w:t>return</w:t>
       </w:r>
-      <w:r>
-        <w:rPr>
-          <w:rFonts w:ascii="Consolas" w:eastAsia="Times New Roman" w:hAnsi="Consolas" w:cs="Times New Roman"/>
-          <w:color w:val="BBBEBF"/>
-          <w:sz w:val="16"/>
-          <w:szCs w:val="16"/>
-        </w:rPr>
-        <w:t xml:space="preserve"> jsonify({</w:t>
+      <w:proofErr w:type="gramEnd"/>
+      <w:r>
+        <w:rPr>
+          <w:rFonts w:ascii="Consolas" w:eastAsia="Times New Roman" w:hAnsi="Consolas" w:cs="Times New Roman"/>
+          <w:color w:val="BBBEBF"/>
+          <w:sz w:val="16"/>
+          <w:szCs w:val="16"/>
+        </w:rPr>
+        <w:t xml:space="preserve"> </w:t>
+      </w:r>
+      <w:proofErr w:type="spellStart"/>
+      <w:r>
+        <w:rPr>
+          <w:rFonts w:ascii="Consolas" w:eastAsia="Times New Roman" w:hAnsi="Consolas" w:cs="Times New Roman"/>
+          <w:color w:val="BBBEBF"/>
+          <w:sz w:val="16"/>
+          <w:szCs w:val="16"/>
+        </w:rPr>
+        <w:t>jsonify</w:t>
+      </w:r>
+      <w:proofErr w:type="spellEnd"/>
+      <w:r>
+        <w:rPr>
+          <w:rFonts w:ascii="Consolas" w:eastAsia="Times New Roman" w:hAnsi="Consolas" w:cs="Times New Roman"/>
+          <w:color w:val="BBBEBF"/>
+          <w:sz w:val="16"/>
+          <w:szCs w:val="16"/>
+        </w:rPr>
+        <w:t>({</w:t>
       </w:r>
       <w:r>
         <w:rPr>
@@ -6346,6 +8164,7 @@
         </w:rPr>
         <w:t xml:space="preserve">    </w:t>
       </w:r>
+      <w:proofErr w:type="gramStart"/>
       <w:r>
         <w:rPr>
           <w:rFonts w:ascii="Consolas" w:eastAsia="Times New Roman" w:hAnsi="Consolas" w:cs="Times New Roman"/>
@@ -6355,6 +8174,7 @@
         </w:rPr>
         <w:t>try</w:t>
       </w:r>
+      <w:proofErr w:type="gramEnd"/>
       <w:r>
         <w:rPr>
           <w:rFonts w:ascii="Consolas" w:eastAsia="Times New Roman" w:hAnsi="Consolas" w:cs="Times New Roman"/>
@@ -6383,7 +8203,29 @@
           <w:sz w:val="16"/>
           <w:szCs w:val="16"/>
         </w:rPr>
-        <w:t xml:space="preserve">        conn </w:t>
+        <w:t xml:space="preserve">        </w:t>
+      </w:r>
+      <w:proofErr w:type="spellStart"/>
+      <w:proofErr w:type="gramStart"/>
+      <w:r>
+        <w:rPr>
+          <w:rFonts w:ascii="Consolas" w:eastAsia="Times New Roman" w:hAnsi="Consolas" w:cs="Times New Roman"/>
+          <w:color w:val="BBBEBF"/>
+          <w:sz w:val="16"/>
+          <w:szCs w:val="16"/>
+        </w:rPr>
+        <w:t>conn</w:t>
+      </w:r>
+      <w:proofErr w:type="spellEnd"/>
+      <w:proofErr w:type="gramEnd"/>
+      <w:r>
+        <w:rPr>
+          <w:rFonts w:ascii="Consolas" w:eastAsia="Times New Roman" w:hAnsi="Consolas" w:cs="Times New Roman"/>
+          <w:color w:val="BBBEBF"/>
+          <w:sz w:val="16"/>
+          <w:szCs w:val="16"/>
+        </w:rPr>
+        <w:t xml:space="preserve"> </w:t>
       </w:r>
       <w:r>
         <w:rPr>
@@ -6401,28 +8243,68 @@
           <w:sz w:val="16"/>
           <w:szCs w:val="16"/>
         </w:rPr>
-        <w:t xml:space="preserve"> get_write_connection()</w:t>
-      </w:r>
-    </w:p>
-    <w:p>
-      <w:pPr>
-        <w:shd w:val="clear" w:color="auto" w:fill="121314"/>
-        <w:spacing w:after="0" w:line="219" w:lineRule="atLeast"/>
-        <w:rPr>
-          <w:rFonts w:ascii="Consolas" w:eastAsia="Times New Roman" w:hAnsi="Consolas" w:cs="Times New Roman"/>
-          <w:color w:val="BBBEBF"/>
-          <w:sz w:val="16"/>
-          <w:szCs w:val="16"/>
-        </w:rPr>
-      </w:pPr>
-      <w:r>
-        <w:rPr>
-          <w:rFonts w:ascii="Consolas" w:eastAsia="Times New Roman" w:hAnsi="Consolas" w:cs="Times New Roman"/>
-          <w:color w:val="BBBEBF"/>
-          <w:sz w:val="16"/>
-          <w:szCs w:val="16"/>
-        </w:rPr>
-        <w:t xml:space="preserve">        cursor </w:t>
+        <w:t xml:space="preserve"> </w:t>
+      </w:r>
+      <w:proofErr w:type="spellStart"/>
+      <w:r>
+        <w:rPr>
+          <w:rFonts w:ascii="Consolas" w:eastAsia="Times New Roman" w:hAnsi="Consolas" w:cs="Times New Roman"/>
+          <w:color w:val="BBBEBF"/>
+          <w:sz w:val="16"/>
+          <w:szCs w:val="16"/>
+        </w:rPr>
+        <w:t>get_write_connection</w:t>
+      </w:r>
+      <w:proofErr w:type="spellEnd"/>
+      <w:r>
+        <w:rPr>
+          <w:rFonts w:ascii="Consolas" w:eastAsia="Times New Roman" w:hAnsi="Consolas" w:cs="Times New Roman"/>
+          <w:color w:val="BBBEBF"/>
+          <w:sz w:val="16"/>
+          <w:szCs w:val="16"/>
+        </w:rPr>
+        <w:t>()</w:t>
+      </w:r>
+    </w:p>
+    <w:p>
+      <w:pPr>
+        <w:shd w:val="clear" w:color="auto" w:fill="121314"/>
+        <w:spacing w:after="0" w:line="219" w:lineRule="atLeast"/>
+        <w:rPr>
+          <w:rFonts w:ascii="Consolas" w:eastAsia="Times New Roman" w:hAnsi="Consolas" w:cs="Times New Roman"/>
+          <w:color w:val="BBBEBF"/>
+          <w:sz w:val="16"/>
+          <w:szCs w:val="16"/>
+        </w:rPr>
+      </w:pPr>
+      <w:r>
+        <w:rPr>
+          <w:rFonts w:ascii="Consolas" w:eastAsia="Times New Roman" w:hAnsi="Consolas" w:cs="Times New Roman"/>
+          <w:color w:val="BBBEBF"/>
+          <w:sz w:val="16"/>
+          <w:szCs w:val="16"/>
+        </w:rPr>
+        <w:t xml:space="preserve">        </w:t>
+      </w:r>
+      <w:proofErr w:type="gramStart"/>
+      <w:r>
+        <w:rPr>
+          <w:rFonts w:ascii="Consolas" w:eastAsia="Times New Roman" w:hAnsi="Consolas" w:cs="Times New Roman"/>
+          <w:color w:val="BBBEBF"/>
+          <w:sz w:val="16"/>
+          <w:szCs w:val="16"/>
+        </w:rPr>
+        <w:t>cursor</w:t>
+      </w:r>
+      <w:proofErr w:type="gramEnd"/>
+      <w:r>
+        <w:rPr>
+          <w:rFonts w:ascii="Consolas" w:eastAsia="Times New Roman" w:hAnsi="Consolas" w:cs="Times New Roman"/>
+          <w:color w:val="BBBEBF"/>
+          <w:sz w:val="16"/>
+          <w:szCs w:val="16"/>
+        </w:rPr>
+        <w:t xml:space="preserve"> </w:t>
       </w:r>
       <w:r>
         <w:rPr>
@@ -6440,29 +8322,71 @@
           <w:sz w:val="16"/>
           <w:szCs w:val="16"/>
         </w:rPr>
-        <w:t xml:space="preserve"> conn.cursor()</w:t>
-      </w:r>
-    </w:p>
-    <w:p>
-      <w:pPr>
-        <w:shd w:val="clear" w:color="auto" w:fill="121314"/>
-        <w:spacing w:after="0" w:line="219" w:lineRule="atLeast"/>
-        <w:rPr>
-          <w:rFonts w:ascii="Consolas" w:eastAsia="Times New Roman" w:hAnsi="Consolas" w:cs="Times New Roman"/>
-          <w:color w:val="BBBEBF"/>
-          <w:sz w:val="16"/>
-          <w:szCs w:val="16"/>
-        </w:rPr>
-      </w:pPr>
-      <w:r>
-        <w:rPr>
-          <w:rFonts w:ascii="Consolas" w:eastAsia="Times New Roman" w:hAnsi="Consolas" w:cs="Times New Roman"/>
-          <w:color w:val="BBBEBF"/>
-          <w:sz w:val="16"/>
-          <w:szCs w:val="16"/>
-        </w:rPr>
-        <w:t>        cursor.execute(</w:t>
-      </w:r>
+        <w:t xml:space="preserve"> </w:t>
+      </w:r>
+      <w:proofErr w:type="spellStart"/>
+      <w:r>
+        <w:rPr>
+          <w:rFonts w:ascii="Consolas" w:eastAsia="Times New Roman" w:hAnsi="Consolas" w:cs="Times New Roman"/>
+          <w:color w:val="BBBEBF"/>
+          <w:sz w:val="16"/>
+          <w:szCs w:val="16"/>
+        </w:rPr>
+        <w:t>conn.cursor</w:t>
+      </w:r>
+      <w:proofErr w:type="spellEnd"/>
+      <w:r>
+        <w:rPr>
+          <w:rFonts w:ascii="Consolas" w:eastAsia="Times New Roman" w:hAnsi="Consolas" w:cs="Times New Roman"/>
+          <w:color w:val="BBBEBF"/>
+          <w:sz w:val="16"/>
+          <w:szCs w:val="16"/>
+        </w:rPr>
+        <w:t>()</w:t>
+      </w:r>
+    </w:p>
+    <w:p>
+      <w:pPr>
+        <w:shd w:val="clear" w:color="auto" w:fill="121314"/>
+        <w:spacing w:after="0" w:line="219" w:lineRule="atLeast"/>
+        <w:rPr>
+          <w:rFonts w:ascii="Consolas" w:eastAsia="Times New Roman" w:hAnsi="Consolas" w:cs="Times New Roman"/>
+          <w:color w:val="BBBEBF"/>
+          <w:sz w:val="16"/>
+          <w:szCs w:val="16"/>
+        </w:rPr>
+      </w:pPr>
+      <w:r>
+        <w:rPr>
+          <w:rFonts w:ascii="Consolas" w:eastAsia="Times New Roman" w:hAnsi="Consolas" w:cs="Times New Roman"/>
+          <w:color w:val="BBBEBF"/>
+          <w:sz w:val="16"/>
+          <w:szCs w:val="16"/>
+        </w:rPr>
+        <w:t xml:space="preserve">        </w:t>
+      </w:r>
+      <w:proofErr w:type="spellStart"/>
+      <w:proofErr w:type="gramStart"/>
+      <w:r>
+        <w:rPr>
+          <w:rFonts w:ascii="Consolas" w:eastAsia="Times New Roman" w:hAnsi="Consolas" w:cs="Times New Roman"/>
+          <w:color w:val="BBBEBF"/>
+          <w:sz w:val="16"/>
+          <w:szCs w:val="16"/>
+        </w:rPr>
+        <w:t>cursor.execute</w:t>
+      </w:r>
+      <w:proofErr w:type="spellEnd"/>
+      <w:r>
+        <w:rPr>
+          <w:rFonts w:ascii="Consolas" w:eastAsia="Times New Roman" w:hAnsi="Consolas" w:cs="Times New Roman"/>
+          <w:color w:val="BBBEBF"/>
+          <w:sz w:val="16"/>
+          <w:szCs w:val="16"/>
+        </w:rPr>
+        <w:t>(</w:t>
+      </w:r>
+      <w:proofErr w:type="gramEnd"/>
     </w:p>
     <w:p>
       <w:pPr>
@@ -6557,7 +8481,27 @@
           <w:sz w:val="16"/>
           <w:szCs w:val="16"/>
         </w:rPr>
-        <w:t>            (name, email)</w:t>
+        <w:t>            (</w:t>
+      </w:r>
+      <w:proofErr w:type="gramStart"/>
+      <w:r>
+        <w:rPr>
+          <w:rFonts w:ascii="Consolas" w:eastAsia="Times New Roman" w:hAnsi="Consolas" w:cs="Times New Roman"/>
+          <w:color w:val="BBBEBF"/>
+          <w:sz w:val="16"/>
+          <w:szCs w:val="16"/>
+        </w:rPr>
+        <w:t>name</w:t>
+      </w:r>
+      <w:proofErr w:type="gramEnd"/>
+      <w:r>
+        <w:rPr>
+          <w:rFonts w:ascii="Consolas" w:eastAsia="Times New Roman" w:hAnsi="Consolas" w:cs="Times New Roman"/>
+          <w:color w:val="BBBEBF"/>
+          <w:sz w:val="16"/>
+          <w:szCs w:val="16"/>
+        </w:rPr>
+        <w:t>, email)</w:t>
       </w:r>
     </w:p>
     <w:p>
@@ -6599,29 +8543,52 @@
           <w:sz w:val="16"/>
           <w:szCs w:val="16"/>
         </w:rPr>
-        <w:t>        conn.commit()</w:t>
-      </w:r>
-    </w:p>
-    <w:p>
-      <w:pPr>
-        <w:shd w:val="clear" w:color="auto" w:fill="121314"/>
-        <w:spacing w:after="0" w:line="219" w:lineRule="atLeast"/>
-        <w:rPr>
-          <w:rFonts w:ascii="Consolas" w:eastAsia="Times New Roman" w:hAnsi="Consolas" w:cs="Times New Roman"/>
-          <w:color w:val="BBBEBF"/>
-          <w:sz w:val="16"/>
-          <w:szCs w:val="16"/>
-        </w:rPr>
-      </w:pPr>
-      <w:r>
-        <w:rPr>
-          <w:rFonts w:ascii="Consolas" w:eastAsia="Times New Roman" w:hAnsi="Consolas" w:cs="Times New Roman"/>
-          <w:color w:val="BBBEBF"/>
-          <w:sz w:val="16"/>
-          <w:szCs w:val="16"/>
-        </w:rPr>
         <w:t xml:space="preserve">        </w:t>
       </w:r>
+      <w:proofErr w:type="spellStart"/>
+      <w:proofErr w:type="gramStart"/>
+      <w:r>
+        <w:rPr>
+          <w:rFonts w:ascii="Consolas" w:eastAsia="Times New Roman" w:hAnsi="Consolas" w:cs="Times New Roman"/>
+          <w:color w:val="BBBEBF"/>
+          <w:sz w:val="16"/>
+          <w:szCs w:val="16"/>
+        </w:rPr>
+        <w:t>conn.commit</w:t>
+      </w:r>
+      <w:proofErr w:type="spellEnd"/>
+      <w:r>
+        <w:rPr>
+          <w:rFonts w:ascii="Consolas" w:eastAsia="Times New Roman" w:hAnsi="Consolas" w:cs="Times New Roman"/>
+          <w:color w:val="BBBEBF"/>
+          <w:sz w:val="16"/>
+          <w:szCs w:val="16"/>
+        </w:rPr>
+        <w:t>()</w:t>
+      </w:r>
+      <w:proofErr w:type="gramEnd"/>
+    </w:p>
+    <w:p>
+      <w:pPr>
+        <w:shd w:val="clear" w:color="auto" w:fill="121314"/>
+        <w:spacing w:after="0" w:line="219" w:lineRule="atLeast"/>
+        <w:rPr>
+          <w:rFonts w:ascii="Consolas" w:eastAsia="Times New Roman" w:hAnsi="Consolas" w:cs="Times New Roman"/>
+          <w:color w:val="BBBEBF"/>
+          <w:sz w:val="16"/>
+          <w:szCs w:val="16"/>
+        </w:rPr>
+      </w:pPr>
+      <w:r>
+        <w:rPr>
+          <w:rFonts w:ascii="Consolas" w:eastAsia="Times New Roman" w:hAnsi="Consolas" w:cs="Times New Roman"/>
+          <w:color w:val="BBBEBF"/>
+          <w:sz w:val="16"/>
+          <w:szCs w:val="16"/>
+        </w:rPr>
+        <w:t xml:space="preserve">        </w:t>
+      </w:r>
+      <w:proofErr w:type="gramStart"/>
       <w:r>
         <w:rPr>
           <w:rFonts w:ascii="Consolas" w:eastAsia="Times New Roman" w:hAnsi="Consolas" w:cs="Times New Roman"/>
@@ -6631,14 +8598,35 @@
         </w:rPr>
         <w:t>return</w:t>
       </w:r>
-      <w:r>
-        <w:rPr>
-          <w:rFonts w:ascii="Consolas" w:eastAsia="Times New Roman" w:hAnsi="Consolas" w:cs="Times New Roman"/>
-          <w:color w:val="BBBEBF"/>
-          <w:sz w:val="16"/>
-          <w:szCs w:val="16"/>
-        </w:rPr>
-        <w:t xml:space="preserve"> jsonify({</w:t>
+      <w:proofErr w:type="gramEnd"/>
+      <w:r>
+        <w:rPr>
+          <w:rFonts w:ascii="Consolas" w:eastAsia="Times New Roman" w:hAnsi="Consolas" w:cs="Times New Roman"/>
+          <w:color w:val="BBBEBF"/>
+          <w:sz w:val="16"/>
+          <w:szCs w:val="16"/>
+        </w:rPr>
+        <w:t xml:space="preserve"> </w:t>
+      </w:r>
+      <w:proofErr w:type="spellStart"/>
+      <w:r>
+        <w:rPr>
+          <w:rFonts w:ascii="Consolas" w:eastAsia="Times New Roman" w:hAnsi="Consolas" w:cs="Times New Roman"/>
+          <w:color w:val="BBBEBF"/>
+          <w:sz w:val="16"/>
+          <w:szCs w:val="16"/>
+        </w:rPr>
+        <w:t>jsonify</w:t>
+      </w:r>
+      <w:proofErr w:type="spellEnd"/>
+      <w:r>
+        <w:rPr>
+          <w:rFonts w:ascii="Consolas" w:eastAsia="Times New Roman" w:hAnsi="Consolas" w:cs="Times New Roman"/>
+          <w:color w:val="BBBEBF"/>
+          <w:sz w:val="16"/>
+          <w:szCs w:val="16"/>
+        </w:rPr>
+        <w:t>({</w:t>
       </w:r>
       <w:r>
         <w:rPr>
@@ -6706,6 +8694,7 @@
         </w:rPr>
         <w:t xml:space="preserve">    </w:t>
       </w:r>
+      <w:proofErr w:type="gramStart"/>
       <w:r>
         <w:rPr>
           <w:rFonts w:ascii="Consolas" w:eastAsia="Times New Roman" w:hAnsi="Consolas" w:cs="Times New Roman"/>
@@ -6715,6 +8704,7 @@
         </w:rPr>
         <w:t>except</w:t>
       </w:r>
+      <w:proofErr w:type="gramEnd"/>
       <w:r>
         <w:rPr>
           <w:rFonts w:ascii="Consolas" w:eastAsia="Times New Roman" w:hAnsi="Consolas" w:cs="Times New Roman"/>
@@ -6763,6 +8753,7 @@
         </w:rPr>
         <w:t xml:space="preserve">        </w:t>
       </w:r>
+      <w:proofErr w:type="gramStart"/>
       <w:r>
         <w:rPr>
           <w:rFonts w:ascii="Consolas" w:eastAsia="Times New Roman" w:hAnsi="Consolas" w:cs="Times New Roman"/>
@@ -6772,14 +8763,35 @@
         </w:rPr>
         <w:t>return</w:t>
       </w:r>
-      <w:r>
-        <w:rPr>
-          <w:rFonts w:ascii="Consolas" w:eastAsia="Times New Roman" w:hAnsi="Consolas" w:cs="Times New Roman"/>
-          <w:color w:val="BBBEBF"/>
-          <w:sz w:val="16"/>
-          <w:szCs w:val="16"/>
-        </w:rPr>
-        <w:t xml:space="preserve"> jsonify({</w:t>
+      <w:proofErr w:type="gramEnd"/>
+      <w:r>
+        <w:rPr>
+          <w:rFonts w:ascii="Consolas" w:eastAsia="Times New Roman" w:hAnsi="Consolas" w:cs="Times New Roman"/>
+          <w:color w:val="BBBEBF"/>
+          <w:sz w:val="16"/>
+          <w:szCs w:val="16"/>
+        </w:rPr>
+        <w:t xml:space="preserve"> </w:t>
+      </w:r>
+      <w:proofErr w:type="spellStart"/>
+      <w:r>
+        <w:rPr>
+          <w:rFonts w:ascii="Consolas" w:eastAsia="Times New Roman" w:hAnsi="Consolas" w:cs="Times New Roman"/>
+          <w:color w:val="BBBEBF"/>
+          <w:sz w:val="16"/>
+          <w:szCs w:val="16"/>
+        </w:rPr>
+        <w:t>jsonify</w:t>
+      </w:r>
+      <w:proofErr w:type="spellEnd"/>
+      <w:r>
+        <w:rPr>
+          <w:rFonts w:ascii="Consolas" w:eastAsia="Times New Roman" w:hAnsi="Consolas" w:cs="Times New Roman"/>
+          <w:color w:val="BBBEBF"/>
+          <w:sz w:val="16"/>
+          <w:szCs w:val="16"/>
+        </w:rPr>
+        <w:t>({</w:t>
       </w:r>
       <w:r>
         <w:rPr>
@@ -6799,6 +8811,7 @@
         </w:rPr>
         <w:t xml:space="preserve">: </w:t>
       </w:r>
+      <w:proofErr w:type="spellStart"/>
       <w:r>
         <w:rPr>
           <w:rFonts w:ascii="Consolas" w:eastAsia="Times New Roman" w:hAnsi="Consolas" w:cs="Times New Roman"/>
@@ -6808,6 +8821,7 @@
         </w:rPr>
         <w:t>str</w:t>
       </w:r>
+      <w:proofErr w:type="spellEnd"/>
       <w:r>
         <w:rPr>
           <w:rFonts w:ascii="Consolas" w:eastAsia="Times New Roman" w:hAnsi="Consolas" w:cs="Times New Roman"/>
@@ -6847,6 +8861,7 @@
         </w:rPr>
         <w:t xml:space="preserve">    </w:t>
       </w:r>
+      <w:proofErr w:type="gramStart"/>
       <w:r>
         <w:rPr>
           <w:rFonts w:ascii="Consolas" w:eastAsia="Times New Roman" w:hAnsi="Consolas" w:cs="Times New Roman"/>
@@ -6856,6 +8871,7 @@
         </w:rPr>
         <w:t>finally</w:t>
       </w:r>
+      <w:proofErr w:type="gramEnd"/>
       <w:r>
         <w:rPr>
           <w:rFonts w:ascii="Consolas" w:eastAsia="Times New Roman" w:hAnsi="Consolas" w:cs="Times New Roman"/>
@@ -6884,29 +8900,73 @@
           <w:sz w:val="16"/>
           <w:szCs w:val="16"/>
         </w:rPr>
-        <w:t>        cursor.close()</w:t>
-      </w:r>
-    </w:p>
-    <w:p>
-      <w:pPr>
-        <w:shd w:val="clear" w:color="auto" w:fill="121314"/>
-        <w:spacing w:after="0" w:line="219" w:lineRule="atLeast"/>
-        <w:rPr>
-          <w:rFonts w:ascii="Consolas" w:eastAsia="Times New Roman" w:hAnsi="Consolas" w:cs="Times New Roman"/>
-          <w:color w:val="BBBEBF"/>
-          <w:sz w:val="16"/>
-          <w:szCs w:val="16"/>
-        </w:rPr>
-      </w:pPr>
-      <w:r>
-        <w:rPr>
-          <w:rFonts w:ascii="Consolas" w:eastAsia="Times New Roman" w:hAnsi="Consolas" w:cs="Times New Roman"/>
-          <w:color w:val="BBBEBF"/>
-          <w:sz w:val="16"/>
-          <w:szCs w:val="16"/>
-        </w:rPr>
-        <w:t>        conn.close()</w:t>
-      </w:r>
+        <w:t xml:space="preserve">        </w:t>
+      </w:r>
+      <w:proofErr w:type="spellStart"/>
+      <w:proofErr w:type="gramStart"/>
+      <w:r>
+        <w:rPr>
+          <w:rFonts w:ascii="Consolas" w:eastAsia="Times New Roman" w:hAnsi="Consolas" w:cs="Times New Roman"/>
+          <w:color w:val="BBBEBF"/>
+          <w:sz w:val="16"/>
+          <w:szCs w:val="16"/>
+        </w:rPr>
+        <w:t>cursor.close</w:t>
+      </w:r>
+      <w:proofErr w:type="spellEnd"/>
+      <w:r>
+        <w:rPr>
+          <w:rFonts w:ascii="Consolas" w:eastAsia="Times New Roman" w:hAnsi="Consolas" w:cs="Times New Roman"/>
+          <w:color w:val="BBBEBF"/>
+          <w:sz w:val="16"/>
+          <w:szCs w:val="16"/>
+        </w:rPr>
+        <w:t>()</w:t>
+      </w:r>
+      <w:proofErr w:type="gramEnd"/>
+    </w:p>
+    <w:p>
+      <w:pPr>
+        <w:shd w:val="clear" w:color="auto" w:fill="121314"/>
+        <w:spacing w:after="0" w:line="219" w:lineRule="atLeast"/>
+        <w:rPr>
+          <w:rFonts w:ascii="Consolas" w:eastAsia="Times New Roman" w:hAnsi="Consolas" w:cs="Times New Roman"/>
+          <w:color w:val="BBBEBF"/>
+          <w:sz w:val="16"/>
+          <w:szCs w:val="16"/>
+        </w:rPr>
+      </w:pPr>
+      <w:r>
+        <w:rPr>
+          <w:rFonts w:ascii="Consolas" w:eastAsia="Times New Roman" w:hAnsi="Consolas" w:cs="Times New Roman"/>
+          <w:color w:val="BBBEBF"/>
+          <w:sz w:val="16"/>
+          <w:szCs w:val="16"/>
+        </w:rPr>
+        <w:t xml:space="preserve">        </w:t>
+      </w:r>
+      <w:proofErr w:type="spellStart"/>
+      <w:proofErr w:type="gramStart"/>
+      <w:r>
+        <w:rPr>
+          <w:rFonts w:ascii="Consolas" w:eastAsia="Times New Roman" w:hAnsi="Consolas" w:cs="Times New Roman"/>
+          <w:color w:val="BBBEBF"/>
+          <w:sz w:val="16"/>
+          <w:szCs w:val="16"/>
+        </w:rPr>
+        <w:t>conn.close</w:t>
+      </w:r>
+      <w:proofErr w:type="spellEnd"/>
+      <w:r>
+        <w:rPr>
+          <w:rFonts w:ascii="Consolas" w:eastAsia="Times New Roman" w:hAnsi="Consolas" w:cs="Times New Roman"/>
+          <w:color w:val="BBBEBF"/>
+          <w:sz w:val="16"/>
+          <w:szCs w:val="16"/>
+        </w:rPr>
+        <w:t>()</w:t>
+      </w:r>
+      <w:proofErr w:type="gramEnd"/>
     </w:p>
     <w:p>
       <w:pPr>
@@ -6931,6 +8991,7 @@
           <w:szCs w:val="16"/>
         </w:rPr>
       </w:pPr>
+      <w:proofErr w:type="gramStart"/>
       <w:r>
         <w:rPr>
           <w:rFonts w:ascii="Consolas" w:eastAsia="Times New Roman" w:hAnsi="Consolas" w:cs="Times New Roman"/>
@@ -6938,8 +8999,19 @@
           <w:sz w:val="16"/>
           <w:szCs w:val="16"/>
         </w:rPr>
-        <w:t>@app.route</w:t>
-      </w:r>
+        <w:t>@</w:t>
+      </w:r>
+      <w:proofErr w:type="spellStart"/>
+      <w:r>
+        <w:rPr>
+          <w:rFonts w:ascii="Consolas" w:eastAsia="Times New Roman" w:hAnsi="Consolas" w:cs="Times New Roman"/>
+          <w:color w:val="D2A8FF"/>
+          <w:sz w:val="16"/>
+          <w:szCs w:val="16"/>
+        </w:rPr>
+        <w:t>app.route</w:t>
+      </w:r>
+      <w:proofErr w:type="spellEnd"/>
       <w:r>
         <w:rPr>
           <w:rFonts w:ascii="Consolas" w:eastAsia="Times New Roman" w:hAnsi="Consolas" w:cs="Times New Roman"/>
@@ -6949,14 +9021,35 @@
         </w:rPr>
         <w:t>(</w:t>
       </w:r>
-      <w:r>
-        <w:rPr>
-          <w:rFonts w:ascii="Consolas" w:eastAsia="Times New Roman" w:hAnsi="Consolas" w:cs="Times New Roman"/>
-          <w:color w:val="A5D6FF"/>
-          <w:sz w:val="16"/>
-          <w:szCs w:val="16"/>
-        </w:rPr>
-        <w:t>'/users/update/&lt;int:user_id&gt;'</w:t>
+      <w:proofErr w:type="gramEnd"/>
+      <w:r>
+        <w:rPr>
+          <w:rFonts w:ascii="Consolas" w:eastAsia="Times New Roman" w:hAnsi="Consolas" w:cs="Times New Roman"/>
+          <w:color w:val="A5D6FF"/>
+          <w:sz w:val="16"/>
+          <w:szCs w:val="16"/>
+        </w:rPr>
+        <w:t>'/users/update/&lt;</w:t>
+      </w:r>
+      <w:proofErr w:type="spellStart"/>
+      <w:r>
+        <w:rPr>
+          <w:rFonts w:ascii="Consolas" w:eastAsia="Times New Roman" w:hAnsi="Consolas" w:cs="Times New Roman"/>
+          <w:color w:val="A5D6FF"/>
+          <w:sz w:val="16"/>
+          <w:szCs w:val="16"/>
+        </w:rPr>
+        <w:t>int:user_id</w:t>
+      </w:r>
+      <w:proofErr w:type="spellEnd"/>
+      <w:r>
+        <w:rPr>
+          <w:rFonts w:ascii="Consolas" w:eastAsia="Times New Roman" w:hAnsi="Consolas" w:cs="Times New Roman"/>
+          <w:color w:val="A5D6FF"/>
+          <w:sz w:val="16"/>
+          <w:szCs w:val="16"/>
+        </w:rPr>
+        <w:t>&gt;'</w:t>
       </w:r>
       <w:r>
         <w:rPr>
@@ -7024,6 +9117,7 @@
           <w:szCs w:val="16"/>
         </w:rPr>
       </w:pPr>
+      <w:proofErr w:type="gramStart"/>
       <w:r>
         <w:rPr>
           <w:rFonts w:ascii="Consolas" w:eastAsia="Times New Roman" w:hAnsi="Consolas" w:cs="Times New Roman"/>
@@ -7033,6 +9127,7 @@
         </w:rPr>
         <w:t>def</w:t>
       </w:r>
+      <w:proofErr w:type="gramEnd"/>
       <w:r>
         <w:rPr>
           <w:rFonts w:ascii="Consolas" w:eastAsia="Times New Roman" w:hAnsi="Consolas" w:cs="Times New Roman"/>
@@ -7042,6 +9137,7 @@
         </w:rPr>
         <w:t xml:space="preserve"> </w:t>
       </w:r>
+      <w:proofErr w:type="spellStart"/>
       <w:r>
         <w:rPr>
           <w:rFonts w:ascii="Consolas" w:eastAsia="Times New Roman" w:hAnsi="Consolas" w:cs="Times New Roman"/>
@@ -7051,6 +9147,7 @@
         </w:rPr>
         <w:t>update_user</w:t>
       </w:r>
+      <w:proofErr w:type="spellEnd"/>
       <w:r>
         <w:rPr>
           <w:rFonts w:ascii="Consolas" w:eastAsia="Times New Roman" w:hAnsi="Consolas" w:cs="Times New Roman"/>
@@ -7060,6 +9157,7 @@
         </w:rPr>
         <w:t>(</w:t>
       </w:r>
+      <w:proofErr w:type="spellStart"/>
       <w:r>
         <w:rPr>
           <w:rFonts w:ascii="Consolas" w:eastAsia="Times New Roman" w:hAnsi="Consolas" w:cs="Times New Roman"/>
@@ -7069,6 +9167,7 @@
         </w:rPr>
         <w:t>user_id</w:t>
       </w:r>
+      <w:proofErr w:type="spellEnd"/>
       <w:r>
         <w:rPr>
           <w:rFonts w:ascii="Consolas" w:eastAsia="Times New Roman" w:hAnsi="Consolas" w:cs="Times New Roman"/>
@@ -7097,7 +9196,27 @@
           <w:sz w:val="16"/>
           <w:szCs w:val="16"/>
         </w:rPr>
-        <w:t xml:space="preserve">    data </w:t>
+        <w:t xml:space="preserve">    </w:t>
+      </w:r>
+      <w:proofErr w:type="gramStart"/>
+      <w:r>
+        <w:rPr>
+          <w:rFonts w:ascii="Consolas" w:eastAsia="Times New Roman" w:hAnsi="Consolas" w:cs="Times New Roman"/>
+          <w:color w:val="BBBEBF"/>
+          <w:sz w:val="16"/>
+          <w:szCs w:val="16"/>
+        </w:rPr>
+        <w:t>data</w:t>
+      </w:r>
+      <w:proofErr w:type="gramEnd"/>
+      <w:r>
+        <w:rPr>
+          <w:rFonts w:ascii="Consolas" w:eastAsia="Times New Roman" w:hAnsi="Consolas" w:cs="Times New Roman"/>
+          <w:color w:val="BBBEBF"/>
+          <w:sz w:val="16"/>
+          <w:szCs w:val="16"/>
+        </w:rPr>
+        <w:t xml:space="preserve"> </w:t>
       </w:r>
       <w:r>
         <w:rPr>
@@ -7115,28 +9234,59 @@
           <w:sz w:val="16"/>
           <w:szCs w:val="16"/>
         </w:rPr>
-        <w:t xml:space="preserve"> request.json</w:t>
-      </w:r>
-    </w:p>
-    <w:p>
-      <w:pPr>
-        <w:shd w:val="clear" w:color="auto" w:fill="121314"/>
-        <w:spacing w:after="0" w:line="219" w:lineRule="atLeast"/>
-        <w:rPr>
-          <w:rFonts w:ascii="Consolas" w:eastAsia="Times New Roman" w:hAnsi="Consolas" w:cs="Times New Roman"/>
-          <w:color w:val="BBBEBF"/>
-          <w:sz w:val="16"/>
-          <w:szCs w:val="16"/>
-        </w:rPr>
-      </w:pPr>
-      <w:r>
-        <w:rPr>
-          <w:rFonts w:ascii="Consolas" w:eastAsia="Times New Roman" w:hAnsi="Consolas" w:cs="Times New Roman"/>
-          <w:color w:val="BBBEBF"/>
-          <w:sz w:val="16"/>
-          <w:szCs w:val="16"/>
-        </w:rPr>
-        <w:t xml:space="preserve">    name </w:t>
+        <w:t xml:space="preserve"> </w:t>
+      </w:r>
+      <w:proofErr w:type="spellStart"/>
+      <w:r>
+        <w:rPr>
+          <w:rFonts w:ascii="Consolas" w:eastAsia="Times New Roman" w:hAnsi="Consolas" w:cs="Times New Roman"/>
+          <w:color w:val="BBBEBF"/>
+          <w:sz w:val="16"/>
+          <w:szCs w:val="16"/>
+        </w:rPr>
+        <w:t>request.json</w:t>
+      </w:r>
+      <w:proofErr w:type="spellEnd"/>
+    </w:p>
+    <w:p>
+      <w:pPr>
+        <w:shd w:val="clear" w:color="auto" w:fill="121314"/>
+        <w:spacing w:after="0" w:line="219" w:lineRule="atLeast"/>
+        <w:rPr>
+          <w:rFonts w:ascii="Consolas" w:eastAsia="Times New Roman" w:hAnsi="Consolas" w:cs="Times New Roman"/>
+          <w:color w:val="BBBEBF"/>
+          <w:sz w:val="16"/>
+          <w:szCs w:val="16"/>
+        </w:rPr>
+      </w:pPr>
+      <w:r>
+        <w:rPr>
+          <w:rFonts w:ascii="Consolas" w:eastAsia="Times New Roman" w:hAnsi="Consolas" w:cs="Times New Roman"/>
+          <w:color w:val="BBBEBF"/>
+          <w:sz w:val="16"/>
+          <w:szCs w:val="16"/>
+        </w:rPr>
+        <w:t xml:space="preserve">    </w:t>
+      </w:r>
+      <w:proofErr w:type="gramStart"/>
+      <w:r>
+        <w:rPr>
+          <w:rFonts w:ascii="Consolas" w:eastAsia="Times New Roman" w:hAnsi="Consolas" w:cs="Times New Roman"/>
+          <w:color w:val="BBBEBF"/>
+          <w:sz w:val="16"/>
+          <w:szCs w:val="16"/>
+        </w:rPr>
+        <w:t>name</w:t>
+      </w:r>
+      <w:proofErr w:type="gramEnd"/>
+      <w:r>
+        <w:rPr>
+          <w:rFonts w:ascii="Consolas" w:eastAsia="Times New Roman" w:hAnsi="Consolas" w:cs="Times New Roman"/>
+          <w:color w:val="BBBEBF"/>
+          <w:sz w:val="16"/>
+          <w:szCs w:val="16"/>
+        </w:rPr>
+        <w:t xml:space="preserve"> </w:t>
       </w:r>
       <w:r>
         <w:rPr>
@@ -7154,7 +9304,27 @@
           <w:sz w:val="16"/>
           <w:szCs w:val="16"/>
         </w:rPr>
-        <w:t xml:space="preserve"> data.get(</w:t>
+        <w:t xml:space="preserve"> </w:t>
+      </w:r>
+      <w:proofErr w:type="spellStart"/>
+      <w:r>
+        <w:rPr>
+          <w:rFonts w:ascii="Consolas" w:eastAsia="Times New Roman" w:hAnsi="Consolas" w:cs="Times New Roman"/>
+          <w:color w:val="BBBEBF"/>
+          <w:sz w:val="16"/>
+          <w:szCs w:val="16"/>
+        </w:rPr>
+        <w:t>data.get</w:t>
+      </w:r>
+      <w:proofErr w:type="spellEnd"/>
+      <w:r>
+        <w:rPr>
+          <w:rFonts w:ascii="Consolas" w:eastAsia="Times New Roman" w:hAnsi="Consolas" w:cs="Times New Roman"/>
+          <w:color w:val="BBBEBF"/>
+          <w:sz w:val="16"/>
+          <w:szCs w:val="16"/>
+        </w:rPr>
+        <w:t>(</w:t>
       </w:r>
       <w:r>
         <w:rPr>
@@ -7193,7 +9363,27 @@
           <w:sz w:val="16"/>
           <w:szCs w:val="16"/>
         </w:rPr>
-        <w:t xml:space="preserve">    email </w:t>
+        <w:t xml:space="preserve">    </w:t>
+      </w:r>
+      <w:proofErr w:type="gramStart"/>
+      <w:r>
+        <w:rPr>
+          <w:rFonts w:ascii="Consolas" w:eastAsia="Times New Roman" w:hAnsi="Consolas" w:cs="Times New Roman"/>
+          <w:color w:val="BBBEBF"/>
+          <w:sz w:val="16"/>
+          <w:szCs w:val="16"/>
+        </w:rPr>
+        <w:t>email</w:t>
+      </w:r>
+      <w:proofErr w:type="gramEnd"/>
+      <w:r>
+        <w:rPr>
+          <w:rFonts w:ascii="Consolas" w:eastAsia="Times New Roman" w:hAnsi="Consolas" w:cs="Times New Roman"/>
+          <w:color w:val="BBBEBF"/>
+          <w:sz w:val="16"/>
+          <w:szCs w:val="16"/>
+        </w:rPr>
+        <w:t xml:space="preserve"> </w:t>
       </w:r>
       <w:r>
         <w:rPr>
@@ -7211,7 +9401,27 @@
           <w:sz w:val="16"/>
           <w:szCs w:val="16"/>
         </w:rPr>
-        <w:t xml:space="preserve"> data.get(</w:t>
+        <w:t xml:space="preserve"> </w:t>
+      </w:r>
+      <w:proofErr w:type="spellStart"/>
+      <w:r>
+        <w:rPr>
+          <w:rFonts w:ascii="Consolas" w:eastAsia="Times New Roman" w:hAnsi="Consolas" w:cs="Times New Roman"/>
+          <w:color w:val="BBBEBF"/>
+          <w:sz w:val="16"/>
+          <w:szCs w:val="16"/>
+        </w:rPr>
+        <w:t>data.get</w:t>
+      </w:r>
+      <w:proofErr w:type="spellEnd"/>
+      <w:r>
+        <w:rPr>
+          <w:rFonts w:ascii="Consolas" w:eastAsia="Times New Roman" w:hAnsi="Consolas" w:cs="Times New Roman"/>
+          <w:color w:val="BBBEBF"/>
+          <w:sz w:val="16"/>
+          <w:szCs w:val="16"/>
+        </w:rPr>
+        <w:t>(</w:t>
       </w:r>
       <w:r>
         <w:rPr>
@@ -7264,6 +9474,7 @@
         </w:rPr>
         <w:t xml:space="preserve">    </w:t>
       </w:r>
+      <w:proofErr w:type="gramStart"/>
       <w:r>
         <w:rPr>
           <w:rFonts w:ascii="Consolas" w:eastAsia="Times New Roman" w:hAnsi="Consolas" w:cs="Times New Roman"/>
@@ -7273,6 +9484,7 @@
         </w:rPr>
         <w:t>if</w:t>
       </w:r>
+      <w:proofErr w:type="gramEnd"/>
       <w:r>
         <w:rPr>
           <w:rFonts w:ascii="Consolas" w:eastAsia="Times New Roman" w:hAnsi="Consolas" w:cs="Times New Roman"/>
@@ -7357,6 +9569,7 @@
         </w:rPr>
         <w:t xml:space="preserve">        </w:t>
       </w:r>
+      <w:proofErr w:type="gramStart"/>
       <w:r>
         <w:rPr>
           <w:rFonts w:ascii="Consolas" w:eastAsia="Times New Roman" w:hAnsi="Consolas" w:cs="Times New Roman"/>
@@ -7366,14 +9579,35 @@
         </w:rPr>
         <w:t>return</w:t>
       </w:r>
-      <w:r>
-        <w:rPr>
-          <w:rFonts w:ascii="Consolas" w:eastAsia="Times New Roman" w:hAnsi="Consolas" w:cs="Times New Roman"/>
-          <w:color w:val="BBBEBF"/>
-          <w:sz w:val="16"/>
-          <w:szCs w:val="16"/>
-        </w:rPr>
-        <w:t xml:space="preserve"> jsonify({</w:t>
+      <w:proofErr w:type="gramEnd"/>
+      <w:r>
+        <w:rPr>
+          <w:rFonts w:ascii="Consolas" w:eastAsia="Times New Roman" w:hAnsi="Consolas" w:cs="Times New Roman"/>
+          <w:color w:val="BBBEBF"/>
+          <w:sz w:val="16"/>
+          <w:szCs w:val="16"/>
+        </w:rPr>
+        <w:t xml:space="preserve"> </w:t>
+      </w:r>
+      <w:proofErr w:type="spellStart"/>
+      <w:r>
+        <w:rPr>
+          <w:rFonts w:ascii="Consolas" w:eastAsia="Times New Roman" w:hAnsi="Consolas" w:cs="Times New Roman"/>
+          <w:color w:val="BBBEBF"/>
+          <w:sz w:val="16"/>
+          <w:szCs w:val="16"/>
+        </w:rPr>
+        <w:t>jsonify</w:t>
+      </w:r>
+      <w:proofErr w:type="spellEnd"/>
+      <w:r>
+        <w:rPr>
+          <w:rFonts w:ascii="Consolas" w:eastAsia="Times New Roman" w:hAnsi="Consolas" w:cs="Times New Roman"/>
+          <w:color w:val="BBBEBF"/>
+          <w:sz w:val="16"/>
+          <w:szCs w:val="16"/>
+        </w:rPr>
+        <w:t>({</w:t>
       </w:r>
       <w:r>
         <w:rPr>
@@ -7453,6 +9687,7 @@
         </w:rPr>
         <w:t xml:space="preserve">    </w:t>
       </w:r>
+      <w:proofErr w:type="gramStart"/>
       <w:r>
         <w:rPr>
           <w:rFonts w:ascii="Consolas" w:eastAsia="Times New Roman" w:hAnsi="Consolas" w:cs="Times New Roman"/>
@@ -7462,6 +9697,7 @@
         </w:rPr>
         <w:t>try</w:t>
       </w:r>
+      <w:proofErr w:type="gramEnd"/>
       <w:r>
         <w:rPr>
           <w:rFonts w:ascii="Consolas" w:eastAsia="Times New Roman" w:hAnsi="Consolas" w:cs="Times New Roman"/>
@@ -7490,7 +9726,29 @@
           <w:sz w:val="16"/>
           <w:szCs w:val="16"/>
         </w:rPr>
-        <w:t xml:space="preserve">        conn </w:t>
+        <w:t xml:space="preserve">        </w:t>
+      </w:r>
+      <w:proofErr w:type="spellStart"/>
+      <w:proofErr w:type="gramStart"/>
+      <w:r>
+        <w:rPr>
+          <w:rFonts w:ascii="Consolas" w:eastAsia="Times New Roman" w:hAnsi="Consolas" w:cs="Times New Roman"/>
+          <w:color w:val="BBBEBF"/>
+          <w:sz w:val="16"/>
+          <w:szCs w:val="16"/>
+        </w:rPr>
+        <w:t>conn</w:t>
+      </w:r>
+      <w:proofErr w:type="spellEnd"/>
+      <w:proofErr w:type="gramEnd"/>
+      <w:r>
+        <w:rPr>
+          <w:rFonts w:ascii="Consolas" w:eastAsia="Times New Roman" w:hAnsi="Consolas" w:cs="Times New Roman"/>
+          <w:color w:val="BBBEBF"/>
+          <w:sz w:val="16"/>
+          <w:szCs w:val="16"/>
+        </w:rPr>
+        <w:t xml:space="preserve"> </w:t>
       </w:r>
       <w:r>
         <w:rPr>
@@ -7508,28 +9766,68 @@
           <w:sz w:val="16"/>
           <w:szCs w:val="16"/>
         </w:rPr>
-        <w:t xml:space="preserve"> get_write_connection()</w:t>
-      </w:r>
-    </w:p>
-    <w:p>
-      <w:pPr>
-        <w:shd w:val="clear" w:color="auto" w:fill="121314"/>
-        <w:spacing w:after="0" w:line="219" w:lineRule="atLeast"/>
-        <w:rPr>
-          <w:rFonts w:ascii="Consolas" w:eastAsia="Times New Roman" w:hAnsi="Consolas" w:cs="Times New Roman"/>
-          <w:color w:val="BBBEBF"/>
-          <w:sz w:val="16"/>
-          <w:szCs w:val="16"/>
-        </w:rPr>
-      </w:pPr>
-      <w:r>
-        <w:rPr>
-          <w:rFonts w:ascii="Consolas" w:eastAsia="Times New Roman" w:hAnsi="Consolas" w:cs="Times New Roman"/>
-          <w:color w:val="BBBEBF"/>
-          <w:sz w:val="16"/>
-          <w:szCs w:val="16"/>
-        </w:rPr>
-        <w:t xml:space="preserve">        cursor </w:t>
+        <w:t xml:space="preserve"> </w:t>
+      </w:r>
+      <w:proofErr w:type="spellStart"/>
+      <w:r>
+        <w:rPr>
+          <w:rFonts w:ascii="Consolas" w:eastAsia="Times New Roman" w:hAnsi="Consolas" w:cs="Times New Roman"/>
+          <w:color w:val="BBBEBF"/>
+          <w:sz w:val="16"/>
+          <w:szCs w:val="16"/>
+        </w:rPr>
+        <w:t>get_write_connection</w:t>
+      </w:r>
+      <w:proofErr w:type="spellEnd"/>
+      <w:r>
+        <w:rPr>
+          <w:rFonts w:ascii="Consolas" w:eastAsia="Times New Roman" w:hAnsi="Consolas" w:cs="Times New Roman"/>
+          <w:color w:val="BBBEBF"/>
+          <w:sz w:val="16"/>
+          <w:szCs w:val="16"/>
+        </w:rPr>
+        <w:t>()</w:t>
+      </w:r>
+    </w:p>
+    <w:p>
+      <w:pPr>
+        <w:shd w:val="clear" w:color="auto" w:fill="121314"/>
+        <w:spacing w:after="0" w:line="219" w:lineRule="atLeast"/>
+        <w:rPr>
+          <w:rFonts w:ascii="Consolas" w:eastAsia="Times New Roman" w:hAnsi="Consolas" w:cs="Times New Roman"/>
+          <w:color w:val="BBBEBF"/>
+          <w:sz w:val="16"/>
+          <w:szCs w:val="16"/>
+        </w:rPr>
+      </w:pPr>
+      <w:r>
+        <w:rPr>
+          <w:rFonts w:ascii="Consolas" w:eastAsia="Times New Roman" w:hAnsi="Consolas" w:cs="Times New Roman"/>
+          <w:color w:val="BBBEBF"/>
+          <w:sz w:val="16"/>
+          <w:szCs w:val="16"/>
+        </w:rPr>
+        <w:t xml:space="preserve">        </w:t>
+      </w:r>
+      <w:proofErr w:type="gramStart"/>
+      <w:r>
+        <w:rPr>
+          <w:rFonts w:ascii="Consolas" w:eastAsia="Times New Roman" w:hAnsi="Consolas" w:cs="Times New Roman"/>
+          <w:color w:val="BBBEBF"/>
+          <w:sz w:val="16"/>
+          <w:szCs w:val="16"/>
+        </w:rPr>
+        <w:t>cursor</w:t>
+      </w:r>
+      <w:proofErr w:type="gramEnd"/>
+      <w:r>
+        <w:rPr>
+          <w:rFonts w:ascii="Consolas" w:eastAsia="Times New Roman" w:hAnsi="Consolas" w:cs="Times New Roman"/>
+          <w:color w:val="BBBEBF"/>
+          <w:sz w:val="16"/>
+          <w:szCs w:val="16"/>
+        </w:rPr>
+        <w:t xml:space="preserve"> </w:t>
       </w:r>
       <w:r>
         <w:rPr>
@@ -7547,41 +9845,83 @@
           <w:sz w:val="16"/>
           <w:szCs w:val="16"/>
         </w:rPr>
-        <w:t xml:space="preserve"> conn.cursor()</w:t>
-      </w:r>
-    </w:p>
-    <w:p>
-      <w:pPr>
-        <w:shd w:val="clear" w:color="auto" w:fill="121314"/>
-        <w:spacing w:after="0" w:line="219" w:lineRule="atLeast"/>
-        <w:rPr>
-          <w:rFonts w:ascii="Consolas" w:eastAsia="Times New Roman" w:hAnsi="Consolas" w:cs="Times New Roman"/>
-          <w:color w:val="BBBEBF"/>
-          <w:sz w:val="16"/>
-          <w:szCs w:val="16"/>
-        </w:rPr>
-      </w:pPr>
-    </w:p>
-    <w:p>
-      <w:pPr>
-        <w:shd w:val="clear" w:color="auto" w:fill="121314"/>
-        <w:spacing w:after="0" w:line="219" w:lineRule="atLeast"/>
-        <w:rPr>
-          <w:rFonts w:ascii="Consolas" w:eastAsia="Times New Roman" w:hAnsi="Consolas" w:cs="Times New Roman"/>
-          <w:color w:val="BBBEBF"/>
-          <w:sz w:val="16"/>
-          <w:szCs w:val="16"/>
-        </w:rPr>
-      </w:pPr>
-      <w:r>
-        <w:rPr>
-          <w:rFonts w:ascii="Consolas" w:eastAsia="Times New Roman" w:hAnsi="Consolas" w:cs="Times New Roman"/>
-          <w:color w:val="BBBEBF"/>
-          <w:sz w:val="16"/>
-          <w:szCs w:val="16"/>
-        </w:rPr>
-        <w:t>        cursor.execute(</w:t>
-      </w:r>
+        <w:t xml:space="preserve"> </w:t>
+      </w:r>
+      <w:proofErr w:type="spellStart"/>
+      <w:r>
+        <w:rPr>
+          <w:rFonts w:ascii="Consolas" w:eastAsia="Times New Roman" w:hAnsi="Consolas" w:cs="Times New Roman"/>
+          <w:color w:val="BBBEBF"/>
+          <w:sz w:val="16"/>
+          <w:szCs w:val="16"/>
+        </w:rPr>
+        <w:t>conn.cursor</w:t>
+      </w:r>
+      <w:proofErr w:type="spellEnd"/>
+      <w:r>
+        <w:rPr>
+          <w:rFonts w:ascii="Consolas" w:eastAsia="Times New Roman" w:hAnsi="Consolas" w:cs="Times New Roman"/>
+          <w:color w:val="BBBEBF"/>
+          <w:sz w:val="16"/>
+          <w:szCs w:val="16"/>
+        </w:rPr>
+        <w:t>()</w:t>
+      </w:r>
+    </w:p>
+    <w:p>
+      <w:pPr>
+        <w:shd w:val="clear" w:color="auto" w:fill="121314"/>
+        <w:spacing w:after="0" w:line="219" w:lineRule="atLeast"/>
+        <w:rPr>
+          <w:rFonts w:ascii="Consolas" w:eastAsia="Times New Roman" w:hAnsi="Consolas" w:cs="Times New Roman"/>
+          <w:color w:val="BBBEBF"/>
+          <w:sz w:val="16"/>
+          <w:szCs w:val="16"/>
+        </w:rPr>
+      </w:pPr>
+    </w:p>
+    <w:p>
+      <w:pPr>
+        <w:shd w:val="clear" w:color="auto" w:fill="121314"/>
+        <w:spacing w:after="0" w:line="219" w:lineRule="atLeast"/>
+        <w:rPr>
+          <w:rFonts w:ascii="Consolas" w:eastAsia="Times New Roman" w:hAnsi="Consolas" w:cs="Times New Roman"/>
+          <w:color w:val="BBBEBF"/>
+          <w:sz w:val="16"/>
+          <w:szCs w:val="16"/>
+        </w:rPr>
+      </w:pPr>
+      <w:r>
+        <w:rPr>
+          <w:rFonts w:ascii="Consolas" w:eastAsia="Times New Roman" w:hAnsi="Consolas" w:cs="Times New Roman"/>
+          <w:color w:val="BBBEBF"/>
+          <w:sz w:val="16"/>
+          <w:szCs w:val="16"/>
+        </w:rPr>
+        <w:t xml:space="preserve">        </w:t>
+      </w:r>
+      <w:proofErr w:type="spellStart"/>
+      <w:proofErr w:type="gramStart"/>
+      <w:r>
+        <w:rPr>
+          <w:rFonts w:ascii="Consolas" w:eastAsia="Times New Roman" w:hAnsi="Consolas" w:cs="Times New Roman"/>
+          <w:color w:val="BBBEBF"/>
+          <w:sz w:val="16"/>
+          <w:szCs w:val="16"/>
+        </w:rPr>
+        <w:t>cursor.execute</w:t>
+      </w:r>
+      <w:proofErr w:type="spellEnd"/>
+      <w:r>
+        <w:rPr>
+          <w:rFonts w:ascii="Consolas" w:eastAsia="Times New Roman" w:hAnsi="Consolas" w:cs="Times New Roman"/>
+          <w:color w:val="BBBEBF"/>
+          <w:sz w:val="16"/>
+          <w:szCs w:val="16"/>
+        </w:rPr>
+        <w:t>(</w:t>
+      </w:r>
+      <w:proofErr w:type="gramEnd"/>
       <w:r>
         <w:rPr>
           <w:rFonts w:ascii="Consolas" w:eastAsia="Times New Roman" w:hAnsi="Consolas" w:cs="Times New Roman"/>
@@ -7616,7 +9956,27 @@
           <w:sz w:val="16"/>
           <w:szCs w:val="16"/>
         </w:rPr>
-        <w:t>, (user_id,))</w:t>
+        <w:t>, (</w:t>
+      </w:r>
+      <w:proofErr w:type="spellStart"/>
+      <w:r>
+        <w:rPr>
+          <w:rFonts w:ascii="Consolas" w:eastAsia="Times New Roman" w:hAnsi="Consolas" w:cs="Times New Roman"/>
+          <w:color w:val="BBBEBF"/>
+          <w:sz w:val="16"/>
+          <w:szCs w:val="16"/>
+        </w:rPr>
+        <w:t>user_id</w:t>
+      </w:r>
+      <w:proofErr w:type="spellEnd"/>
+      <w:r>
+        <w:rPr>
+          <w:rFonts w:ascii="Consolas" w:eastAsia="Times New Roman" w:hAnsi="Consolas" w:cs="Times New Roman"/>
+          <w:color w:val="BBBEBF"/>
+          <w:sz w:val="16"/>
+          <w:szCs w:val="16"/>
+        </w:rPr>
+        <w:t>,))</w:t>
       </w:r>
     </w:p>
     <w:p>
@@ -7639,6 +9999,7 @@
         </w:rPr>
         <w:t xml:space="preserve">        </w:t>
       </w:r>
+      <w:proofErr w:type="gramStart"/>
       <w:r>
         <w:rPr>
           <w:rFonts w:ascii="Consolas" w:eastAsia="Times New Roman" w:hAnsi="Consolas" w:cs="Times New Roman"/>
@@ -7648,6 +10009,7 @@
         </w:rPr>
         <w:t>if</w:t>
       </w:r>
+      <w:proofErr w:type="gramEnd"/>
       <w:r>
         <w:rPr>
           <w:rFonts w:ascii="Consolas" w:eastAsia="Times New Roman" w:hAnsi="Consolas" w:cs="Times New Roman"/>
@@ -7673,7 +10035,27 @@
           <w:sz w:val="16"/>
           <w:szCs w:val="16"/>
         </w:rPr>
-        <w:t xml:space="preserve"> cursor.fetchone():</w:t>
+        <w:t xml:space="preserve"> </w:t>
+      </w:r>
+      <w:proofErr w:type="spellStart"/>
+      <w:r>
+        <w:rPr>
+          <w:rFonts w:ascii="Consolas" w:eastAsia="Times New Roman" w:hAnsi="Consolas" w:cs="Times New Roman"/>
+          <w:color w:val="BBBEBF"/>
+          <w:sz w:val="16"/>
+          <w:szCs w:val="16"/>
+        </w:rPr>
+        <w:t>cursor.fetchone</w:t>
+      </w:r>
+      <w:proofErr w:type="spellEnd"/>
+      <w:r>
+        <w:rPr>
+          <w:rFonts w:ascii="Consolas" w:eastAsia="Times New Roman" w:hAnsi="Consolas" w:cs="Times New Roman"/>
+          <w:color w:val="BBBEBF"/>
+          <w:sz w:val="16"/>
+          <w:szCs w:val="16"/>
+        </w:rPr>
+        <w:t>():</w:t>
       </w:r>
     </w:p>
     <w:p>
@@ -7696,6 +10078,7 @@
         </w:rPr>
         <w:t xml:space="preserve">            </w:t>
       </w:r>
+      <w:proofErr w:type="gramStart"/>
       <w:r>
         <w:rPr>
           <w:rFonts w:ascii="Consolas" w:eastAsia="Times New Roman" w:hAnsi="Consolas" w:cs="Times New Roman"/>
@@ -7705,14 +10088,35 @@
         </w:rPr>
         <w:t>return</w:t>
       </w:r>
-      <w:r>
-        <w:rPr>
-          <w:rFonts w:ascii="Consolas" w:eastAsia="Times New Roman" w:hAnsi="Consolas" w:cs="Times New Roman"/>
-          <w:color w:val="BBBEBF"/>
-          <w:sz w:val="16"/>
-          <w:szCs w:val="16"/>
-        </w:rPr>
-        <w:t xml:space="preserve"> jsonify({</w:t>
+      <w:proofErr w:type="gramEnd"/>
+      <w:r>
+        <w:rPr>
+          <w:rFonts w:ascii="Consolas" w:eastAsia="Times New Roman" w:hAnsi="Consolas" w:cs="Times New Roman"/>
+          <w:color w:val="BBBEBF"/>
+          <w:sz w:val="16"/>
+          <w:szCs w:val="16"/>
+        </w:rPr>
+        <w:t xml:space="preserve"> </w:t>
+      </w:r>
+      <w:proofErr w:type="spellStart"/>
+      <w:r>
+        <w:rPr>
+          <w:rFonts w:ascii="Consolas" w:eastAsia="Times New Roman" w:hAnsi="Consolas" w:cs="Times New Roman"/>
+          <w:color w:val="BBBEBF"/>
+          <w:sz w:val="16"/>
+          <w:szCs w:val="16"/>
+        </w:rPr>
+        <w:t>jsonify</w:t>
+      </w:r>
+      <w:proofErr w:type="spellEnd"/>
+      <w:r>
+        <w:rPr>
+          <w:rFonts w:ascii="Consolas" w:eastAsia="Times New Roman" w:hAnsi="Consolas" w:cs="Times New Roman"/>
+          <w:color w:val="BBBEBF"/>
+          <w:sz w:val="16"/>
+          <w:szCs w:val="16"/>
+        </w:rPr>
+        <w:t>({</w:t>
       </w:r>
       <w:r>
         <w:rPr>
@@ -7790,8 +10194,30 @@
           <w:sz w:val="16"/>
           <w:szCs w:val="16"/>
         </w:rPr>
-        <w:t>        cursor.execute(</w:t>
-      </w:r>
+        <w:t xml:space="preserve">        </w:t>
+      </w:r>
+      <w:proofErr w:type="spellStart"/>
+      <w:proofErr w:type="gramStart"/>
+      <w:r>
+        <w:rPr>
+          <w:rFonts w:ascii="Consolas" w:eastAsia="Times New Roman" w:hAnsi="Consolas" w:cs="Times New Roman"/>
+          <w:color w:val="BBBEBF"/>
+          <w:sz w:val="16"/>
+          <w:szCs w:val="16"/>
+        </w:rPr>
+        <w:t>cursor.execute</w:t>
+      </w:r>
+      <w:proofErr w:type="spellEnd"/>
+      <w:r>
+        <w:rPr>
+          <w:rFonts w:ascii="Consolas" w:eastAsia="Times New Roman" w:hAnsi="Consolas" w:cs="Times New Roman"/>
+          <w:color w:val="BBBEBF"/>
+          <w:sz w:val="16"/>
+          <w:szCs w:val="16"/>
+        </w:rPr>
+        <w:t>(</w:t>
+      </w:r>
+      <w:proofErr w:type="gramEnd"/>
     </w:p>
     <w:p>
       <w:pPr>
@@ -7904,7 +10330,47 @@
           <w:sz w:val="16"/>
           <w:szCs w:val="16"/>
         </w:rPr>
-        <w:t>            (name, email, user_id)</w:t>
+        <w:t>            (</w:t>
+      </w:r>
+      <w:proofErr w:type="gramStart"/>
+      <w:r>
+        <w:rPr>
+          <w:rFonts w:ascii="Consolas" w:eastAsia="Times New Roman" w:hAnsi="Consolas" w:cs="Times New Roman"/>
+          <w:color w:val="BBBEBF"/>
+          <w:sz w:val="16"/>
+          <w:szCs w:val="16"/>
+        </w:rPr>
+        <w:t>name</w:t>
+      </w:r>
+      <w:proofErr w:type="gramEnd"/>
+      <w:r>
+        <w:rPr>
+          <w:rFonts w:ascii="Consolas" w:eastAsia="Times New Roman" w:hAnsi="Consolas" w:cs="Times New Roman"/>
+          <w:color w:val="BBBEBF"/>
+          <w:sz w:val="16"/>
+          <w:szCs w:val="16"/>
+        </w:rPr>
+        <w:t xml:space="preserve">, email, </w:t>
+      </w:r>
+      <w:proofErr w:type="spellStart"/>
+      <w:r>
+        <w:rPr>
+          <w:rFonts w:ascii="Consolas" w:eastAsia="Times New Roman" w:hAnsi="Consolas" w:cs="Times New Roman"/>
+          <w:color w:val="BBBEBF"/>
+          <w:sz w:val="16"/>
+          <w:szCs w:val="16"/>
+        </w:rPr>
+        <w:t>user_id</w:t>
+      </w:r>
+      <w:proofErr w:type="spellEnd"/>
+      <w:r>
+        <w:rPr>
+          <w:rFonts w:ascii="Consolas" w:eastAsia="Times New Roman" w:hAnsi="Consolas" w:cs="Times New Roman"/>
+          <w:color w:val="BBBEBF"/>
+          <w:sz w:val="16"/>
+          <w:szCs w:val="16"/>
+        </w:rPr>
+        <w:t>)</w:t>
       </w:r>
     </w:p>
     <w:p>
@@ -7946,29 +10412,52 @@
           <w:sz w:val="16"/>
           <w:szCs w:val="16"/>
         </w:rPr>
-        <w:t>        conn.commit()</w:t>
-      </w:r>
-    </w:p>
-    <w:p>
-      <w:pPr>
-        <w:shd w:val="clear" w:color="auto" w:fill="121314"/>
-        <w:spacing w:after="0" w:line="219" w:lineRule="atLeast"/>
-        <w:rPr>
-          <w:rFonts w:ascii="Consolas" w:eastAsia="Times New Roman" w:hAnsi="Consolas" w:cs="Times New Roman"/>
-          <w:color w:val="BBBEBF"/>
-          <w:sz w:val="16"/>
-          <w:szCs w:val="16"/>
-        </w:rPr>
-      </w:pPr>
-      <w:r>
-        <w:rPr>
-          <w:rFonts w:ascii="Consolas" w:eastAsia="Times New Roman" w:hAnsi="Consolas" w:cs="Times New Roman"/>
-          <w:color w:val="BBBEBF"/>
-          <w:sz w:val="16"/>
-          <w:szCs w:val="16"/>
-        </w:rPr>
         <w:t xml:space="preserve">        </w:t>
       </w:r>
+      <w:proofErr w:type="spellStart"/>
+      <w:proofErr w:type="gramStart"/>
+      <w:r>
+        <w:rPr>
+          <w:rFonts w:ascii="Consolas" w:eastAsia="Times New Roman" w:hAnsi="Consolas" w:cs="Times New Roman"/>
+          <w:color w:val="BBBEBF"/>
+          <w:sz w:val="16"/>
+          <w:szCs w:val="16"/>
+        </w:rPr>
+        <w:t>conn.commit</w:t>
+      </w:r>
+      <w:proofErr w:type="spellEnd"/>
+      <w:r>
+        <w:rPr>
+          <w:rFonts w:ascii="Consolas" w:eastAsia="Times New Roman" w:hAnsi="Consolas" w:cs="Times New Roman"/>
+          <w:color w:val="BBBEBF"/>
+          <w:sz w:val="16"/>
+          <w:szCs w:val="16"/>
+        </w:rPr>
+        <w:t>()</w:t>
+      </w:r>
+      <w:proofErr w:type="gramEnd"/>
+    </w:p>
+    <w:p>
+      <w:pPr>
+        <w:shd w:val="clear" w:color="auto" w:fill="121314"/>
+        <w:spacing w:after="0" w:line="219" w:lineRule="atLeast"/>
+        <w:rPr>
+          <w:rFonts w:ascii="Consolas" w:eastAsia="Times New Roman" w:hAnsi="Consolas" w:cs="Times New Roman"/>
+          <w:color w:val="BBBEBF"/>
+          <w:sz w:val="16"/>
+          <w:szCs w:val="16"/>
+        </w:rPr>
+      </w:pPr>
+      <w:r>
+        <w:rPr>
+          <w:rFonts w:ascii="Consolas" w:eastAsia="Times New Roman" w:hAnsi="Consolas" w:cs="Times New Roman"/>
+          <w:color w:val="BBBEBF"/>
+          <w:sz w:val="16"/>
+          <w:szCs w:val="16"/>
+        </w:rPr>
+        <w:t xml:space="preserve">        </w:t>
+      </w:r>
+      <w:proofErr w:type="gramStart"/>
       <w:r>
         <w:rPr>
           <w:rFonts w:ascii="Consolas" w:eastAsia="Times New Roman" w:hAnsi="Consolas" w:cs="Times New Roman"/>
@@ -7978,14 +10467,35 @@
         </w:rPr>
         <w:t>return</w:t>
       </w:r>
-      <w:r>
-        <w:rPr>
-          <w:rFonts w:ascii="Consolas" w:eastAsia="Times New Roman" w:hAnsi="Consolas" w:cs="Times New Roman"/>
-          <w:color w:val="BBBEBF"/>
-          <w:sz w:val="16"/>
-          <w:szCs w:val="16"/>
-        </w:rPr>
-        <w:t xml:space="preserve"> jsonify({</w:t>
+      <w:proofErr w:type="gramEnd"/>
+      <w:r>
+        <w:rPr>
+          <w:rFonts w:ascii="Consolas" w:eastAsia="Times New Roman" w:hAnsi="Consolas" w:cs="Times New Roman"/>
+          <w:color w:val="BBBEBF"/>
+          <w:sz w:val="16"/>
+          <w:szCs w:val="16"/>
+        </w:rPr>
+        <w:t xml:space="preserve"> </w:t>
+      </w:r>
+      <w:proofErr w:type="spellStart"/>
+      <w:r>
+        <w:rPr>
+          <w:rFonts w:ascii="Consolas" w:eastAsia="Times New Roman" w:hAnsi="Consolas" w:cs="Times New Roman"/>
+          <w:color w:val="BBBEBF"/>
+          <w:sz w:val="16"/>
+          <w:szCs w:val="16"/>
+        </w:rPr>
+        <w:t>jsonify</w:t>
+      </w:r>
+      <w:proofErr w:type="spellEnd"/>
+      <w:r>
+        <w:rPr>
+          <w:rFonts w:ascii="Consolas" w:eastAsia="Times New Roman" w:hAnsi="Consolas" w:cs="Times New Roman"/>
+          <w:color w:val="BBBEBF"/>
+          <w:sz w:val="16"/>
+          <w:szCs w:val="16"/>
+        </w:rPr>
+        <w:t>({</w:t>
       </w:r>
       <w:r>
         <w:rPr>
@@ -8044,6 +10554,7 @@
         </w:rPr>
         <w:t xml:space="preserve">    </w:t>
       </w:r>
+      <w:proofErr w:type="gramStart"/>
       <w:r>
         <w:rPr>
           <w:rFonts w:ascii="Consolas" w:eastAsia="Times New Roman" w:hAnsi="Consolas" w:cs="Times New Roman"/>
@@ -8053,6 +10564,7 @@
         </w:rPr>
         <w:t>except</w:t>
       </w:r>
+      <w:proofErr w:type="gramEnd"/>
       <w:r>
         <w:rPr>
           <w:rFonts w:ascii="Consolas" w:eastAsia="Times New Roman" w:hAnsi="Consolas" w:cs="Times New Roman"/>
@@ -8101,6 +10613,7 @@
         </w:rPr>
         <w:t xml:space="preserve">        </w:t>
       </w:r>
+      <w:proofErr w:type="gramStart"/>
       <w:r>
         <w:rPr>
           <w:rFonts w:ascii="Consolas" w:eastAsia="Times New Roman" w:hAnsi="Consolas" w:cs="Times New Roman"/>
@@ -8110,14 +10623,35 @@
         </w:rPr>
         <w:t>return</w:t>
       </w:r>
-      <w:r>
-        <w:rPr>
-          <w:rFonts w:ascii="Consolas" w:eastAsia="Times New Roman" w:hAnsi="Consolas" w:cs="Times New Roman"/>
-          <w:color w:val="BBBEBF"/>
-          <w:sz w:val="16"/>
-          <w:szCs w:val="16"/>
-        </w:rPr>
-        <w:t xml:space="preserve"> jsonify({</w:t>
+      <w:proofErr w:type="gramEnd"/>
+      <w:r>
+        <w:rPr>
+          <w:rFonts w:ascii="Consolas" w:eastAsia="Times New Roman" w:hAnsi="Consolas" w:cs="Times New Roman"/>
+          <w:color w:val="BBBEBF"/>
+          <w:sz w:val="16"/>
+          <w:szCs w:val="16"/>
+        </w:rPr>
+        <w:t xml:space="preserve"> </w:t>
+      </w:r>
+      <w:proofErr w:type="spellStart"/>
+      <w:r>
+        <w:rPr>
+          <w:rFonts w:ascii="Consolas" w:eastAsia="Times New Roman" w:hAnsi="Consolas" w:cs="Times New Roman"/>
+          <w:color w:val="BBBEBF"/>
+          <w:sz w:val="16"/>
+          <w:szCs w:val="16"/>
+        </w:rPr>
+        <w:t>jsonify</w:t>
+      </w:r>
+      <w:proofErr w:type="spellEnd"/>
+      <w:r>
+        <w:rPr>
+          <w:rFonts w:ascii="Consolas" w:eastAsia="Times New Roman" w:hAnsi="Consolas" w:cs="Times New Roman"/>
+          <w:color w:val="BBBEBF"/>
+          <w:sz w:val="16"/>
+          <w:szCs w:val="16"/>
+        </w:rPr>
+        <w:t>({</w:t>
       </w:r>
       <w:r>
         <w:rPr>
@@ -8137,6 +10671,7 @@
         </w:rPr>
         <w:t xml:space="preserve">: </w:t>
       </w:r>
+      <w:proofErr w:type="spellStart"/>
       <w:r>
         <w:rPr>
           <w:rFonts w:ascii="Consolas" w:eastAsia="Times New Roman" w:hAnsi="Consolas" w:cs="Times New Roman"/>
@@ -8146,6 +10681,7 @@
         </w:rPr>
         <w:t>str</w:t>
       </w:r>
+      <w:proofErr w:type="spellEnd"/>
       <w:r>
         <w:rPr>
           <w:rFonts w:ascii="Consolas" w:eastAsia="Times New Roman" w:hAnsi="Consolas" w:cs="Times New Roman"/>
@@ -8185,6 +10721,7 @@
         </w:rPr>
         <w:t xml:space="preserve">    </w:t>
       </w:r>
+      <w:proofErr w:type="gramStart"/>
       <w:r>
         <w:rPr>
           <w:rFonts w:ascii="Consolas" w:eastAsia="Times New Roman" w:hAnsi="Consolas" w:cs="Times New Roman"/>
@@ -8194,6 +10731,7 @@
         </w:rPr>
         <w:t>finally</w:t>
       </w:r>
+      <w:proofErr w:type="gramEnd"/>
       <w:r>
         <w:rPr>
           <w:rFonts w:ascii="Consolas" w:eastAsia="Times New Roman" w:hAnsi="Consolas" w:cs="Times New Roman"/>
@@ -8222,29 +10760,73 @@
           <w:sz w:val="16"/>
           <w:szCs w:val="16"/>
         </w:rPr>
-        <w:t>        cursor.close()</w:t>
-      </w:r>
-    </w:p>
-    <w:p>
-      <w:pPr>
-        <w:shd w:val="clear" w:color="auto" w:fill="121314"/>
-        <w:spacing w:after="0" w:line="219" w:lineRule="atLeast"/>
-        <w:rPr>
-          <w:rFonts w:ascii="Consolas" w:eastAsia="Times New Roman" w:hAnsi="Consolas" w:cs="Times New Roman"/>
-          <w:color w:val="BBBEBF"/>
-          <w:sz w:val="16"/>
-          <w:szCs w:val="16"/>
-        </w:rPr>
-      </w:pPr>
-      <w:r>
-        <w:rPr>
-          <w:rFonts w:ascii="Consolas" w:eastAsia="Times New Roman" w:hAnsi="Consolas" w:cs="Times New Roman"/>
-          <w:color w:val="BBBEBF"/>
-          <w:sz w:val="16"/>
-          <w:szCs w:val="16"/>
-        </w:rPr>
-        <w:t>        conn.close()</w:t>
-      </w:r>
+        <w:t xml:space="preserve">        </w:t>
+      </w:r>
+      <w:proofErr w:type="spellStart"/>
+      <w:proofErr w:type="gramStart"/>
+      <w:r>
+        <w:rPr>
+          <w:rFonts w:ascii="Consolas" w:eastAsia="Times New Roman" w:hAnsi="Consolas" w:cs="Times New Roman"/>
+          <w:color w:val="BBBEBF"/>
+          <w:sz w:val="16"/>
+          <w:szCs w:val="16"/>
+        </w:rPr>
+        <w:t>cursor.close</w:t>
+      </w:r>
+      <w:proofErr w:type="spellEnd"/>
+      <w:r>
+        <w:rPr>
+          <w:rFonts w:ascii="Consolas" w:eastAsia="Times New Roman" w:hAnsi="Consolas" w:cs="Times New Roman"/>
+          <w:color w:val="BBBEBF"/>
+          <w:sz w:val="16"/>
+          <w:szCs w:val="16"/>
+        </w:rPr>
+        <w:t>()</w:t>
+      </w:r>
+      <w:proofErr w:type="gramEnd"/>
+    </w:p>
+    <w:p>
+      <w:pPr>
+        <w:shd w:val="clear" w:color="auto" w:fill="121314"/>
+        <w:spacing w:after="0" w:line="219" w:lineRule="atLeast"/>
+        <w:rPr>
+          <w:rFonts w:ascii="Consolas" w:eastAsia="Times New Roman" w:hAnsi="Consolas" w:cs="Times New Roman"/>
+          <w:color w:val="BBBEBF"/>
+          <w:sz w:val="16"/>
+          <w:szCs w:val="16"/>
+        </w:rPr>
+      </w:pPr>
+      <w:r>
+        <w:rPr>
+          <w:rFonts w:ascii="Consolas" w:eastAsia="Times New Roman" w:hAnsi="Consolas" w:cs="Times New Roman"/>
+          <w:color w:val="BBBEBF"/>
+          <w:sz w:val="16"/>
+          <w:szCs w:val="16"/>
+        </w:rPr>
+        <w:t xml:space="preserve">        </w:t>
+      </w:r>
+      <w:proofErr w:type="spellStart"/>
+      <w:proofErr w:type="gramStart"/>
+      <w:r>
+        <w:rPr>
+          <w:rFonts w:ascii="Consolas" w:eastAsia="Times New Roman" w:hAnsi="Consolas" w:cs="Times New Roman"/>
+          <w:color w:val="BBBEBF"/>
+          <w:sz w:val="16"/>
+          <w:szCs w:val="16"/>
+        </w:rPr>
+        <w:t>conn.close</w:t>
+      </w:r>
+      <w:proofErr w:type="spellEnd"/>
+      <w:r>
+        <w:rPr>
+          <w:rFonts w:ascii="Consolas" w:eastAsia="Times New Roman" w:hAnsi="Consolas" w:cs="Times New Roman"/>
+          <w:color w:val="BBBEBF"/>
+          <w:sz w:val="16"/>
+          <w:szCs w:val="16"/>
+        </w:rPr>
+        <w:t>()</w:t>
+      </w:r>
+      <w:proofErr w:type="gramEnd"/>
     </w:p>
     <w:p>
       <w:pPr>
@@ -8269,6 +10851,7 @@
           <w:szCs w:val="16"/>
         </w:rPr>
       </w:pPr>
+      <w:proofErr w:type="gramStart"/>
       <w:r>
         <w:rPr>
           <w:rFonts w:ascii="Consolas" w:eastAsia="Times New Roman" w:hAnsi="Consolas" w:cs="Times New Roman"/>
@@ -8276,8 +10859,19 @@
           <w:sz w:val="16"/>
           <w:szCs w:val="16"/>
         </w:rPr>
-        <w:t>@app.route</w:t>
-      </w:r>
+        <w:t>@</w:t>
+      </w:r>
+      <w:proofErr w:type="spellStart"/>
+      <w:r>
+        <w:rPr>
+          <w:rFonts w:ascii="Consolas" w:eastAsia="Times New Roman" w:hAnsi="Consolas" w:cs="Times New Roman"/>
+          <w:color w:val="D2A8FF"/>
+          <w:sz w:val="16"/>
+          <w:szCs w:val="16"/>
+        </w:rPr>
+        <w:t>app.route</w:t>
+      </w:r>
+      <w:proofErr w:type="spellEnd"/>
       <w:r>
         <w:rPr>
           <w:rFonts w:ascii="Consolas" w:eastAsia="Times New Roman" w:hAnsi="Consolas" w:cs="Times New Roman"/>
@@ -8287,14 +10881,35 @@
         </w:rPr>
         <w:t>(</w:t>
       </w:r>
-      <w:r>
-        <w:rPr>
-          <w:rFonts w:ascii="Consolas" w:eastAsia="Times New Roman" w:hAnsi="Consolas" w:cs="Times New Roman"/>
-          <w:color w:val="A5D6FF"/>
-          <w:sz w:val="16"/>
-          <w:szCs w:val="16"/>
-        </w:rPr>
-        <w:t>'/users/delete/&lt;int:user_id&gt;'</w:t>
+      <w:proofErr w:type="gramEnd"/>
+      <w:r>
+        <w:rPr>
+          <w:rFonts w:ascii="Consolas" w:eastAsia="Times New Roman" w:hAnsi="Consolas" w:cs="Times New Roman"/>
+          <w:color w:val="A5D6FF"/>
+          <w:sz w:val="16"/>
+          <w:szCs w:val="16"/>
+        </w:rPr>
+        <w:t>'/users/delete/&lt;</w:t>
+      </w:r>
+      <w:proofErr w:type="spellStart"/>
+      <w:r>
+        <w:rPr>
+          <w:rFonts w:ascii="Consolas" w:eastAsia="Times New Roman" w:hAnsi="Consolas" w:cs="Times New Roman"/>
+          <w:color w:val="A5D6FF"/>
+          <w:sz w:val="16"/>
+          <w:szCs w:val="16"/>
+        </w:rPr>
+        <w:t>int:user_id</w:t>
+      </w:r>
+      <w:proofErr w:type="spellEnd"/>
+      <w:r>
+        <w:rPr>
+          <w:rFonts w:ascii="Consolas" w:eastAsia="Times New Roman" w:hAnsi="Consolas" w:cs="Times New Roman"/>
+          <w:color w:val="A5D6FF"/>
+          <w:sz w:val="16"/>
+          <w:szCs w:val="16"/>
+        </w:rPr>
+        <w:t>&gt;'</w:t>
       </w:r>
       <w:r>
         <w:rPr>
@@ -8362,6 +10977,7 @@
           <w:szCs w:val="16"/>
         </w:rPr>
       </w:pPr>
+      <w:proofErr w:type="gramStart"/>
       <w:r>
         <w:rPr>
           <w:rFonts w:ascii="Consolas" w:eastAsia="Times New Roman" w:hAnsi="Consolas" w:cs="Times New Roman"/>
@@ -8371,6 +10987,7 @@
         </w:rPr>
         <w:t>def</w:t>
       </w:r>
+      <w:proofErr w:type="gramEnd"/>
       <w:r>
         <w:rPr>
           <w:rFonts w:ascii="Consolas" w:eastAsia="Times New Roman" w:hAnsi="Consolas" w:cs="Times New Roman"/>
@@ -8380,6 +10997,7 @@
         </w:rPr>
         <w:t xml:space="preserve"> </w:t>
       </w:r>
+      <w:proofErr w:type="spellStart"/>
       <w:r>
         <w:rPr>
           <w:rFonts w:ascii="Consolas" w:eastAsia="Times New Roman" w:hAnsi="Consolas" w:cs="Times New Roman"/>
@@ -8389,6 +11007,7 @@
         </w:rPr>
         <w:t>delete_user</w:t>
       </w:r>
+      <w:proofErr w:type="spellEnd"/>
       <w:r>
         <w:rPr>
           <w:rFonts w:ascii="Consolas" w:eastAsia="Times New Roman" w:hAnsi="Consolas" w:cs="Times New Roman"/>
@@ -8398,6 +11017,7 @@
         </w:rPr>
         <w:t>(</w:t>
       </w:r>
+      <w:proofErr w:type="spellStart"/>
       <w:r>
         <w:rPr>
           <w:rFonts w:ascii="Consolas" w:eastAsia="Times New Roman" w:hAnsi="Consolas" w:cs="Times New Roman"/>
@@ -8407,6 +11027,7 @@
         </w:rPr>
         <w:t>user_id</w:t>
       </w:r>
+      <w:proofErr w:type="spellEnd"/>
       <w:r>
         <w:rPr>
           <w:rFonts w:ascii="Consolas" w:eastAsia="Times New Roman" w:hAnsi="Consolas" w:cs="Times New Roman"/>
@@ -8437,6 +11058,7 @@
         </w:rPr>
         <w:t xml:space="preserve">    </w:t>
       </w:r>
+      <w:proofErr w:type="gramStart"/>
       <w:r>
         <w:rPr>
           <w:rFonts w:ascii="Consolas" w:eastAsia="Times New Roman" w:hAnsi="Consolas" w:cs="Times New Roman"/>
@@ -8446,6 +11068,7 @@
         </w:rPr>
         <w:t>try</w:t>
       </w:r>
+      <w:proofErr w:type="gramEnd"/>
       <w:r>
         <w:rPr>
           <w:rFonts w:ascii="Consolas" w:eastAsia="Times New Roman" w:hAnsi="Consolas" w:cs="Times New Roman"/>
@@ -8474,7 +11097,29 @@
           <w:sz w:val="16"/>
           <w:szCs w:val="16"/>
         </w:rPr>
-        <w:t xml:space="preserve">        conn </w:t>
+        <w:t xml:space="preserve">        </w:t>
+      </w:r>
+      <w:proofErr w:type="spellStart"/>
+      <w:proofErr w:type="gramStart"/>
+      <w:r>
+        <w:rPr>
+          <w:rFonts w:ascii="Consolas" w:eastAsia="Times New Roman" w:hAnsi="Consolas" w:cs="Times New Roman"/>
+          <w:color w:val="BBBEBF"/>
+          <w:sz w:val="16"/>
+          <w:szCs w:val="16"/>
+        </w:rPr>
+        <w:t>conn</w:t>
+      </w:r>
+      <w:proofErr w:type="spellEnd"/>
+      <w:proofErr w:type="gramEnd"/>
+      <w:r>
+        <w:rPr>
+          <w:rFonts w:ascii="Consolas" w:eastAsia="Times New Roman" w:hAnsi="Consolas" w:cs="Times New Roman"/>
+          <w:color w:val="BBBEBF"/>
+          <w:sz w:val="16"/>
+          <w:szCs w:val="16"/>
+        </w:rPr>
+        <w:t xml:space="preserve"> </w:t>
       </w:r>
       <w:r>
         <w:rPr>
@@ -8492,7 +11137,27 @@
           <w:sz w:val="16"/>
           <w:szCs w:val="16"/>
         </w:rPr>
-        <w:t xml:space="preserve"> get_write_connection()</w:t>
+        <w:t xml:space="preserve"> </w:t>
+      </w:r>
+      <w:proofErr w:type="spellStart"/>
+      <w:r>
+        <w:rPr>
+          <w:rFonts w:ascii="Consolas" w:eastAsia="Times New Roman" w:hAnsi="Consolas" w:cs="Times New Roman"/>
+          <w:color w:val="BBBEBF"/>
+          <w:sz w:val="16"/>
+          <w:szCs w:val="16"/>
+        </w:rPr>
+        <w:t>get_write_connection</w:t>
+      </w:r>
+      <w:proofErr w:type="spellEnd"/>
+      <w:r>
+        <w:rPr>
+          <w:rFonts w:ascii="Consolas" w:eastAsia="Times New Roman" w:hAnsi="Consolas" w:cs="Times New Roman"/>
+          <w:color w:val="BBBEBF"/>
+          <w:sz w:val="16"/>
+          <w:szCs w:val="16"/>
+        </w:rPr>
+        <w:t>()</w:t>
       </w:r>
     </w:p>
     <w:p>
@@ -8514,7 +11179,27 @@
           <w:szCs w:val="16"/>
         </w:rPr>
         <w:lastRenderedPageBreak/>
-        <w:t xml:space="preserve">        cursor </w:t>
+        <w:t xml:space="preserve">        </w:t>
+      </w:r>
+      <w:proofErr w:type="gramStart"/>
+      <w:r>
+        <w:rPr>
+          <w:rFonts w:ascii="Consolas" w:eastAsia="Times New Roman" w:hAnsi="Consolas" w:cs="Times New Roman"/>
+          <w:color w:val="BBBEBF"/>
+          <w:sz w:val="16"/>
+          <w:szCs w:val="16"/>
+        </w:rPr>
+        <w:t>cursor</w:t>
+      </w:r>
+      <w:proofErr w:type="gramEnd"/>
+      <w:r>
+        <w:rPr>
+          <w:rFonts w:ascii="Consolas" w:eastAsia="Times New Roman" w:hAnsi="Consolas" w:cs="Times New Roman"/>
+          <w:color w:val="BBBEBF"/>
+          <w:sz w:val="16"/>
+          <w:szCs w:val="16"/>
+        </w:rPr>
+        <w:t xml:space="preserve"> </w:t>
       </w:r>
       <w:r>
         <w:rPr>
@@ -8532,41 +11217,83 @@
           <w:sz w:val="16"/>
           <w:szCs w:val="16"/>
         </w:rPr>
-        <w:t xml:space="preserve"> conn.cursor()</w:t>
-      </w:r>
-    </w:p>
-    <w:p>
-      <w:pPr>
-        <w:shd w:val="clear" w:color="auto" w:fill="121314"/>
-        <w:spacing w:after="0" w:line="219" w:lineRule="atLeast"/>
-        <w:rPr>
-          <w:rFonts w:ascii="Consolas" w:eastAsia="Times New Roman" w:hAnsi="Consolas" w:cs="Times New Roman"/>
-          <w:color w:val="BBBEBF"/>
-          <w:sz w:val="16"/>
-          <w:szCs w:val="16"/>
-        </w:rPr>
-      </w:pPr>
-    </w:p>
-    <w:p>
-      <w:pPr>
-        <w:shd w:val="clear" w:color="auto" w:fill="121314"/>
-        <w:spacing w:after="0" w:line="219" w:lineRule="atLeast"/>
-        <w:rPr>
-          <w:rFonts w:ascii="Consolas" w:eastAsia="Times New Roman" w:hAnsi="Consolas" w:cs="Times New Roman"/>
-          <w:color w:val="BBBEBF"/>
-          <w:sz w:val="16"/>
-          <w:szCs w:val="16"/>
-        </w:rPr>
-      </w:pPr>
-      <w:r>
-        <w:rPr>
-          <w:rFonts w:ascii="Consolas" w:eastAsia="Times New Roman" w:hAnsi="Consolas" w:cs="Times New Roman"/>
-          <w:color w:val="BBBEBF"/>
-          <w:sz w:val="16"/>
-          <w:szCs w:val="16"/>
-        </w:rPr>
-        <w:t>        cursor.execute(</w:t>
-      </w:r>
+        <w:t xml:space="preserve"> </w:t>
+      </w:r>
+      <w:proofErr w:type="spellStart"/>
+      <w:r>
+        <w:rPr>
+          <w:rFonts w:ascii="Consolas" w:eastAsia="Times New Roman" w:hAnsi="Consolas" w:cs="Times New Roman"/>
+          <w:color w:val="BBBEBF"/>
+          <w:sz w:val="16"/>
+          <w:szCs w:val="16"/>
+        </w:rPr>
+        <w:t>conn.cursor</w:t>
+      </w:r>
+      <w:proofErr w:type="spellEnd"/>
+      <w:r>
+        <w:rPr>
+          <w:rFonts w:ascii="Consolas" w:eastAsia="Times New Roman" w:hAnsi="Consolas" w:cs="Times New Roman"/>
+          <w:color w:val="BBBEBF"/>
+          <w:sz w:val="16"/>
+          <w:szCs w:val="16"/>
+        </w:rPr>
+        <w:t>()</w:t>
+      </w:r>
+    </w:p>
+    <w:p>
+      <w:pPr>
+        <w:shd w:val="clear" w:color="auto" w:fill="121314"/>
+        <w:spacing w:after="0" w:line="219" w:lineRule="atLeast"/>
+        <w:rPr>
+          <w:rFonts w:ascii="Consolas" w:eastAsia="Times New Roman" w:hAnsi="Consolas" w:cs="Times New Roman"/>
+          <w:color w:val="BBBEBF"/>
+          <w:sz w:val="16"/>
+          <w:szCs w:val="16"/>
+        </w:rPr>
+      </w:pPr>
+    </w:p>
+    <w:p>
+      <w:pPr>
+        <w:shd w:val="clear" w:color="auto" w:fill="121314"/>
+        <w:spacing w:after="0" w:line="219" w:lineRule="atLeast"/>
+        <w:rPr>
+          <w:rFonts w:ascii="Consolas" w:eastAsia="Times New Roman" w:hAnsi="Consolas" w:cs="Times New Roman"/>
+          <w:color w:val="BBBEBF"/>
+          <w:sz w:val="16"/>
+          <w:szCs w:val="16"/>
+        </w:rPr>
+      </w:pPr>
+      <w:r>
+        <w:rPr>
+          <w:rFonts w:ascii="Consolas" w:eastAsia="Times New Roman" w:hAnsi="Consolas" w:cs="Times New Roman"/>
+          <w:color w:val="BBBEBF"/>
+          <w:sz w:val="16"/>
+          <w:szCs w:val="16"/>
+        </w:rPr>
+        <w:t xml:space="preserve">        </w:t>
+      </w:r>
+      <w:proofErr w:type="spellStart"/>
+      <w:proofErr w:type="gramStart"/>
+      <w:r>
+        <w:rPr>
+          <w:rFonts w:ascii="Consolas" w:eastAsia="Times New Roman" w:hAnsi="Consolas" w:cs="Times New Roman"/>
+          <w:color w:val="BBBEBF"/>
+          <w:sz w:val="16"/>
+          <w:szCs w:val="16"/>
+        </w:rPr>
+        <w:t>cursor.execute</w:t>
+      </w:r>
+      <w:proofErr w:type="spellEnd"/>
+      <w:r>
+        <w:rPr>
+          <w:rFonts w:ascii="Consolas" w:eastAsia="Times New Roman" w:hAnsi="Consolas" w:cs="Times New Roman"/>
+          <w:color w:val="BBBEBF"/>
+          <w:sz w:val="16"/>
+          <w:szCs w:val="16"/>
+        </w:rPr>
+        <w:t>(</w:t>
+      </w:r>
+      <w:proofErr w:type="gramEnd"/>
       <w:r>
         <w:rPr>
           <w:rFonts w:ascii="Consolas" w:eastAsia="Times New Roman" w:hAnsi="Consolas" w:cs="Times New Roman"/>
@@ -8601,7 +11328,27 @@
           <w:sz w:val="16"/>
           <w:szCs w:val="16"/>
         </w:rPr>
-        <w:t>, (user_id,))</w:t>
+        <w:t>, (</w:t>
+      </w:r>
+      <w:proofErr w:type="spellStart"/>
+      <w:r>
+        <w:rPr>
+          <w:rFonts w:ascii="Consolas" w:eastAsia="Times New Roman" w:hAnsi="Consolas" w:cs="Times New Roman"/>
+          <w:color w:val="BBBEBF"/>
+          <w:sz w:val="16"/>
+          <w:szCs w:val="16"/>
+        </w:rPr>
+        <w:t>user_id</w:t>
+      </w:r>
+      <w:proofErr w:type="spellEnd"/>
+      <w:r>
+        <w:rPr>
+          <w:rFonts w:ascii="Consolas" w:eastAsia="Times New Roman" w:hAnsi="Consolas" w:cs="Times New Roman"/>
+          <w:color w:val="BBBEBF"/>
+          <w:sz w:val="16"/>
+          <w:szCs w:val="16"/>
+        </w:rPr>
+        <w:t>,))</w:t>
       </w:r>
     </w:p>
     <w:p>
@@ -8624,6 +11371,7 @@
         </w:rPr>
         <w:t xml:space="preserve">        </w:t>
       </w:r>
+      <w:proofErr w:type="gramStart"/>
       <w:r>
         <w:rPr>
           <w:rFonts w:ascii="Consolas" w:eastAsia="Times New Roman" w:hAnsi="Consolas" w:cs="Times New Roman"/>
@@ -8633,6 +11381,7 @@
         </w:rPr>
         <w:t>if</w:t>
       </w:r>
+      <w:proofErr w:type="gramEnd"/>
       <w:r>
         <w:rPr>
           <w:rFonts w:ascii="Consolas" w:eastAsia="Times New Roman" w:hAnsi="Consolas" w:cs="Times New Roman"/>
@@ -8658,7 +11407,27 @@
           <w:sz w:val="16"/>
           <w:szCs w:val="16"/>
         </w:rPr>
-        <w:t xml:space="preserve"> cursor.fetchone():</w:t>
+        <w:t xml:space="preserve"> </w:t>
+      </w:r>
+      <w:proofErr w:type="spellStart"/>
+      <w:r>
+        <w:rPr>
+          <w:rFonts w:ascii="Consolas" w:eastAsia="Times New Roman" w:hAnsi="Consolas" w:cs="Times New Roman"/>
+          <w:color w:val="BBBEBF"/>
+          <w:sz w:val="16"/>
+          <w:szCs w:val="16"/>
+        </w:rPr>
+        <w:t>cursor.fetchone</w:t>
+      </w:r>
+      <w:proofErr w:type="spellEnd"/>
+      <w:r>
+        <w:rPr>
+          <w:rFonts w:ascii="Consolas" w:eastAsia="Times New Roman" w:hAnsi="Consolas" w:cs="Times New Roman"/>
+          <w:color w:val="BBBEBF"/>
+          <w:sz w:val="16"/>
+          <w:szCs w:val="16"/>
+        </w:rPr>
+        <w:t>():</w:t>
       </w:r>
     </w:p>
     <w:p>
@@ -8681,6 +11450,7 @@
         </w:rPr>
         <w:t xml:space="preserve">            </w:t>
       </w:r>
+      <w:proofErr w:type="gramStart"/>
       <w:r>
         <w:rPr>
           <w:rFonts w:ascii="Consolas" w:eastAsia="Times New Roman" w:hAnsi="Consolas" w:cs="Times New Roman"/>
@@ -8690,14 +11460,35 @@
         </w:rPr>
         <w:t>return</w:t>
       </w:r>
-      <w:r>
-        <w:rPr>
-          <w:rFonts w:ascii="Consolas" w:eastAsia="Times New Roman" w:hAnsi="Consolas" w:cs="Times New Roman"/>
-          <w:color w:val="BBBEBF"/>
-          <w:sz w:val="16"/>
-          <w:szCs w:val="16"/>
-        </w:rPr>
-        <w:t xml:space="preserve"> jsonify({</w:t>
+      <w:proofErr w:type="gramEnd"/>
+      <w:r>
+        <w:rPr>
+          <w:rFonts w:ascii="Consolas" w:eastAsia="Times New Roman" w:hAnsi="Consolas" w:cs="Times New Roman"/>
+          <w:color w:val="BBBEBF"/>
+          <w:sz w:val="16"/>
+          <w:szCs w:val="16"/>
+        </w:rPr>
+        <w:t xml:space="preserve"> </w:t>
+      </w:r>
+      <w:proofErr w:type="spellStart"/>
+      <w:r>
+        <w:rPr>
+          <w:rFonts w:ascii="Consolas" w:eastAsia="Times New Roman" w:hAnsi="Consolas" w:cs="Times New Roman"/>
+          <w:color w:val="BBBEBF"/>
+          <w:sz w:val="16"/>
+          <w:szCs w:val="16"/>
+        </w:rPr>
+        <w:t>jsonify</w:t>
+      </w:r>
+      <w:proofErr w:type="spellEnd"/>
+      <w:r>
+        <w:rPr>
+          <w:rFonts w:ascii="Consolas" w:eastAsia="Times New Roman" w:hAnsi="Consolas" w:cs="Times New Roman"/>
+          <w:color w:val="BBBEBF"/>
+          <w:sz w:val="16"/>
+          <w:szCs w:val="16"/>
+        </w:rPr>
+        <w:t>({</w:t>
       </w:r>
       <w:r>
         <w:rPr>
@@ -8775,8 +11566,30 @@
           <w:sz w:val="16"/>
           <w:szCs w:val="16"/>
         </w:rPr>
-        <w:t>        cursor.execute(</w:t>
-      </w:r>
+        <w:t xml:space="preserve">        </w:t>
+      </w:r>
+      <w:proofErr w:type="spellStart"/>
+      <w:proofErr w:type="gramStart"/>
+      <w:r>
+        <w:rPr>
+          <w:rFonts w:ascii="Consolas" w:eastAsia="Times New Roman" w:hAnsi="Consolas" w:cs="Times New Roman"/>
+          <w:color w:val="BBBEBF"/>
+          <w:sz w:val="16"/>
+          <w:szCs w:val="16"/>
+        </w:rPr>
+        <w:t>cursor.execute</w:t>
+      </w:r>
+      <w:proofErr w:type="spellEnd"/>
+      <w:r>
+        <w:rPr>
+          <w:rFonts w:ascii="Consolas" w:eastAsia="Times New Roman" w:hAnsi="Consolas" w:cs="Times New Roman"/>
+          <w:color w:val="BBBEBF"/>
+          <w:sz w:val="16"/>
+          <w:szCs w:val="16"/>
+        </w:rPr>
+        <w:t>(</w:t>
+      </w:r>
+      <w:proofErr w:type="gramEnd"/>
       <w:r>
         <w:rPr>
           <w:rFonts w:ascii="Consolas" w:eastAsia="Times New Roman" w:hAnsi="Consolas" w:cs="Times New Roman"/>
@@ -8811,28 +11624,27 @@
           <w:sz w:val="16"/>
           <w:szCs w:val="16"/>
         </w:rPr>
-        <w:t>, (user_id,))</w:t>
-      </w:r>
-    </w:p>
-    <w:p>
-      <w:pPr>
-        <w:shd w:val="clear" w:color="auto" w:fill="121314"/>
-        <w:spacing w:after="0" w:line="219" w:lineRule="atLeast"/>
-        <w:rPr>
-          <w:rFonts w:ascii="Consolas" w:eastAsia="Times New Roman" w:hAnsi="Consolas" w:cs="Times New Roman"/>
-          <w:color w:val="BBBEBF"/>
-          <w:sz w:val="16"/>
-          <w:szCs w:val="16"/>
-        </w:rPr>
-      </w:pPr>
-      <w:r>
-        <w:rPr>
-          <w:rFonts w:ascii="Consolas" w:eastAsia="Times New Roman" w:hAnsi="Consolas" w:cs="Times New Roman"/>
-          <w:color w:val="BBBEBF"/>
-          <w:sz w:val="16"/>
-          <w:szCs w:val="16"/>
-        </w:rPr>
-        <w:t>        conn.commit()</w:t>
+        <w:t>, (</w:t>
+      </w:r>
+      <w:proofErr w:type="spellStart"/>
+      <w:r>
+        <w:rPr>
+          <w:rFonts w:ascii="Consolas" w:eastAsia="Times New Roman" w:hAnsi="Consolas" w:cs="Times New Roman"/>
+          <w:color w:val="BBBEBF"/>
+          <w:sz w:val="16"/>
+          <w:szCs w:val="16"/>
+        </w:rPr>
+        <w:t>user_id</w:t>
+      </w:r>
+      <w:proofErr w:type="spellEnd"/>
+      <w:r>
+        <w:rPr>
+          <w:rFonts w:ascii="Consolas" w:eastAsia="Times New Roman" w:hAnsi="Consolas" w:cs="Times New Roman"/>
+          <w:color w:val="BBBEBF"/>
+          <w:sz w:val="16"/>
+          <w:szCs w:val="16"/>
+        </w:rPr>
+        <w:t>,))</w:t>
       </w:r>
     </w:p>
     <w:p>
@@ -8855,6 +11667,50 @@
         </w:rPr>
         <w:t xml:space="preserve">        </w:t>
       </w:r>
+      <w:proofErr w:type="spellStart"/>
+      <w:proofErr w:type="gramStart"/>
+      <w:r>
+        <w:rPr>
+          <w:rFonts w:ascii="Consolas" w:eastAsia="Times New Roman" w:hAnsi="Consolas" w:cs="Times New Roman"/>
+          <w:color w:val="BBBEBF"/>
+          <w:sz w:val="16"/>
+          <w:szCs w:val="16"/>
+        </w:rPr>
+        <w:t>conn.commit</w:t>
+      </w:r>
+      <w:proofErr w:type="spellEnd"/>
+      <w:r>
+        <w:rPr>
+          <w:rFonts w:ascii="Consolas" w:eastAsia="Times New Roman" w:hAnsi="Consolas" w:cs="Times New Roman"/>
+          <w:color w:val="BBBEBF"/>
+          <w:sz w:val="16"/>
+          <w:szCs w:val="16"/>
+        </w:rPr>
+        <w:t>()</w:t>
+      </w:r>
+      <w:proofErr w:type="gramEnd"/>
+    </w:p>
+    <w:p>
+      <w:pPr>
+        <w:shd w:val="clear" w:color="auto" w:fill="121314"/>
+        <w:spacing w:after="0" w:line="219" w:lineRule="atLeast"/>
+        <w:rPr>
+          <w:rFonts w:ascii="Consolas" w:eastAsia="Times New Roman" w:hAnsi="Consolas" w:cs="Times New Roman"/>
+          <w:color w:val="BBBEBF"/>
+          <w:sz w:val="16"/>
+          <w:szCs w:val="16"/>
+        </w:rPr>
+      </w:pPr>
+      <w:r>
+        <w:rPr>
+          <w:rFonts w:ascii="Consolas" w:eastAsia="Times New Roman" w:hAnsi="Consolas" w:cs="Times New Roman"/>
+          <w:color w:val="BBBEBF"/>
+          <w:sz w:val="16"/>
+          <w:szCs w:val="16"/>
+        </w:rPr>
+        <w:t xml:space="preserve">        </w:t>
+      </w:r>
+      <w:proofErr w:type="gramStart"/>
       <w:r>
         <w:rPr>
           <w:rFonts w:ascii="Consolas" w:eastAsia="Times New Roman" w:hAnsi="Consolas" w:cs="Times New Roman"/>
@@ -8864,14 +11720,35 @@
         </w:rPr>
         <w:t>return</w:t>
       </w:r>
-      <w:r>
-        <w:rPr>
-          <w:rFonts w:ascii="Consolas" w:eastAsia="Times New Roman" w:hAnsi="Consolas" w:cs="Times New Roman"/>
-          <w:color w:val="BBBEBF"/>
-          <w:sz w:val="16"/>
-          <w:szCs w:val="16"/>
-        </w:rPr>
-        <w:t xml:space="preserve"> jsonify({</w:t>
+      <w:proofErr w:type="gramEnd"/>
+      <w:r>
+        <w:rPr>
+          <w:rFonts w:ascii="Consolas" w:eastAsia="Times New Roman" w:hAnsi="Consolas" w:cs="Times New Roman"/>
+          <w:color w:val="BBBEBF"/>
+          <w:sz w:val="16"/>
+          <w:szCs w:val="16"/>
+        </w:rPr>
+        <w:t xml:space="preserve"> </w:t>
+      </w:r>
+      <w:proofErr w:type="spellStart"/>
+      <w:r>
+        <w:rPr>
+          <w:rFonts w:ascii="Consolas" w:eastAsia="Times New Roman" w:hAnsi="Consolas" w:cs="Times New Roman"/>
+          <w:color w:val="BBBEBF"/>
+          <w:sz w:val="16"/>
+          <w:szCs w:val="16"/>
+        </w:rPr>
+        <w:t>jsonify</w:t>
+      </w:r>
+      <w:proofErr w:type="spellEnd"/>
+      <w:r>
+        <w:rPr>
+          <w:rFonts w:ascii="Consolas" w:eastAsia="Times New Roman" w:hAnsi="Consolas" w:cs="Times New Roman"/>
+          <w:color w:val="BBBEBF"/>
+          <w:sz w:val="16"/>
+          <w:szCs w:val="16"/>
+        </w:rPr>
+        <w:t>({</w:t>
       </w:r>
       <w:r>
         <w:rPr>
@@ -8930,6 +11807,7 @@
         </w:rPr>
         <w:t xml:space="preserve">    </w:t>
       </w:r>
+      <w:proofErr w:type="gramStart"/>
       <w:r>
         <w:rPr>
           <w:rFonts w:ascii="Consolas" w:eastAsia="Times New Roman" w:hAnsi="Consolas" w:cs="Times New Roman"/>
@@ -8939,6 +11817,7 @@
         </w:rPr>
         <w:t>except</w:t>
       </w:r>
+      <w:proofErr w:type="gramEnd"/>
       <w:r>
         <w:rPr>
           <w:rFonts w:ascii="Consolas" w:eastAsia="Times New Roman" w:hAnsi="Consolas" w:cs="Times New Roman"/>
@@ -8987,6 +11866,7 @@
         </w:rPr>
         <w:t xml:space="preserve">        </w:t>
       </w:r>
+      <w:proofErr w:type="gramStart"/>
       <w:r>
         <w:rPr>
           <w:rFonts w:ascii="Consolas" w:eastAsia="Times New Roman" w:hAnsi="Consolas" w:cs="Times New Roman"/>
@@ -8996,14 +11876,35 @@
         </w:rPr>
         <w:t>return</w:t>
       </w:r>
-      <w:r>
-        <w:rPr>
-          <w:rFonts w:ascii="Consolas" w:eastAsia="Times New Roman" w:hAnsi="Consolas" w:cs="Times New Roman"/>
-          <w:color w:val="BBBEBF"/>
-          <w:sz w:val="16"/>
-          <w:szCs w:val="16"/>
-        </w:rPr>
-        <w:t xml:space="preserve"> jsonify({</w:t>
+      <w:proofErr w:type="gramEnd"/>
+      <w:r>
+        <w:rPr>
+          <w:rFonts w:ascii="Consolas" w:eastAsia="Times New Roman" w:hAnsi="Consolas" w:cs="Times New Roman"/>
+          <w:color w:val="BBBEBF"/>
+          <w:sz w:val="16"/>
+          <w:szCs w:val="16"/>
+        </w:rPr>
+        <w:t xml:space="preserve"> </w:t>
+      </w:r>
+      <w:proofErr w:type="spellStart"/>
+      <w:r>
+        <w:rPr>
+          <w:rFonts w:ascii="Consolas" w:eastAsia="Times New Roman" w:hAnsi="Consolas" w:cs="Times New Roman"/>
+          <w:color w:val="BBBEBF"/>
+          <w:sz w:val="16"/>
+          <w:szCs w:val="16"/>
+        </w:rPr>
+        <w:t>jsonify</w:t>
+      </w:r>
+      <w:proofErr w:type="spellEnd"/>
+      <w:r>
+        <w:rPr>
+          <w:rFonts w:ascii="Consolas" w:eastAsia="Times New Roman" w:hAnsi="Consolas" w:cs="Times New Roman"/>
+          <w:color w:val="BBBEBF"/>
+          <w:sz w:val="16"/>
+          <w:szCs w:val="16"/>
+        </w:rPr>
+        <w:t>({</w:t>
       </w:r>
       <w:r>
         <w:rPr>
@@ -9023,6 +11924,7 @@
         </w:rPr>
         <w:t xml:space="preserve">: </w:t>
       </w:r>
+      <w:proofErr w:type="spellStart"/>
       <w:r>
         <w:rPr>
           <w:rFonts w:ascii="Consolas" w:eastAsia="Times New Roman" w:hAnsi="Consolas" w:cs="Times New Roman"/>
@@ -9032,6 +11934,7 @@
         </w:rPr>
         <w:t>str</w:t>
       </w:r>
+      <w:proofErr w:type="spellEnd"/>
       <w:r>
         <w:rPr>
           <w:rFonts w:ascii="Consolas" w:eastAsia="Times New Roman" w:hAnsi="Consolas" w:cs="Times New Roman"/>
@@ -9071,6 +11974,7 @@
         </w:rPr>
         <w:t xml:space="preserve">    </w:t>
       </w:r>
+      <w:proofErr w:type="gramStart"/>
       <w:r>
         <w:rPr>
           <w:rFonts w:ascii="Consolas" w:eastAsia="Times New Roman" w:hAnsi="Consolas" w:cs="Times New Roman"/>
@@ -9080,6 +11984,7 @@
         </w:rPr>
         <w:t>finally</w:t>
       </w:r>
+      <w:proofErr w:type="gramEnd"/>
       <w:r>
         <w:rPr>
           <w:rFonts w:ascii="Consolas" w:eastAsia="Times New Roman" w:hAnsi="Consolas" w:cs="Times New Roman"/>
@@ -9108,29 +12013,73 @@
           <w:sz w:val="16"/>
           <w:szCs w:val="16"/>
         </w:rPr>
-        <w:t>        cursor.close()</w:t>
-      </w:r>
-    </w:p>
-    <w:p>
-      <w:pPr>
-        <w:shd w:val="clear" w:color="auto" w:fill="121314"/>
-        <w:spacing w:after="0" w:line="219" w:lineRule="atLeast"/>
-        <w:rPr>
-          <w:rFonts w:ascii="Consolas" w:eastAsia="Times New Roman" w:hAnsi="Consolas" w:cs="Times New Roman"/>
-          <w:color w:val="BBBEBF"/>
-          <w:sz w:val="16"/>
-          <w:szCs w:val="16"/>
-        </w:rPr>
-      </w:pPr>
-      <w:r>
-        <w:rPr>
-          <w:rFonts w:ascii="Consolas" w:eastAsia="Times New Roman" w:hAnsi="Consolas" w:cs="Times New Roman"/>
-          <w:color w:val="BBBEBF"/>
-          <w:sz w:val="16"/>
-          <w:szCs w:val="16"/>
-        </w:rPr>
-        <w:t>        conn.close()</w:t>
-      </w:r>
+        <w:t xml:space="preserve">        </w:t>
+      </w:r>
+      <w:proofErr w:type="spellStart"/>
+      <w:proofErr w:type="gramStart"/>
+      <w:r>
+        <w:rPr>
+          <w:rFonts w:ascii="Consolas" w:eastAsia="Times New Roman" w:hAnsi="Consolas" w:cs="Times New Roman"/>
+          <w:color w:val="BBBEBF"/>
+          <w:sz w:val="16"/>
+          <w:szCs w:val="16"/>
+        </w:rPr>
+        <w:t>cursor.close</w:t>
+      </w:r>
+      <w:proofErr w:type="spellEnd"/>
+      <w:r>
+        <w:rPr>
+          <w:rFonts w:ascii="Consolas" w:eastAsia="Times New Roman" w:hAnsi="Consolas" w:cs="Times New Roman"/>
+          <w:color w:val="BBBEBF"/>
+          <w:sz w:val="16"/>
+          <w:szCs w:val="16"/>
+        </w:rPr>
+        <w:t>()</w:t>
+      </w:r>
+      <w:proofErr w:type="gramEnd"/>
+    </w:p>
+    <w:p>
+      <w:pPr>
+        <w:shd w:val="clear" w:color="auto" w:fill="121314"/>
+        <w:spacing w:after="0" w:line="219" w:lineRule="atLeast"/>
+        <w:rPr>
+          <w:rFonts w:ascii="Consolas" w:eastAsia="Times New Roman" w:hAnsi="Consolas" w:cs="Times New Roman"/>
+          <w:color w:val="BBBEBF"/>
+          <w:sz w:val="16"/>
+          <w:szCs w:val="16"/>
+        </w:rPr>
+      </w:pPr>
+      <w:r>
+        <w:rPr>
+          <w:rFonts w:ascii="Consolas" w:eastAsia="Times New Roman" w:hAnsi="Consolas" w:cs="Times New Roman"/>
+          <w:color w:val="BBBEBF"/>
+          <w:sz w:val="16"/>
+          <w:szCs w:val="16"/>
+        </w:rPr>
+        <w:t xml:space="preserve">        </w:t>
+      </w:r>
+      <w:proofErr w:type="spellStart"/>
+      <w:proofErr w:type="gramStart"/>
+      <w:r>
+        <w:rPr>
+          <w:rFonts w:ascii="Consolas" w:eastAsia="Times New Roman" w:hAnsi="Consolas" w:cs="Times New Roman"/>
+          <w:color w:val="BBBEBF"/>
+          <w:sz w:val="16"/>
+          <w:szCs w:val="16"/>
+        </w:rPr>
+        <w:t>conn.close</w:t>
+      </w:r>
+      <w:proofErr w:type="spellEnd"/>
+      <w:r>
+        <w:rPr>
+          <w:rFonts w:ascii="Consolas" w:eastAsia="Times New Roman" w:hAnsi="Consolas" w:cs="Times New Roman"/>
+          <w:color w:val="BBBEBF"/>
+          <w:sz w:val="16"/>
+          <w:szCs w:val="16"/>
+        </w:rPr>
+        <w:t>()</w:t>
+      </w:r>
+      <w:proofErr w:type="gramEnd"/>
     </w:p>
     <w:p>
       <w:pPr>
@@ -9218,6 +12167,7 @@
           <w:szCs w:val="16"/>
         </w:rPr>
       </w:pPr>
+      <w:proofErr w:type="gramStart"/>
       <w:r>
         <w:rPr>
           <w:rFonts w:ascii="Consolas" w:eastAsia="Times New Roman" w:hAnsi="Consolas" w:cs="Times New Roman"/>
@@ -9227,6 +12177,7 @@
         </w:rPr>
         <w:t>if</w:t>
       </w:r>
+      <w:proofErr w:type="gramEnd"/>
       <w:r>
         <w:rPr>
           <w:rFonts w:ascii="Consolas" w:eastAsia="Times New Roman" w:hAnsi="Consolas" w:cs="Times New Roman"/>
@@ -9309,8 +12260,30 @@
           <w:sz w:val="16"/>
           <w:szCs w:val="16"/>
         </w:rPr>
-        <w:t>    app.run(</w:t>
-      </w:r>
+        <w:t xml:space="preserve">    </w:t>
+      </w:r>
+      <w:proofErr w:type="spellStart"/>
+      <w:proofErr w:type="gramStart"/>
+      <w:r>
+        <w:rPr>
+          <w:rFonts w:ascii="Consolas" w:eastAsia="Times New Roman" w:hAnsi="Consolas" w:cs="Times New Roman"/>
+          <w:color w:val="BBBEBF"/>
+          <w:sz w:val="16"/>
+          <w:szCs w:val="16"/>
+        </w:rPr>
+        <w:t>app.run</w:t>
+      </w:r>
+      <w:proofErr w:type="spellEnd"/>
+      <w:r>
+        <w:rPr>
+          <w:rFonts w:ascii="Consolas" w:eastAsia="Times New Roman" w:hAnsi="Consolas" w:cs="Times New Roman"/>
+          <w:color w:val="BBBEBF"/>
+          <w:sz w:val="16"/>
+          <w:szCs w:val="16"/>
+        </w:rPr>
+        <w:t>(</w:t>
+      </w:r>
+      <w:proofErr w:type="gramEnd"/>
       <w:r>
         <w:rPr>
           <w:rFonts w:ascii="Consolas" w:eastAsia="Times New Roman" w:hAnsi="Consolas" w:cs="Times New Roman"/>
@@ -9496,7 +12469,21 @@
           <w:b/>
           <w:sz w:val="28"/>
         </w:rPr>
-        <w:t>$python app.py</w:t>
+        <w:t>$python</w:t>
+      </w:r>
+      <w:r>
+        <w:rPr>
+          <w:b/>
+          <w:sz w:val="28"/>
+        </w:rPr>
+        <w:t>3</w:t>
+      </w:r>
+      <w:r>
+        <w:rPr>
+          <w:b/>
+          <w:sz w:val="28"/>
+        </w:rPr>
+        <w:t xml:space="preserve"> app.py</w:t>
       </w:r>
       <w:r>
         <w:rPr>
@@ -9672,6 +12659,7 @@
           <w:szCs w:val="16"/>
         </w:rPr>
       </w:pPr>
+      <w:proofErr w:type="gramStart"/>
       <w:r>
         <w:rPr>
           <w:rFonts w:ascii="Consolas" w:eastAsia="Times New Roman" w:hAnsi="Consolas" w:cs="Times New Roman"/>
@@ -9681,6 +12669,7 @@
         </w:rPr>
         <w:t>curl</w:t>
       </w:r>
+      <w:proofErr w:type="gramEnd"/>
       <w:r>
         <w:rPr>
           <w:rFonts w:ascii="Consolas" w:eastAsia="Times New Roman" w:hAnsi="Consolas" w:cs="Times New Roman"/>
@@ -9759,6 +12748,7 @@
           <w:szCs w:val="16"/>
         </w:rPr>
       </w:pPr>
+      <w:proofErr w:type="gramStart"/>
       <w:r>
         <w:rPr>
           <w:rFonts w:ascii="Consolas" w:eastAsia="Times New Roman" w:hAnsi="Consolas" w:cs="Times New Roman"/>
@@ -9768,6 +12758,7 @@
         </w:rPr>
         <w:t>curl</w:t>
       </w:r>
+      <w:proofErr w:type="gramEnd"/>
       <w:r>
         <w:rPr>
           <w:rFonts w:ascii="Consolas" w:eastAsia="Times New Roman" w:hAnsi="Consolas" w:cs="Times New Roman"/>
@@ -9859,20 +12850,9 @@
           <w:sz w:val="16"/>
           <w:szCs w:val="16"/>
         </w:rPr>
-        <w:t>  -H "Content-Type: application/json" \</w:t>
-      </w:r>
-    </w:p>
-    <w:p>
-      <w:pPr>
-        <w:shd w:val="clear" w:color="auto" w:fill="121314"/>
-        <w:spacing w:after="0" w:line="219" w:lineRule="atLeast"/>
-        <w:rPr>
-          <w:rFonts w:ascii="Consolas" w:eastAsia="Times New Roman" w:hAnsi="Consolas" w:cs="Times New Roman"/>
-          <w:color w:val="BBBEBF"/>
-          <w:sz w:val="16"/>
-          <w:szCs w:val="16"/>
-        </w:rPr>
-      </w:pPr>
+        <w:t>  -H "Content-Type: application/</w:t>
+      </w:r>
+      <w:proofErr w:type="spellStart"/>
       <w:r>
         <w:rPr>
           <w:rFonts w:ascii="Consolas" w:eastAsia="Times New Roman" w:hAnsi="Consolas" w:cs="Times New Roman"/>
@@ -9880,6 +12860,37 @@
           <w:sz w:val="16"/>
           <w:szCs w:val="16"/>
         </w:rPr>
+        <w:t>json</w:t>
+      </w:r>
+      <w:proofErr w:type="spellEnd"/>
+      <w:r>
+        <w:rPr>
+          <w:rFonts w:ascii="Consolas" w:eastAsia="Times New Roman" w:hAnsi="Consolas" w:cs="Times New Roman"/>
+          <w:color w:val="D4D4D4"/>
+          <w:sz w:val="16"/>
+          <w:szCs w:val="16"/>
+        </w:rPr>
+        <w:t>" \</w:t>
+      </w:r>
+    </w:p>
+    <w:p>
+      <w:pPr>
+        <w:shd w:val="clear" w:color="auto" w:fill="121314"/>
+        <w:spacing w:after="0" w:line="219" w:lineRule="atLeast"/>
+        <w:rPr>
+          <w:rFonts w:ascii="Consolas" w:eastAsia="Times New Roman" w:hAnsi="Consolas" w:cs="Times New Roman"/>
+          <w:color w:val="BBBEBF"/>
+          <w:sz w:val="16"/>
+          <w:szCs w:val="16"/>
+        </w:rPr>
+      </w:pPr>
+      <w:r>
+        <w:rPr>
+          <w:rFonts w:ascii="Consolas" w:eastAsia="Times New Roman" w:hAnsi="Consolas" w:cs="Times New Roman"/>
+          <w:color w:val="D4D4D4"/>
+          <w:sz w:val="16"/>
+          <w:szCs w:val="16"/>
+        </w:rPr>
         <w:t xml:space="preserve">  </w:t>
       </w:r>
       <w:r>
@@ -9907,32 +12918,53 @@
           <w:sz w:val="16"/>
           <w:szCs w:val="16"/>
         </w:rPr>
-        <w:t>'{"name":"John Doe","email":"john@example.com"}'</w:t>
-      </w:r>
-    </w:p>
-    <w:p>
-      <w:pPr>
-        <w:shd w:val="clear" w:color="auto" w:fill="121314"/>
-        <w:spacing w:after="0" w:line="219" w:lineRule="atLeast"/>
-        <w:rPr>
-          <w:rFonts w:ascii="Consolas" w:eastAsia="Times New Roman" w:hAnsi="Consolas" w:cs="Times New Roman"/>
-          <w:color w:val="BBBEBF"/>
-          <w:sz w:val="16"/>
-          <w:szCs w:val="16"/>
-        </w:rPr>
-      </w:pPr>
-    </w:p>
-    <w:p>
-      <w:pPr>
-        <w:shd w:val="clear" w:color="auto" w:fill="121314"/>
-        <w:spacing w:after="0" w:line="219" w:lineRule="atLeast"/>
-        <w:rPr>
-          <w:rFonts w:ascii="Consolas" w:eastAsia="Times New Roman" w:hAnsi="Consolas" w:cs="Times New Roman"/>
-          <w:color w:val="BBBEBF"/>
-          <w:sz w:val="16"/>
-          <w:szCs w:val="16"/>
-        </w:rPr>
-      </w:pPr>
+        <w:t xml:space="preserve">'{"name":"John </w:t>
+      </w:r>
+      <w:proofErr w:type="spellStart"/>
+      <w:r>
+        <w:rPr>
+          <w:rFonts w:ascii="Consolas" w:eastAsia="Times New Roman" w:hAnsi="Consolas" w:cs="Times New Roman"/>
+          <w:color w:val="A5D6FF"/>
+          <w:sz w:val="16"/>
+          <w:szCs w:val="16"/>
+        </w:rPr>
+        <w:t>Doe","email</w:t>
+      </w:r>
+      <w:proofErr w:type="spellEnd"/>
+      <w:r>
+        <w:rPr>
+          <w:rFonts w:ascii="Consolas" w:eastAsia="Times New Roman" w:hAnsi="Consolas" w:cs="Times New Roman"/>
+          <w:color w:val="A5D6FF"/>
+          <w:sz w:val="16"/>
+          <w:szCs w:val="16"/>
+        </w:rPr>
+        <w:t>":"john@example.com"}'</w:t>
+      </w:r>
+    </w:p>
+    <w:p>
+      <w:pPr>
+        <w:shd w:val="clear" w:color="auto" w:fill="121314"/>
+        <w:spacing w:after="0" w:line="219" w:lineRule="atLeast"/>
+        <w:rPr>
+          <w:rFonts w:ascii="Consolas" w:eastAsia="Times New Roman" w:hAnsi="Consolas" w:cs="Times New Roman"/>
+          <w:color w:val="BBBEBF"/>
+          <w:sz w:val="16"/>
+          <w:szCs w:val="16"/>
+        </w:rPr>
+      </w:pPr>
+    </w:p>
+    <w:p>
+      <w:pPr>
+        <w:shd w:val="clear" w:color="auto" w:fill="121314"/>
+        <w:spacing w:after="0" w:line="219" w:lineRule="atLeast"/>
+        <w:rPr>
+          <w:rFonts w:ascii="Consolas" w:eastAsia="Times New Roman" w:hAnsi="Consolas" w:cs="Times New Roman"/>
+          <w:color w:val="BBBEBF"/>
+          <w:sz w:val="16"/>
+          <w:szCs w:val="16"/>
+        </w:rPr>
+      </w:pPr>
+      <w:proofErr w:type="gramStart"/>
       <w:r>
         <w:rPr>
           <w:rFonts w:ascii="Consolas" w:eastAsia="Times New Roman" w:hAnsi="Consolas" w:cs="Times New Roman"/>
@@ -9942,6 +12974,7 @@
         </w:rPr>
         <w:t>curl</w:t>
       </w:r>
+      <w:proofErr w:type="gramEnd"/>
       <w:r>
         <w:rPr>
           <w:rFonts w:ascii="Consolas" w:eastAsia="Times New Roman" w:hAnsi="Consolas" w:cs="Times New Roman"/>
@@ -10033,20 +13066,9 @@
           <w:sz w:val="16"/>
           <w:szCs w:val="16"/>
         </w:rPr>
-        <w:t>  -H "Content-Type: application/json" \</w:t>
-      </w:r>
-    </w:p>
-    <w:p>
-      <w:pPr>
-        <w:shd w:val="clear" w:color="auto" w:fill="121314"/>
-        <w:spacing w:after="0" w:line="219" w:lineRule="atLeast"/>
-        <w:rPr>
-          <w:rFonts w:ascii="Consolas" w:eastAsia="Times New Roman" w:hAnsi="Consolas" w:cs="Times New Roman"/>
-          <w:color w:val="BBBEBF"/>
-          <w:sz w:val="16"/>
-          <w:szCs w:val="16"/>
-        </w:rPr>
-      </w:pPr>
+        <w:t>  -H "Content-Type: application/</w:t>
+      </w:r>
+      <w:proofErr w:type="spellStart"/>
       <w:r>
         <w:rPr>
           <w:rFonts w:ascii="Consolas" w:eastAsia="Times New Roman" w:hAnsi="Consolas" w:cs="Times New Roman"/>
@@ -10054,6 +13076,37 @@
           <w:sz w:val="16"/>
           <w:szCs w:val="16"/>
         </w:rPr>
+        <w:t>json</w:t>
+      </w:r>
+      <w:proofErr w:type="spellEnd"/>
+      <w:r>
+        <w:rPr>
+          <w:rFonts w:ascii="Consolas" w:eastAsia="Times New Roman" w:hAnsi="Consolas" w:cs="Times New Roman"/>
+          <w:color w:val="D4D4D4"/>
+          <w:sz w:val="16"/>
+          <w:szCs w:val="16"/>
+        </w:rPr>
+        <w:t>" \</w:t>
+      </w:r>
+    </w:p>
+    <w:p>
+      <w:pPr>
+        <w:shd w:val="clear" w:color="auto" w:fill="121314"/>
+        <w:spacing w:after="0" w:line="219" w:lineRule="atLeast"/>
+        <w:rPr>
+          <w:rFonts w:ascii="Consolas" w:eastAsia="Times New Roman" w:hAnsi="Consolas" w:cs="Times New Roman"/>
+          <w:color w:val="BBBEBF"/>
+          <w:sz w:val="16"/>
+          <w:szCs w:val="16"/>
+        </w:rPr>
+      </w:pPr>
+      <w:r>
+        <w:rPr>
+          <w:rFonts w:ascii="Consolas" w:eastAsia="Times New Roman" w:hAnsi="Consolas" w:cs="Times New Roman"/>
+          <w:color w:val="D4D4D4"/>
+          <w:sz w:val="16"/>
+          <w:szCs w:val="16"/>
+        </w:rPr>
         <w:t xml:space="preserve">  </w:t>
       </w:r>
       <w:r>
@@ -10081,32 +13134,53 @@
           <w:sz w:val="16"/>
           <w:szCs w:val="16"/>
         </w:rPr>
-        <w:t>'{"name":"John Updated","email":"john.updated@example.com"}'</w:t>
-      </w:r>
-    </w:p>
-    <w:p>
-      <w:pPr>
-        <w:shd w:val="clear" w:color="auto" w:fill="121314"/>
-        <w:spacing w:after="0" w:line="219" w:lineRule="atLeast"/>
-        <w:rPr>
-          <w:rFonts w:ascii="Consolas" w:eastAsia="Times New Roman" w:hAnsi="Consolas" w:cs="Times New Roman"/>
-          <w:color w:val="BBBEBF"/>
-          <w:sz w:val="16"/>
-          <w:szCs w:val="16"/>
-        </w:rPr>
-      </w:pPr>
-    </w:p>
-    <w:p>
-      <w:pPr>
-        <w:shd w:val="clear" w:color="auto" w:fill="121314"/>
-        <w:spacing w:after="0" w:line="219" w:lineRule="atLeast"/>
-        <w:rPr>
-          <w:rFonts w:ascii="Consolas" w:eastAsia="Times New Roman" w:hAnsi="Consolas" w:cs="Times New Roman"/>
-          <w:color w:val="BBBEBF"/>
-          <w:sz w:val="16"/>
-          <w:szCs w:val="16"/>
-        </w:rPr>
-      </w:pPr>
+        <w:t xml:space="preserve">'{"name":"John </w:t>
+      </w:r>
+      <w:proofErr w:type="spellStart"/>
+      <w:r>
+        <w:rPr>
+          <w:rFonts w:ascii="Consolas" w:eastAsia="Times New Roman" w:hAnsi="Consolas" w:cs="Times New Roman"/>
+          <w:color w:val="A5D6FF"/>
+          <w:sz w:val="16"/>
+          <w:szCs w:val="16"/>
+        </w:rPr>
+        <w:t>Updated","email</w:t>
+      </w:r>
+      <w:proofErr w:type="spellEnd"/>
+      <w:r>
+        <w:rPr>
+          <w:rFonts w:ascii="Consolas" w:eastAsia="Times New Roman" w:hAnsi="Consolas" w:cs="Times New Roman"/>
+          <w:color w:val="A5D6FF"/>
+          <w:sz w:val="16"/>
+          <w:szCs w:val="16"/>
+        </w:rPr>
+        <w:t>":"john.updated@example.com"}'</w:t>
+      </w:r>
+    </w:p>
+    <w:p>
+      <w:pPr>
+        <w:shd w:val="clear" w:color="auto" w:fill="121314"/>
+        <w:spacing w:after="0" w:line="219" w:lineRule="atLeast"/>
+        <w:rPr>
+          <w:rFonts w:ascii="Consolas" w:eastAsia="Times New Roman" w:hAnsi="Consolas" w:cs="Times New Roman"/>
+          <w:color w:val="BBBEBF"/>
+          <w:sz w:val="16"/>
+          <w:szCs w:val="16"/>
+        </w:rPr>
+      </w:pPr>
+    </w:p>
+    <w:p>
+      <w:pPr>
+        <w:shd w:val="clear" w:color="auto" w:fill="121314"/>
+        <w:spacing w:after="0" w:line="219" w:lineRule="atLeast"/>
+        <w:rPr>
+          <w:rFonts w:ascii="Consolas" w:eastAsia="Times New Roman" w:hAnsi="Consolas" w:cs="Times New Roman"/>
+          <w:color w:val="BBBEBF"/>
+          <w:sz w:val="16"/>
+          <w:szCs w:val="16"/>
+        </w:rPr>
+      </w:pPr>
+      <w:proofErr w:type="gramStart"/>
       <w:r>
         <w:rPr>
           <w:rFonts w:ascii="Consolas" w:eastAsia="Times New Roman" w:hAnsi="Consolas" w:cs="Times New Roman"/>
@@ -10116,6 +13190,7 @@
         </w:rPr>
         <w:t>curl</w:t>
       </w:r>
+      <w:proofErr w:type="gramEnd"/>
       <w:r>
         <w:rPr>
           <w:rFonts w:ascii="Consolas" w:eastAsia="Times New Roman" w:hAnsi="Consolas" w:cs="Times New Roman"/>
@@ -10305,7 +13380,39 @@
           <w:b/>
           <w:sz w:val="28"/>
         </w:rPr>
-        <w:t>($ps aux |grep python)</w:t>
+        <w:t>($</w:t>
+      </w:r>
+      <w:proofErr w:type="spellStart"/>
+      <w:r>
+        <w:rPr>
+          <w:b/>
+          <w:sz w:val="28"/>
+        </w:rPr>
+        <w:t>ps</w:t>
+      </w:r>
+      <w:proofErr w:type="spellEnd"/>
+      <w:r>
+        <w:rPr>
+          <w:b/>
+          <w:sz w:val="28"/>
+        </w:rPr>
+        <w:t xml:space="preserve"> aux |</w:t>
+      </w:r>
+      <w:proofErr w:type="spellStart"/>
+      <w:r>
+        <w:rPr>
+          <w:b/>
+          <w:sz w:val="28"/>
+        </w:rPr>
+        <w:t>grep</w:t>
+      </w:r>
+      <w:proofErr w:type="spellEnd"/>
+      <w:r>
+        <w:rPr>
+          <w:b/>
+          <w:sz w:val="28"/>
+        </w:rPr>
+        <w:t xml:space="preserve"> python)</w:t>
       </w:r>
       <w:r>
         <w:rPr>
@@ -10328,13 +13435,33 @@
         </w:rPr>
         <w:t>(</w:t>
       </w:r>
+      <w:proofErr w:type="spellStart"/>
+      <w:proofErr w:type="gramStart"/>
       <w:r>
         <w:rPr>
           <w:b/>
           <w:sz w:val="28"/>
         </w:rPr>
-        <w:t>ss -tuln</w:t>
-      </w:r>
+        <w:t>ss</w:t>
+      </w:r>
+      <w:proofErr w:type="spellEnd"/>
+      <w:proofErr w:type="gramEnd"/>
+      <w:r>
+        <w:rPr>
+          <w:b/>
+          <w:sz w:val="28"/>
+        </w:rPr>
+        <w:t xml:space="preserve"> -</w:t>
+      </w:r>
+      <w:proofErr w:type="spellStart"/>
+      <w:r>
+        <w:rPr>
+          <w:b/>
+          <w:sz w:val="28"/>
+        </w:rPr>
+        <w:t>tuln</w:t>
+      </w:r>
+      <w:proofErr w:type="spellEnd"/>
       <w:r>
         <w:rPr>
           <w:sz w:val="28"/>
@@ -10440,6 +13567,7 @@
         </w:rPr>
         <w:t xml:space="preserve">Service is running on </w:t>
       </w:r>
+      <w:proofErr w:type="gramStart"/>
       <w:r>
         <w:rPr>
           <w:b/>
@@ -10447,6 +13575,7 @@
         </w:rPr>
         <w:t>port :5000</w:t>
       </w:r>
+      <w:proofErr w:type="gramEnd"/>
     </w:p>
     <w:p>
       <w:pPr>
@@ -10529,7 +13658,21 @@
         <w:rPr>
           <w:sz w:val="28"/>
         </w:rPr>
-        <w:t>Conclusion – Backend server (Bastion host )is communicating with  RDS database -1 .</w:t>
+        <w:t xml:space="preserve">Conclusion – Backend server (Bastion </w:t>
+      </w:r>
+      <w:proofErr w:type="gramStart"/>
+      <w:r>
+        <w:rPr>
+          <w:sz w:val="28"/>
+        </w:rPr>
+        <w:t>host )is</w:t>
+      </w:r>
+      <w:proofErr w:type="gramEnd"/>
+      <w:r>
+        <w:rPr>
+          <w:sz w:val="28"/>
+        </w:rPr>
+        <w:t xml:space="preserve"> communicating with  RDS database -1 .</w:t>
       </w:r>
     </w:p>
     <w:p>
